--- a/weekly_docs/科学技术打头阵_发言整理_2026-W27.docx
+++ b/weekly_docs/科学技术打头阵_发言整理_2026-W27.docx
@@ -16,7 +16,7 @@
         <w:jc w:val="center"/>
       </w:pPr>
       <w:r>
-        <w:t>2026-06-29 至 2026-07-05；共 69 条</w:t>
+        <w:t>2026-06-29 至 2026-07-05；共 94 条</w:t>
       </w:r>
     </w:p>
     <w:tbl>
@@ -5280,6 +5280,2288 @@
                 <w:sz w:val="20"/>
               </w:rPr>
               <w:t>操作策略没有最对的，只有最适合自己的。起码目前我跟楼半年找到了适合自己的操作方式，唯有感恩。</w:t>
+            </w:r>
+          </w:p>
+        </w:tc>
+      </w:tr>
+    </w:tbl>
+    <w:p>
+      <w:pPr>
+        <w:spacing w:after="40"/>
+      </w:pPr>
+    </w:p>
+    <w:tbl>
+      <w:tblPr>
+        <w:tblStyle w:val="TableGrid"/>
+        <w:tblW w:type="auto" w:w="0"/>
+        <w:tblLook w:firstColumn="1" w:firstRow="1" w:lastColumn="0" w:lastRow="0" w:noHBand="0" w:noVBand="1" w:val="04A0"/>
+      </w:tblPr>
+      <w:tblGrid>
+        <w:gridCol w:w="10080"/>
+      </w:tblGrid>
+      <w:tr>
+        <w:tc>
+          <w:tcPr>
+            <w:tcW w:type="dxa" w:w="10080"/>
+            <w:shd w:fill="EAF3EA"/>
+          </w:tcPr>
+          <w:p>
+            <w:pPr>
+              <w:spacing w:after="0"/>
+            </w:pPr>
+            <w:r>
+              <w:rPr>
+                <w:b/>
+                <w:color w:val="166534"/>
+                <w:sz w:val="23"/>
+              </w:rPr>
+              <w:t>2026-06-29 16:25  |  3475楼  |  狼大  |  UID 150058</w:t>
+            </w:r>
+          </w:p>
+        </w:tc>
+      </w:tr>
+      <w:tr>
+        <w:tc>
+          <w:tcPr>
+            <w:tcW w:type="dxa" w:w="10080"/>
+          </w:tcPr>
+          <w:p>
+            <w:pPr>
+              <w:spacing w:line="276" w:lineRule="auto" w:after="100"/>
+            </w:pPr>
+            <w:r>
+              <w:rPr>
+                <w:color w:val="111827"/>
+                <w:sz w:val="24"/>
+              </w:rPr>
+              <w:t>Reply Post by alleriawr9二号机 (2026-06-29 16:20):</w:t>
+            </w:r>
+          </w:p>
+          <w:p>
+            <w:pPr>
+              <w:spacing w:line="276" w:lineRule="auto" w:after="100"/>
+            </w:pPr>
+            <w:r>
+              <w:rPr>
+                <w:color w:val="111827"/>
+                <w:sz w:val="24"/>
+              </w:rPr>
+              <w:t>不是，你们真看不懂狼大在说什么吗，见好就收就是指，对下半年铁盒依然保持两倍涨幅没信心了，这个判断之后也就不要再提了。</w:t>
+            </w:r>
+            <w:r>
+              <w:br/>
+            </w:r>
+            <w:r>
+              <w:rPr>
+                <w:color w:val="111827"/>
+                <w:sz w:val="24"/>
+              </w:rPr>
+              <w:t>但是半导体是不是不能玩了呢？铁盒包括设备和材料，我贴了一些之前的回复，结合起来看就很明显了，设备上半年跑通，下半年材料还可以做。</w:t>
+            </w:r>
+            <w:r>
+              <w:br/>
+            </w:r>
+            <w:r>
+              <w:rPr>
+                <w:color w:val="111827"/>
+                <w:sz w:val="24"/>
+              </w:rPr>
+              <w:t>嗯 等中报完 科技调仓的时候 扩产带来的材料消耗周期不会变的</w:t>
+            </w:r>
+            <w:r>
+              <w:br/>
+            </w:r>
+            <w:r>
+              <w:rPr>
+                <w:color w:val="111827"/>
+                <w:sz w:val="24"/>
+              </w:rPr>
+              <w:t>特别是我们现在基本纯靠国产替代</w:t>
+            </w:r>
+            <w:r>
+              <w:br/>
+            </w:r>
+            <w:r>
+              <w:rPr>
+                <w:color w:val="111827"/>
+                <w:sz w:val="24"/>
+              </w:rPr>
+              <w:t>这种暂时明显还是落后于世界最顶级芯片的，那又要尽量接近于世界最顶级算力的情况下</w:t>
+            </w:r>
+            <w:r>
+              <w:br/>
+            </w:r>
+            <w:r>
+              <w:rPr>
+                <w:color w:val="111827"/>
+                <w:sz w:val="24"/>
+              </w:rPr>
+              <w:t>只能是加速 加倍消耗材料</w:t>
+            </w:r>
+            <w:r>
+              <w:br/>
+            </w:r>
+            <w:r>
+              <w:rPr>
+                <w:color w:val="111827"/>
+                <w:sz w:val="24"/>
+              </w:rPr>
+              <w:t>用量堆出质</w:t>
+            </w:r>
+            <w:r>
+              <w:br/>
+            </w:r>
+            <w:r>
+              <w:rPr>
+                <w:color w:val="111827"/>
+                <w:sz w:val="24"/>
+              </w:rPr>
+              <w:t>这也是符合涛定律的核心理念，不是弯道超车，是被强封锁后的无奈突围。</w:t>
+            </w:r>
+          </w:p>
+          <w:p>
+            <w:pPr>
+              <w:spacing w:line="276" w:lineRule="auto" w:after="100"/>
+            </w:pPr>
+            <w:r>
+              <w:rPr>
+                <w:color w:val="111827"/>
+                <w:sz w:val="24"/>
+              </w:rPr>
+              <w:t>这也是为什么我之前说 上半年设备 下半年材料的核心底层逻辑</w:t>
+            </w:r>
+          </w:p>
+          <w:p>
+            <w:pPr>
+              <w:spacing w:line="276" w:lineRule="auto" w:after="100"/>
+            </w:pPr>
+            <w:r>
+              <w:rPr>
+                <w:color w:val="111827"/>
+                <w:sz w:val="24"/>
+              </w:rPr>
+              <w:t>不过这里相对高位，高位看量价，低位才看逻辑。</w:t>
+            </w:r>
+          </w:p>
+        </w:tc>
+      </w:tr>
+    </w:tbl>
+    <w:p>
+      <w:pPr>
+        <w:spacing w:after="40"/>
+      </w:pPr>
+    </w:p>
+    <w:tbl>
+      <w:tblPr>
+        <w:tblStyle w:val="TableGrid"/>
+        <w:tblW w:type="auto" w:w="0"/>
+        <w:tblLook w:firstColumn="1" w:firstRow="1" w:lastColumn="0" w:lastRow="0" w:noHBand="0" w:noVBand="1" w:val="04A0"/>
+      </w:tblPr>
+      <w:tblGrid>
+        <w:gridCol w:w="10080"/>
+      </w:tblGrid>
+      <w:tr>
+        <w:tc>
+          <w:tcPr>
+            <w:tcW w:type="dxa" w:w="10080"/>
+            <w:shd w:fill="F3F4F6"/>
+          </w:tcPr>
+          <w:p>
+            <w:pPr>
+              <w:spacing w:after="0"/>
+            </w:pPr>
+            <w:r>
+              <w:rPr>
+                <w:b/>
+                <w:color w:val="374151"/>
+                <w:sz w:val="19"/>
+              </w:rPr>
+              <w:t>2026-06-29 16:28  |  1522楼  |  包子music  |  UID 42162697</w:t>
+            </w:r>
+          </w:p>
+        </w:tc>
+      </w:tr>
+      <w:tr>
+        <w:tc>
+          <w:tcPr>
+            <w:tcW w:type="dxa" w:w="10080"/>
+          </w:tcPr>
+          <w:p>
+            <w:pPr>
+              <w:spacing w:line="276" w:lineRule="auto" w:after="100"/>
+            </w:pPr>
+            <w:r>
+              <w:rPr>
+                <w:sz w:val="20"/>
+              </w:rPr>
+              <w:t>Reply to Reply Post by -我爱切尔西- (2026-06-29 16:24)我现在基本就看三次盘：10:00一次，午睡醒了一次，尾盘一次。就是看一眼挂个单，没到位就摆，到位就移动止盈止损。我除了有时间盯盘会按15min*3战法操作，否则都是日k级/周k级的指标来挂单。沪电75启动前我甚至是按月k倍仓的。</w:t>
+            </w:r>
+          </w:p>
+          <w:p>
+            <w:pPr>
+              <w:spacing w:line="276" w:lineRule="auto" w:after="100"/>
+            </w:pPr>
+            <w:r>
+              <w:rPr>
+                <w:sz w:val="20"/>
+              </w:rPr>
+              <w:t>15min不适合要干活的人，</w:t>
+            </w:r>
+            <w:r>
+              <w:br/>
+            </w:r>
+            <w:r>
+              <w:rPr>
+                <w:sz w:val="20"/>
+              </w:rPr>
+              <w:t>高强度盯盘做多铁盒科技，</w:t>
+            </w:r>
+            <w:r>
+              <w:br/>
+            </w:r>
+            <w:r>
+              <w:rPr>
+                <w:sz w:val="20"/>
+              </w:rPr>
+              <w:t>不如高强度做多饭盒科研。</w:t>
+            </w:r>
+          </w:p>
+        </w:tc>
+      </w:tr>
+    </w:tbl>
+    <w:p>
+      <w:pPr>
+        <w:spacing w:after="40"/>
+      </w:pPr>
+    </w:p>
+    <w:tbl>
+      <w:tblPr>
+        <w:tblStyle w:val="TableGrid"/>
+        <w:tblW w:type="auto" w:w="0"/>
+        <w:tblLook w:firstColumn="1" w:firstRow="1" w:lastColumn="0" w:lastRow="0" w:noHBand="0" w:noVBand="1" w:val="04A0"/>
+      </w:tblPr>
+      <w:tblGrid>
+        <w:gridCol w:w="10080"/>
+      </w:tblGrid>
+      <w:tr>
+        <w:tc>
+          <w:tcPr>
+            <w:tcW w:type="dxa" w:w="10080"/>
+            <w:shd w:fill="F3F4F6"/>
+          </w:tcPr>
+          <w:p>
+            <w:pPr>
+              <w:spacing w:after="0"/>
+            </w:pPr>
+            <w:r>
+              <w:rPr>
+                <w:b/>
+                <w:color w:val="374151"/>
+                <w:sz w:val="19"/>
+              </w:rPr>
+              <w:t>2026-06-29 16:54  |  1554楼  |  zippo578  |  UID 65329649</w:t>
+            </w:r>
+          </w:p>
+        </w:tc>
+      </w:tr>
+      <w:tr>
+        <w:tc>
+          <w:tcPr>
+            <w:tcW w:type="dxa" w:w="10080"/>
+          </w:tcPr>
+          <w:p>
+            <w:pPr>
+              <w:spacing w:line="276" w:lineRule="auto" w:after="100"/>
+            </w:pPr>
+            <w:r>
+              <w:rPr>
+                <w:sz w:val="20"/>
+              </w:rPr>
+              <w:t>Reply to Reply Post by 织梦难知醒 (2026-06-29 15:09)</w:t>
+            </w:r>
+            <w:r>
+              <w:br/>
+            </w:r>
+            <w:r>
+              <w:rPr>
+                <w:sz w:val="20"/>
+              </w:rPr>
+              <w:t>不是技术底</w:t>
+            </w:r>
+            <w:r>
+              <w:br/>
+            </w:r>
+            <w:r>
+              <w:rPr>
+                <w:sz w:val="20"/>
+              </w:rPr>
+              <w:t>上午第二个小时开始缩量</w:t>
+            </w:r>
+            <w:r>
+              <w:br/>
+            </w:r>
+            <w:r>
+              <w:rPr>
+                <w:sz w:val="20"/>
+              </w:rPr>
+              <w:t>然后下午第一个十五分钟缩量下跌</w:t>
+            </w:r>
+            <w:r>
+              <w:br/>
+            </w:r>
+            <w:r>
+              <w:rPr>
+                <w:sz w:val="20"/>
+              </w:rPr>
+              <w:t>更多的是博吧</w:t>
+            </w:r>
+            <w:r>
+              <w:br/>
+            </w:r>
+            <w:r>
+              <w:rPr>
+                <w:sz w:val="20"/>
+              </w:rPr>
+              <w:t>那位置如果缩转放，那就是灌肠阴了</w:t>
+            </w:r>
+          </w:p>
+        </w:tc>
+      </w:tr>
+    </w:tbl>
+    <w:p>
+      <w:pPr>
+        <w:spacing w:after="40"/>
+      </w:pPr>
+    </w:p>
+    <w:tbl>
+      <w:tblPr>
+        <w:tblStyle w:val="TableGrid"/>
+        <w:tblW w:type="auto" w:w="0"/>
+        <w:tblLook w:firstColumn="1" w:firstRow="1" w:lastColumn="0" w:lastRow="0" w:noHBand="0" w:noVBand="1" w:val="04A0"/>
+      </w:tblPr>
+      <w:tblGrid>
+        <w:gridCol w:w="10080"/>
+      </w:tblGrid>
+      <w:tr>
+        <w:tc>
+          <w:tcPr>
+            <w:tcW w:type="dxa" w:w="10080"/>
+            <w:shd w:fill="F3F4F6"/>
+          </w:tcPr>
+          <w:p>
+            <w:pPr>
+              <w:spacing w:after="0"/>
+            </w:pPr>
+            <w:r>
+              <w:rPr>
+                <w:b/>
+                <w:color w:val="374151"/>
+                <w:sz w:val="19"/>
+              </w:rPr>
+              <w:t>2026-06-29 17:02  |  1523楼  |  包子music  |  UID 42162697</w:t>
+            </w:r>
+          </w:p>
+        </w:tc>
+      </w:tr>
+      <w:tr>
+        <w:tc>
+          <w:tcPr>
+            <w:tcW w:type="dxa" w:w="10080"/>
+          </w:tcPr>
+          <w:p>
+            <w:pPr>
+              <w:spacing w:line="276" w:lineRule="auto" w:after="100"/>
+            </w:pPr>
+            <w:r>
+              <w:rPr>
+                <w:sz w:val="20"/>
+              </w:rPr>
+              <w:t>Reply to Reply Post by frank628 (2026-06-29 16:44)长线逻辑靠咱自己想，大涨和大跌就会有人给你找逻辑了。</w:t>
+            </w:r>
+          </w:p>
+          <w:p>
+            <w:pPr>
+              <w:spacing w:line="276" w:lineRule="auto" w:after="100"/>
+            </w:pPr>
+            <w:r>
+              <w:rPr>
+                <w:sz w:val="20"/>
+              </w:rPr>
+              <w:t>大半年前点出铁盒和宝贝王国的长线仓的时候，也没见同步分享逻辑，验证的那天已经没有溢价了，涨起来谁都看得懂逻辑。这个帖子16w楼，任何一个漏的标都起码有100楼讨论过相关的逻辑。</w:t>
+            </w:r>
+          </w:p>
+          <w:p>
+            <w:pPr>
+              <w:spacing w:line="276" w:lineRule="auto" w:after="100"/>
+            </w:pPr>
+            <w:r>
+              <w:rPr>
+                <w:sz w:val="20"/>
+              </w:rPr>
+              <w:t>假设这16w回帖里面有10%的楼层是不带情绪的认真讨论，且每层你能看进去8个字的话，那也是12w字。做对主线控制回撤，低买高卖才能赚钱，自立自强科学技术。这些都是8字焚决，没那么难记。</w:t>
+            </w:r>
+          </w:p>
+          <w:p>
+            <w:pPr>
+              <w:spacing w:line="276" w:lineRule="auto" w:after="100"/>
+            </w:pPr>
+            <w:r>
+              <w:rPr>
+                <w:sz w:val="20"/>
+              </w:rPr>
+              <w:t>余华的《活着》也是12w字，没有狼楼的时候我读它思考人生，进了狼楼我跟楼思考人生。而互联网时代人们丢掉了读书的沉稳，连爬楼都日益浮躁了。</w:t>
+            </w:r>
+            <w:r>
+              <w:br/>
+            </w:r>
+            <w:r>
+              <w:rPr>
+                <w:sz w:val="20"/>
+              </w:rPr>
+              <w:t>明明一切都白纸黑字躺在那里，亦如在书中娓娓讲述人生的福贵。而我知道这楼里的12w字是能让我在股市里《活着》的，仅此而已。</w:t>
+            </w:r>
+          </w:p>
+        </w:tc>
+      </w:tr>
+    </w:tbl>
+    <w:p>
+      <w:pPr>
+        <w:spacing w:after="40"/>
+      </w:pPr>
+    </w:p>
+    <w:tbl>
+      <w:tblPr>
+        <w:tblStyle w:val="TableGrid"/>
+        <w:tblW w:type="auto" w:w="0"/>
+        <w:tblLook w:firstColumn="1" w:firstRow="1" w:lastColumn="0" w:lastRow="0" w:noHBand="0" w:noVBand="1" w:val="04A0"/>
+      </w:tblPr>
+      <w:tblGrid>
+        <w:gridCol w:w="10080"/>
+      </w:tblGrid>
+      <w:tr>
+        <w:tc>
+          <w:tcPr>
+            <w:tcW w:type="dxa" w:w="10080"/>
+            <w:shd w:fill="F3F4F6"/>
+          </w:tcPr>
+          <w:p>
+            <w:pPr>
+              <w:spacing w:after="0"/>
+            </w:pPr>
+            <w:r>
+              <w:rPr>
+                <w:b/>
+                <w:color w:val="374151"/>
+                <w:sz w:val="19"/>
+              </w:rPr>
+              <w:t>2026-06-29 17:23  |  1524楼  |  包子music  |  UID 42162697</w:t>
+            </w:r>
+          </w:p>
+        </w:tc>
+      </w:tr>
+      <w:tr>
+        <w:tc>
+          <w:tcPr>
+            <w:tcW w:type="dxa" w:w="10080"/>
+          </w:tcPr>
+          <w:p>
+            <w:pPr>
+              <w:spacing w:line="276" w:lineRule="auto" w:after="100"/>
+            </w:pPr>
+            <w:r>
+              <w:rPr>
+                <w:sz w:val="20"/>
+              </w:rPr>
+              <w:t>Reply to Reply Post by hua8493 (2026-06-29 17:12)小巧思没亏啊，因为那是我应得的学费；跑不赢铁盒那肯定是我的问题，6月到现在赚的比5月还多[s:ac:吻]</w:t>
+            </w:r>
+            <w:r>
+              <w:br/>
+            </w:r>
+            <w:r>
+              <w:rPr>
+                <w:sz w:val="20"/>
+              </w:rPr>
+              <w:t>在楼里学完还得建议好兄弟操作，跟他说神秘锁妖塔200以上全是套牢盘，逻辑和量价支撑不起同等高度的双头；且泥潭神秘人曾经说过任何指数和股价超过正百都可能有20~30的惯性。所以200喊他put，200~220都是胜率不低的好short位。</w:t>
+            </w:r>
+          </w:p>
+          <w:p>
+            <w:pPr>
+              <w:spacing w:line="276" w:lineRule="auto" w:after="100"/>
+            </w:pPr>
+            <w:r>
+              <w:rPr>
+                <w:sz w:val="20"/>
+              </w:rPr>
+              <w:t>结果大哥就听了一半，回落到200又惦记倍仓抄底了[s:a2:自戳双目]现在天天问我哪学的技术和基本面逻辑。[del]虽然我也在打野标里亏钱，但不妨碍靠hxd请客吃饭回血[/del]</w:t>
+            </w:r>
+          </w:p>
+        </w:tc>
+      </w:tr>
+    </w:tbl>
+    <w:p>
+      <w:pPr>
+        <w:spacing w:after="40"/>
+      </w:pPr>
+    </w:p>
+    <w:tbl>
+      <w:tblPr>
+        <w:tblStyle w:val="TableGrid"/>
+        <w:tblW w:type="auto" w:w="0"/>
+        <w:tblLook w:firstColumn="1" w:firstRow="1" w:lastColumn="0" w:lastRow="0" w:noHBand="0" w:noVBand="1" w:val="04A0"/>
+      </w:tblPr>
+      <w:tblGrid>
+        <w:gridCol w:w="10080"/>
+      </w:tblGrid>
+      <w:tr>
+        <w:tc>
+          <w:tcPr>
+            <w:tcW w:type="dxa" w:w="10080"/>
+            <w:shd w:fill="F3F4F6"/>
+          </w:tcPr>
+          <w:p>
+            <w:pPr>
+              <w:spacing w:after="0"/>
+            </w:pPr>
+            <w:r>
+              <w:rPr>
+                <w:b/>
+                <w:color w:val="374151"/>
+                <w:sz w:val="19"/>
+              </w:rPr>
+              <w:t>2026-06-29 18:01  |  2983楼  |  Rzzz二号机  |  UID 67143809</w:t>
+            </w:r>
+          </w:p>
+        </w:tc>
+      </w:tr>
+      <w:tr>
+        <w:tc>
+          <w:tcPr>
+            <w:tcW w:type="dxa" w:w="10080"/>
+          </w:tcPr>
+          <w:p>
+            <w:pPr>
+              <w:spacing w:line="276" w:lineRule="auto" w:after="100"/>
+            </w:pPr>
+            <w:r>
+              <w:rPr>
+                <w:sz w:val="20"/>
+              </w:rPr>
+              <w:t>Reply Post by 你看看你？ (2026-06-29 17:54):</w:t>
+            </w:r>
+          </w:p>
+          <w:p>
+            <w:pPr>
+              <w:spacing w:line="276" w:lineRule="auto" w:after="100"/>
+            </w:pPr>
+            <w:r>
+              <w:rPr>
+                <w:sz w:val="20"/>
+              </w:rPr>
+              <w:t>sora 酱在外面 boss 直聘了，还抛砖引玉了，至少其中一个标的明确啦[s:ac:哭笑]</w:t>
+            </w:r>
+          </w:p>
+          <w:p>
+            <w:pPr>
+              <w:spacing w:line="276" w:lineRule="auto" w:after="100"/>
+            </w:pPr>
+            <w:r>
+              <w:rPr>
+                <w:sz w:val="20"/>
+              </w:rPr>
+              <w:t>[s:ac:哭笑]多氟多这个车 我觉得也是有点颠</w:t>
+            </w:r>
+          </w:p>
+        </w:tc>
+      </w:tr>
+    </w:tbl>
+    <w:p>
+      <w:pPr>
+        <w:spacing w:after="40"/>
+      </w:pPr>
+    </w:p>
+    <w:tbl>
+      <w:tblPr>
+        <w:tblStyle w:val="TableGrid"/>
+        <w:tblW w:type="auto" w:w="0"/>
+        <w:tblLook w:firstColumn="1" w:firstRow="1" w:lastColumn="0" w:lastRow="0" w:noHBand="0" w:noVBand="1" w:val="04A0"/>
+      </w:tblPr>
+      <w:tblGrid>
+        <w:gridCol w:w="10080"/>
+      </w:tblGrid>
+      <w:tr>
+        <w:tc>
+          <w:tcPr>
+            <w:tcW w:type="dxa" w:w="10080"/>
+            <w:shd w:fill="F3F4F6"/>
+          </w:tcPr>
+          <w:p>
+            <w:pPr>
+              <w:spacing w:after="0"/>
+            </w:pPr>
+            <w:r>
+              <w:rPr>
+                <w:b/>
+                <w:color w:val="374151"/>
+                <w:sz w:val="19"/>
+              </w:rPr>
+              <w:t>2026-06-29 20:36  |  1512楼  |  xbox  |  UID 331181</w:t>
+            </w:r>
+          </w:p>
+        </w:tc>
+      </w:tr>
+      <w:tr>
+        <w:tc>
+          <w:tcPr>
+            <w:tcW w:type="dxa" w:w="10080"/>
+          </w:tcPr>
+          <w:p>
+            <w:pPr>
+              <w:spacing w:line="276" w:lineRule="auto" w:after="100"/>
+            </w:pPr>
+            <w:r>
+              <w:rPr>
+                <w:sz w:val="20"/>
+              </w:rPr>
+              <w:t>高潮扩散四阶段演变追踪：</w:t>
+            </w:r>
+            <w:r>
+              <w:br/>
+            </w:r>
+            <w:r>
+              <w:rPr>
+                <w:sz w:val="20"/>
+              </w:rPr>
+              <w:t>[table]</w:t>
+            </w:r>
+            <w:r>
+              <w:br/>
+            </w:r>
+            <w:r>
+              <w:rPr>
+                <w:sz w:val="20"/>
+              </w:rPr>
+              <w:t>[tr]</w:t>
+            </w:r>
+            <w:r>
+              <w:br/>
+            </w:r>
+            <w:r>
+              <w:rPr>
+                <w:sz w:val="20"/>
+              </w:rPr>
+              <w:t>[td]日期[/td][td]机构[/td][td]外资[/td][td]游资[/td][td]阶段[/td][td]关键信号[/td]</w:t>
+            </w:r>
+            <w:r>
+              <w:br/>
+            </w:r>
+            <w:r>
+              <w:rPr>
+                <w:sz w:val="20"/>
+              </w:rPr>
+              <w:t>[/tr]</w:t>
+            </w:r>
+            <w:r>
+              <w:br/>
+            </w:r>
+            <w:r>
+              <w:rPr>
+                <w:sz w:val="20"/>
+              </w:rPr>
+              <w:t>[tr]</w:t>
+            </w:r>
+            <w:r>
+              <w:br/>
+            </w:r>
+            <w:r>
+              <w:rPr>
+                <w:sz w:val="20"/>
+              </w:rPr>
+              <w:t>[td]6/22[/td]</w:t>
+            </w:r>
+            <w:r>
+              <w:br/>
+            </w:r>
+            <w:r>
+              <w:rPr>
+                <w:sz w:val="20"/>
+              </w:rPr>
+              <w:t>[td]-31.64亿[/td]</w:t>
+            </w:r>
+            <w:r>
+              <w:br/>
+            </w:r>
+            <w:r>
+              <w:rPr>
+                <w:sz w:val="20"/>
+              </w:rPr>
+              <w:t>[td]—[/td]</w:t>
+            </w:r>
+            <w:r>
+              <w:br/>
+            </w:r>
+            <w:r>
+              <w:rPr>
+                <w:sz w:val="20"/>
+              </w:rPr>
+              <w:t>[td]+20.38亿[/td]</w:t>
+            </w:r>
+            <w:r>
+              <w:br/>
+            </w:r>
+            <w:r>
+              <w:rPr>
+                <w:sz w:val="20"/>
+              </w:rPr>
+              <w:t>[td]早期信号[/td]</w:t>
+            </w:r>
+            <w:r>
+              <w:br/>
+            </w:r>
+            <w:r>
+              <w:rPr>
+                <w:sz w:val="20"/>
+              </w:rPr>
+              <w:t>[td]机构卖+游资攻[/td][/tr]</w:t>
+            </w:r>
+            <w:r>
+              <w:br/>
+            </w:r>
+            <w:r>
+              <w:rPr>
+                <w:sz w:val="20"/>
+              </w:rPr>
+              <w:t>[tr]</w:t>
+            </w:r>
+            <w:r>
+              <w:br/>
+            </w:r>
+            <w:r>
+              <w:rPr>
+                <w:sz w:val="20"/>
+              </w:rPr>
+              <w:t>[td]6/24[/td]</w:t>
+            </w:r>
+            <w:r>
+              <w:br/>
+            </w:r>
+            <w:r>
+              <w:rPr>
+                <w:sz w:val="20"/>
+              </w:rPr>
+              <w:t>[td]+99.93亿[/td]</w:t>
+            </w:r>
+            <w:r>
+              <w:br/>
+            </w:r>
+            <w:r>
+              <w:rPr>
+                <w:sz w:val="20"/>
+              </w:rPr>
+              <w:t>[td]+36.01亿[/td]</w:t>
+            </w:r>
+            <w:r>
+              <w:br/>
+            </w:r>
+            <w:r>
+              <w:rPr>
+                <w:sz w:val="20"/>
+              </w:rPr>
+              <w:t>[td]-1.32亿[/td]</w:t>
+            </w:r>
+            <w:r>
+              <w:br/>
+            </w:r>
+            <w:r>
+              <w:rPr>
+                <w:sz w:val="20"/>
+              </w:rPr>
+              <w:t>[td]机构派发[/td]</w:t>
+            </w:r>
+            <w:r>
+              <w:br/>
+            </w:r>
+            <w:r>
+              <w:rPr>
+                <w:sz w:val="20"/>
+              </w:rPr>
+              <w:t>[td]机构独买+游资翻卖[/td][/tr]</w:t>
+            </w:r>
+            <w:r>
+              <w:br/>
+            </w:r>
+            <w:r>
+              <w:rPr>
+                <w:sz w:val="20"/>
+              </w:rPr>
+              <w:t>[tr]</w:t>
+            </w:r>
+            <w:r>
+              <w:br/>
+            </w:r>
+            <w:r>
+              <w:rPr>
+                <w:sz w:val="20"/>
+              </w:rPr>
+              <w:t>[td]6/25[/td]</w:t>
+            </w:r>
+            <w:r>
+              <w:br/>
+            </w:r>
+            <w:r>
+              <w:rPr>
+                <w:sz w:val="20"/>
+              </w:rPr>
+              <w:t>[td]+54.81亿[/td]</w:t>
+            </w:r>
+            <w:r>
+              <w:br/>
+            </w:r>
+            <w:r>
+              <w:rPr>
+                <w:sz w:val="20"/>
+              </w:rPr>
+              <w:t>[td]+61.10亿[/td]</w:t>
+            </w:r>
+            <w:r>
+              <w:br/>
+            </w:r>
+            <w:r>
+              <w:rPr>
+                <w:sz w:val="20"/>
+              </w:rPr>
+              <w:t>[td]+40.11亿[/td]</w:t>
+            </w:r>
+            <w:r>
+              <w:br/>
+            </w:r>
+            <w:r>
+              <w:rPr>
+                <w:sz w:val="20"/>
+              </w:rPr>
+              <w:t>[td]→过渡[/td]</w:t>
+            </w:r>
+            <w:r>
+              <w:br/>
+            </w:r>
+            <w:r>
+              <w:rPr>
+                <w:sz w:val="20"/>
+              </w:rPr>
+              <w:t>[td]机构减半+外资游资主攻[/td][/tr]</w:t>
+            </w:r>
+            <w:r>
+              <w:br/>
+            </w:r>
+            <w:r>
+              <w:rPr>
+                <w:sz w:val="20"/>
+              </w:rPr>
+              <w:t>[tr]</w:t>
+            </w:r>
+            <w:r>
+              <w:br/>
+            </w:r>
+            <w:r>
+              <w:rPr>
+                <w:sz w:val="20"/>
+              </w:rPr>
+              <w:t>[td]6/29[/td]</w:t>
+            </w:r>
+            <w:r>
+              <w:br/>
+            </w:r>
+            <w:r>
+              <w:rPr>
+                <w:sz w:val="20"/>
+              </w:rPr>
+              <w:t>[td]-16.43亿[/td]</w:t>
+            </w:r>
+            <w:r>
+              <w:br/>
+            </w:r>
+            <w:r>
+              <w:rPr>
+                <w:sz w:val="20"/>
+              </w:rPr>
+              <w:t>[td]约-16亿[/td]</w:t>
+            </w:r>
+            <w:r>
+              <w:br/>
+            </w:r>
+            <w:r>
+              <w:rPr>
+                <w:sz w:val="20"/>
+              </w:rPr>
+              <w:t>[td]约+20亿[/td]</w:t>
+            </w:r>
+            <w:r>
+              <w:br/>
+            </w:r>
+            <w:r>
+              <w:rPr>
+                <w:sz w:val="20"/>
+              </w:rPr>
+              <w:t>[td]游资派发确认[/td]</w:t>
+            </w:r>
+            <w:r>
+              <w:br/>
+            </w:r>
+            <w:r>
+              <w:rPr>
+                <w:sz w:val="20"/>
+              </w:rPr>
+              <w:t>[td]机构外资双卖+游资独攻[/td][/tr]</w:t>
+            </w:r>
+            <w:r>
+              <w:br/>
+            </w:r>
+            <w:r>
+              <w:rPr>
+                <w:sz w:val="20"/>
+              </w:rPr>
+              <w:t>[/table]</w:t>
+            </w:r>
+          </w:p>
+          <w:p>
+            <w:pPr>
+              <w:spacing w:line="276" w:lineRule="auto" w:after="100"/>
+            </w:pPr>
+            <w:r>
+              <w:rPr>
+                <w:sz w:val="20"/>
+              </w:rPr>
+              <w:t>这个龙虎榜AI分析正确吗？看着和6月22日有点像</w:t>
+            </w:r>
+          </w:p>
+        </w:tc>
+      </w:tr>
+    </w:tbl>
+    <w:p>
+      <w:pPr>
+        <w:spacing w:after="40"/>
+      </w:pPr>
+    </w:p>
+    <w:tbl>
+      <w:tblPr>
+        <w:tblStyle w:val="TableGrid"/>
+        <w:tblW w:type="auto" w:w="0"/>
+        <w:tblLook w:firstColumn="1" w:firstRow="1" w:lastColumn="0" w:lastRow="0" w:noHBand="0" w:noVBand="1" w:val="04A0"/>
+      </w:tblPr>
+      <w:tblGrid>
+        <w:gridCol w:w="10080"/>
+      </w:tblGrid>
+      <w:tr>
+        <w:tc>
+          <w:tcPr>
+            <w:tcW w:type="dxa" w:w="10080"/>
+            <w:shd w:fill="F3F4F6"/>
+          </w:tcPr>
+          <w:p>
+            <w:pPr>
+              <w:spacing w:after="0"/>
+            </w:pPr>
+            <w:r>
+              <w:rPr>
+                <w:b/>
+                <w:color w:val="374151"/>
+                <w:sz w:val="19"/>
+              </w:rPr>
+              <w:t>2026-06-29 20:47  |  1513楼  |  xbox  |  UID 331181</w:t>
+            </w:r>
+          </w:p>
+        </w:tc>
+      </w:tr>
+      <w:tr>
+        <w:tc>
+          <w:tcPr>
+            <w:tcW w:type="dxa" w:w="10080"/>
+          </w:tcPr>
+          <w:p>
+            <w:pPr>
+              <w:spacing w:line="276" w:lineRule="auto" w:after="100"/>
+            </w:pPr>
+            <w:r>
+              <w:rPr>
+                <w:sz w:val="20"/>
+              </w:rPr>
+              <w:t>Reply Post by nirnip (2026-06-29 20:44):</w:t>
+            </w:r>
+          </w:p>
+          <w:p>
+            <w:pPr>
+              <w:spacing w:line="276" w:lineRule="auto" w:after="100"/>
+            </w:pPr>
+            <w:r>
+              <w:rPr>
+                <w:sz w:val="20"/>
+              </w:rPr>
+              <w:t>看了楼上说的几个材料的国产替代，不都翻倍了，下半年还能翻倍么？</w:t>
+            </w:r>
+          </w:p>
+          <w:p>
+            <w:pPr>
+              <w:spacing w:line="276" w:lineRule="auto" w:after="100"/>
+            </w:pPr>
+            <w:r>
+              <w:rPr>
+                <w:sz w:val="20"/>
+              </w:rPr>
+              <w:t>材料比设备涨的晚，说材料才1浪尾巴，预计回调后下半年的后劲要比设备强</w:t>
+            </w:r>
+          </w:p>
+        </w:tc>
+      </w:tr>
+    </w:tbl>
+    <w:p>
+      <w:pPr>
+        <w:spacing w:after="40"/>
+      </w:pPr>
+    </w:p>
+    <w:tbl>
+      <w:tblPr>
+        <w:tblStyle w:val="TableGrid"/>
+        <w:tblW w:type="auto" w:w="0"/>
+        <w:tblLook w:firstColumn="1" w:firstRow="1" w:lastColumn="0" w:lastRow="0" w:noHBand="0" w:noVBand="1" w:val="04A0"/>
+      </w:tblPr>
+      <w:tblGrid>
+        <w:gridCol w:w="10080"/>
+      </w:tblGrid>
+      <w:tr>
+        <w:tc>
+          <w:tcPr>
+            <w:tcW w:type="dxa" w:w="10080"/>
+            <w:shd w:fill="F3F4F6"/>
+          </w:tcPr>
+          <w:p>
+            <w:pPr>
+              <w:spacing w:after="0"/>
+            </w:pPr>
+            <w:r>
+              <w:rPr>
+                <w:b/>
+                <w:color w:val="374151"/>
+                <w:sz w:val="19"/>
+              </w:rPr>
+              <w:t>2026-06-29 21:04  |  1514楼  |  xbox  |  UID 331181</w:t>
+            </w:r>
+          </w:p>
+        </w:tc>
+      </w:tr>
+      <w:tr>
+        <w:tc>
+          <w:tcPr>
+            <w:tcW w:type="dxa" w:w="10080"/>
+          </w:tcPr>
+          <w:p>
+            <w:pPr>
+              <w:spacing w:line="276" w:lineRule="auto" w:after="100"/>
+            </w:pPr>
+            <w:r>
+              <w:rPr>
+                <w:sz w:val="20"/>
+              </w:rPr>
+              <w:t>Reply Post by gsctsxlz2012 (2026-06-29 20:59):</w:t>
+            </w:r>
+          </w:p>
+          <w:p>
+            <w:pPr>
+              <w:spacing w:line="276" w:lineRule="auto" w:after="100"/>
+            </w:pPr>
+            <w:r>
+              <w:rPr>
+                <w:sz w:val="20"/>
+              </w:rPr>
+              <w:t>感谢图哥的指导，感谢狼大的指导。</w:t>
+            </w:r>
+            <w:r>
+              <w:br/>
+            </w:r>
+            <w:r>
+              <w:rPr>
+                <w:sz w:val="20"/>
+              </w:rPr>
+              <w:t>2027年度半导设备小表格图哥(菜鸡图)已分享。</w:t>
+            </w:r>
+            <w:r>
+              <w:br/>
+            </w:r>
+            <w:r>
+              <w:rPr>
+                <w:sz w:val="20"/>
+              </w:rPr>
+              <w:t>这一次半导设备没吃到的，可以备战2027年，基金调仓波动较大风平浪静后再去建仓。</w:t>
+            </w:r>
+          </w:p>
+          <w:p>
+            <w:pPr>
+              <w:spacing w:line="276" w:lineRule="auto" w:after="100"/>
+            </w:pPr>
+            <w:r>
+              <w:rPr>
+                <w:sz w:val="20"/>
+              </w:rPr>
+              <w:t>我只看到了不少设备票还能翻倍 [s:ac:哭笑]</w:t>
+            </w:r>
+          </w:p>
+          <w:p>
+            <w:pPr>
+              <w:spacing w:line="276" w:lineRule="auto" w:after="100"/>
+            </w:pPr>
+            <w:r>
+              <w:rPr>
+                <w:sz w:val="20"/>
+              </w:rPr>
+              <w:t>铁盒还能再战</w:t>
+            </w:r>
+          </w:p>
+        </w:tc>
+      </w:tr>
+    </w:tbl>
+    <w:p>
+      <w:pPr>
+        <w:spacing w:after="40"/>
+      </w:pPr>
+    </w:p>
+    <w:tbl>
+      <w:tblPr>
+        <w:tblStyle w:val="TableGrid"/>
+        <w:tblW w:type="auto" w:w="0"/>
+        <w:tblLook w:firstColumn="1" w:firstRow="1" w:lastColumn="0" w:lastRow="0" w:noHBand="0" w:noVBand="1" w:val="04A0"/>
+      </w:tblPr>
+      <w:tblGrid>
+        <w:gridCol w:w="10080"/>
+      </w:tblGrid>
+      <w:tr>
+        <w:tc>
+          <w:tcPr>
+            <w:tcW w:type="dxa" w:w="10080"/>
+            <w:shd w:fill="F3F4F6"/>
+          </w:tcPr>
+          <w:p>
+            <w:pPr>
+              <w:spacing w:after="0"/>
+            </w:pPr>
+            <w:r>
+              <w:rPr>
+                <w:b/>
+                <w:color w:val="374151"/>
+                <w:sz w:val="19"/>
+              </w:rPr>
+              <w:t>2026-06-29 21:41  |  364楼  |  Plezl  |  UID 67145714</w:t>
+            </w:r>
+          </w:p>
+        </w:tc>
+      </w:tr>
+      <w:tr>
+        <w:tc>
+          <w:tcPr>
+            <w:tcW w:type="dxa" w:w="10080"/>
+          </w:tcPr>
+          <w:p>
+            <w:pPr>
+              <w:spacing w:line="276" w:lineRule="auto" w:after="100"/>
+            </w:pPr>
+            <w:r>
+              <w:rPr>
+                <w:sz w:val="20"/>
+              </w:rPr>
+              <w:t>./mon_202606/29/jmQ86-j4prZbT3cSsg-n0.png</w:t>
+            </w:r>
+          </w:p>
+        </w:tc>
+      </w:tr>
+    </w:tbl>
+    <w:p>
+      <w:pPr>
+        <w:spacing w:after="40"/>
+      </w:pPr>
+    </w:p>
+    <w:tbl>
+      <w:tblPr>
+        <w:tblStyle w:val="TableGrid"/>
+        <w:tblW w:type="auto" w:w="0"/>
+        <w:tblLook w:firstColumn="1" w:firstRow="1" w:lastColumn="0" w:lastRow="0" w:noHBand="0" w:noVBand="1" w:val="04A0"/>
+      </w:tblPr>
+      <w:tblGrid>
+        <w:gridCol w:w="10080"/>
+      </w:tblGrid>
+      <w:tr>
+        <w:tc>
+          <w:tcPr>
+            <w:tcW w:type="dxa" w:w="10080"/>
+            <w:shd w:fill="F3F4F6"/>
+          </w:tcPr>
+          <w:p>
+            <w:pPr>
+              <w:spacing w:after="0"/>
+            </w:pPr>
+            <w:r>
+              <w:rPr>
+                <w:b/>
+                <w:color w:val="374151"/>
+                <w:sz w:val="19"/>
+              </w:rPr>
+              <w:t>2026-06-29 22:18  |  1525楼  |  包子music  |  UID 42162697</w:t>
+            </w:r>
+          </w:p>
+        </w:tc>
+      </w:tr>
+      <w:tr>
+        <w:tc>
+          <w:tcPr>
+            <w:tcW w:type="dxa" w:w="10080"/>
+          </w:tcPr>
+          <w:p>
+            <w:pPr>
+              <w:spacing w:line="276" w:lineRule="auto" w:after="100"/>
+            </w:pPr>
+            <w:r>
+              <w:rPr>
+                <w:sz w:val="20"/>
+              </w:rPr>
+              <w:t>[del]在不为人知的角落，我把长线逻辑讨出来了，算不算大功一件[/del]</w:t>
+            </w:r>
+          </w:p>
+        </w:tc>
+      </w:tr>
+    </w:tbl>
+    <w:p>
+      <w:pPr>
+        <w:spacing w:after="40"/>
+      </w:pPr>
+    </w:p>
+    <w:tbl>
+      <w:tblPr>
+        <w:tblStyle w:val="TableGrid"/>
+        <w:tblW w:type="auto" w:w="0"/>
+        <w:tblLook w:firstColumn="1" w:firstRow="1" w:lastColumn="0" w:lastRow="0" w:noHBand="0" w:noVBand="1" w:val="04A0"/>
+      </w:tblPr>
+      <w:tblGrid>
+        <w:gridCol w:w="10080"/>
+      </w:tblGrid>
+      <w:tr>
+        <w:tc>
+          <w:tcPr>
+            <w:tcW w:type="dxa" w:w="10080"/>
+            <w:shd w:fill="F3F4F6"/>
+          </w:tcPr>
+          <w:p>
+            <w:pPr>
+              <w:spacing w:after="0"/>
+            </w:pPr>
+            <w:r>
+              <w:rPr>
+                <w:b/>
+                <w:color w:val="374151"/>
+                <w:sz w:val="19"/>
+              </w:rPr>
+              <w:t>2026-06-29 22:29  |  1526楼  |  包子music  |  UID 42162697</w:t>
+            </w:r>
+          </w:p>
+        </w:tc>
+      </w:tr>
+      <w:tr>
+        <w:tc>
+          <w:tcPr>
+            <w:tcW w:type="dxa" w:w="10080"/>
+          </w:tcPr>
+          <w:p>
+            <w:pPr>
+              <w:spacing w:line="276" w:lineRule="auto" w:after="100"/>
+            </w:pPr>
+            <w:r>
+              <w:rPr>
+                <w:sz w:val="20"/>
+              </w:rPr>
+              <w:t>Reply to Reply Post by deathgodl (2026-06-29 22:27)</w:t>
+            </w:r>
+          </w:p>
+          <w:p>
+            <w:pPr>
+              <w:spacing w:line="276" w:lineRule="auto" w:after="100"/>
+            </w:pPr>
+            <w:r>
+              <w:rPr>
+                <w:sz w:val="20"/>
+              </w:rPr>
+              <w:t>同感，我家父也一直关注，他认为宁王药明绝对是21年吃药喝酒行情以来最被错付的两个标</w:t>
+            </w:r>
+          </w:p>
+          <w:p>
+            <w:pPr>
+              <w:spacing w:line="276" w:lineRule="auto" w:after="100"/>
+            </w:pPr>
+            <w:r>
+              <w:rPr>
+                <w:sz w:val="20"/>
+              </w:rPr>
+              <w:t>看看AH股的价差，文指导带货蓝旗的时候，又有人瞥一眼严重错配的宁王呢</w:t>
+            </w:r>
+          </w:p>
+        </w:tc>
+      </w:tr>
+    </w:tbl>
+    <w:p>
+      <w:pPr>
+        <w:spacing w:after="40"/>
+      </w:pPr>
+    </w:p>
+    <w:tbl>
+      <w:tblPr>
+        <w:tblStyle w:val="TableGrid"/>
+        <w:tblW w:type="auto" w:w="0"/>
+        <w:tblLook w:firstColumn="1" w:firstRow="1" w:lastColumn="0" w:lastRow="0" w:noHBand="0" w:noVBand="1" w:val="04A0"/>
+      </w:tblPr>
+      <w:tblGrid>
+        <w:gridCol w:w="10080"/>
+      </w:tblGrid>
+      <w:tr>
+        <w:tc>
+          <w:tcPr>
+            <w:tcW w:type="dxa" w:w="10080"/>
+            <w:shd w:fill="F3F4F6"/>
+          </w:tcPr>
+          <w:p>
+            <w:pPr>
+              <w:spacing w:after="0"/>
+            </w:pPr>
+            <w:r>
+              <w:rPr>
+                <w:b/>
+                <w:color w:val="374151"/>
+                <w:sz w:val="19"/>
+              </w:rPr>
+              <w:t>2026-06-29 22:39  |  2984楼  |  Rzzz二号机  |  UID 67143809</w:t>
+            </w:r>
+          </w:p>
+        </w:tc>
+      </w:tr>
+      <w:tr>
+        <w:tc>
+          <w:tcPr>
+            <w:tcW w:type="dxa" w:w="10080"/>
+          </w:tcPr>
+          <w:p>
+            <w:pPr>
+              <w:spacing w:line="276" w:lineRule="auto" w:after="100"/>
+            </w:pPr>
+            <w:r>
+              <w:rPr>
+                <w:sz w:val="20"/>
+              </w:rPr>
+              <w:t>Reply Post by Amam2haruna (2026-06-29 21:49):</w:t>
+            </w:r>
+          </w:p>
+          <w:p>
+            <w:pPr>
+              <w:spacing w:line="276" w:lineRule="auto" w:after="100"/>
+            </w:pPr>
+            <w:r>
+              <w:rPr>
+                <w:sz w:val="20"/>
+              </w:rPr>
+              <w:t>胜宏科技：公司已有部分ASIC相关PCB产品进行批量生产</w:t>
+            </w:r>
+            <w:r>
+              <w:br/>
+            </w:r>
+            <w:r>
+              <w:rPr>
+                <w:sz w:val="20"/>
+              </w:rPr>
+              <w:t>金十数据6月29日讯，胜宏科技在现场参观时表示，目前公司已有部分ASIC相关PCB产品进行批量生产，业务进展顺利。公司在惠州配置了mSAP车间，该产能目前用于满足1.6T光模块的生产需求，当前在手订单饱满，产能利用率处于良好水平。目前mSAP产能需求旺盛，公司与相关客户保持密切沟通，将围绕客户需求进行产能布局。此外，公司正积极推进CoWop技术的研发及生产工作，该技术需同时具备高阶HDI和mSAP工艺能力，预计相关PCB产品价值量将有较大</w:t>
+            </w:r>
+          </w:p>
+          <w:p>
+            <w:pPr>
+              <w:spacing w:line="276" w:lineRule="auto" w:after="100"/>
+            </w:pPr>
+            <w:r>
+              <w:rPr>
+                <w:sz w:val="20"/>
+              </w:rPr>
+              <w:t>[s:pg:严肃]明天&amp;#10133;10之前 我不会替牢弟说一句话的</w:t>
+            </w:r>
+          </w:p>
+        </w:tc>
+      </w:tr>
+    </w:tbl>
+    <w:p>
+      <w:pPr>
+        <w:spacing w:after="40"/>
+      </w:pPr>
+    </w:p>
+    <w:tbl>
+      <w:tblPr>
+        <w:tblStyle w:val="TableGrid"/>
+        <w:tblW w:type="auto" w:w="0"/>
+        <w:tblLook w:firstColumn="1" w:firstRow="1" w:lastColumn="0" w:lastRow="0" w:noHBand="0" w:noVBand="1" w:val="04A0"/>
+      </w:tblPr>
+      <w:tblGrid>
+        <w:gridCol w:w="10080"/>
+      </w:tblGrid>
+      <w:tr>
+        <w:tc>
+          <w:tcPr>
+            <w:tcW w:type="dxa" w:w="10080"/>
+            <w:shd w:fill="F3F4F6"/>
+          </w:tcPr>
+          <w:p>
+            <w:pPr>
+              <w:spacing w:after="0"/>
+            </w:pPr>
+            <w:r>
+              <w:rPr>
+                <w:b/>
+                <w:color w:val="374151"/>
+                <w:sz w:val="19"/>
+              </w:rPr>
+              <w:t>2026-06-29 22:47  |  1527楼  |  包子music  |  UID 42162697</w:t>
+            </w:r>
+          </w:p>
+        </w:tc>
+      </w:tr>
+      <w:tr>
+        <w:tc>
+          <w:tcPr>
+            <w:tcW w:type="dxa" w:w="10080"/>
+          </w:tcPr>
+          <w:p>
+            <w:pPr>
+              <w:spacing w:line="276" w:lineRule="auto" w:after="100"/>
+            </w:pPr>
+            <w:r>
+              <w:rPr>
+                <w:sz w:val="20"/>
+              </w:rPr>
+              <w:t>Reply to Reply Post by 八月_Auga (2026-06-29 22:44)</w:t>
+            </w:r>
+          </w:p>
+          <w:p>
+            <w:pPr>
+              <w:spacing w:line="276" w:lineRule="auto" w:after="100"/>
+            </w:pPr>
+            <w:r>
+              <w:rPr>
+                <w:sz w:val="20"/>
+              </w:rPr>
+              <w:t>买便宜的铲子</w:t>
+            </w:r>
+            <w:r>
+              <w:br/>
+            </w:r>
+            <w:r>
+              <w:rPr>
+                <w:sz w:val="20"/>
+              </w:rPr>
+              <w:t>为什么便宜，铲什么东西别问，那是司机的考虑</w:t>
+            </w:r>
+            <w:r>
+              <w:br/>
+            </w:r>
+            <w:r>
+              <w:rPr>
+                <w:sz w:val="20"/>
+              </w:rPr>
+              <w:t>这个逻辑我觉得适用于所有的设备材料和很多标的。我要学习的就是为什么便宜，铲什么东西，来算自己的小表格[s:ac:blink]</w:t>
+            </w:r>
+          </w:p>
+        </w:tc>
+      </w:tr>
+    </w:tbl>
+    <w:p>
+      <w:pPr>
+        <w:spacing w:after="40"/>
+      </w:pPr>
+    </w:p>
+    <w:tbl>
+      <w:tblPr>
+        <w:tblStyle w:val="TableGrid"/>
+        <w:tblW w:type="auto" w:w="0"/>
+        <w:tblLook w:firstColumn="1" w:firstRow="1" w:lastColumn="0" w:lastRow="0" w:noHBand="0" w:noVBand="1" w:val="04A0"/>
+      </w:tblPr>
+      <w:tblGrid>
+        <w:gridCol w:w="10080"/>
+      </w:tblGrid>
+      <w:tr>
+        <w:tc>
+          <w:tcPr>
+            <w:tcW w:type="dxa" w:w="10080"/>
+            <w:shd w:fill="F3F4F6"/>
+          </w:tcPr>
+          <w:p>
+            <w:pPr>
+              <w:spacing w:after="0"/>
+            </w:pPr>
+            <w:r>
+              <w:rPr>
+                <w:b/>
+                <w:color w:val="374151"/>
+                <w:sz w:val="19"/>
+              </w:rPr>
+              <w:t>2026-06-29 23:41  |  1167楼  |  灰兔尾  |  UID 60916468</w:t>
+            </w:r>
+          </w:p>
+        </w:tc>
+      </w:tr>
+      <w:tr>
+        <w:tc>
+          <w:tcPr>
+            <w:tcW w:type="dxa" w:w="10080"/>
+          </w:tcPr>
+          <w:p>
+            <w:pPr>
+              <w:spacing w:line="276" w:lineRule="auto" w:after="100"/>
+            </w:pPr>
+            <w:r>
+              <w:rPr>
+                <w:sz w:val="20"/>
+              </w:rPr>
+              <w:t>我今天控仓的时候，一些票减得只剩利润仓了，仓位已经完全减不下去了，终于理解了狼大的那个七成仓是怎么来的了；给你们做个狼语翻译，以后狼大说七成仓，意思就是他只剩利润仓了，没利润垫的朋友可以把尾巴夹紧了</w:t>
+            </w:r>
+          </w:p>
+        </w:tc>
+      </w:tr>
+    </w:tbl>
+    <w:p>
+      <w:pPr>
+        <w:spacing w:after="40"/>
+      </w:pPr>
+    </w:p>
+    <w:tbl>
+      <w:tblPr>
+        <w:tblStyle w:val="TableGrid"/>
+        <w:tblW w:type="auto" w:w="0"/>
+        <w:tblLook w:firstColumn="1" w:firstRow="1" w:lastColumn="0" w:lastRow="0" w:noHBand="0" w:noVBand="1" w:val="04A0"/>
+      </w:tblPr>
+      <w:tblGrid>
+        <w:gridCol w:w="10080"/>
+      </w:tblGrid>
+      <w:tr>
+        <w:tc>
+          <w:tcPr>
+            <w:tcW w:type="dxa" w:w="10080"/>
+            <w:shd w:fill="F3F4F6"/>
+          </w:tcPr>
+          <w:p>
+            <w:pPr>
+              <w:spacing w:after="0"/>
+            </w:pPr>
+            <w:r>
+              <w:rPr>
+                <w:b/>
+                <w:color w:val="374151"/>
+                <w:sz w:val="19"/>
+              </w:rPr>
+              <w:t>2026-06-30 07:28  |  2985楼  |  Rzzz二号机  |  UID 67143809</w:t>
+            </w:r>
+          </w:p>
+        </w:tc>
+      </w:tr>
+      <w:tr>
+        <w:tc>
+          <w:tcPr>
+            <w:tcW w:type="dxa" w:w="10080"/>
+          </w:tcPr>
+          <w:p>
+            <w:pPr>
+              <w:spacing w:line="276" w:lineRule="auto" w:after="100"/>
+            </w:pPr>
+            <w:r>
+              <w:rPr>
+                <w:sz w:val="20"/>
+              </w:rPr>
+              <w:t>Reply Post by Amam2haruna (2026-06-30 00:14):</w:t>
+            </w:r>
+          </w:p>
+          <w:p>
+            <w:pPr>
+              <w:spacing w:line="276" w:lineRule="auto" w:after="100"/>
+            </w:pPr>
+            <w:r>
+              <w:rPr>
+                <w:sz w:val="20"/>
+              </w:rPr>
+              <w:t>[s:pg:严肃]你说的是真+10%还是牢弟特色+10%</w:t>
+            </w:r>
+          </w:p>
+          <w:p>
+            <w:pPr>
+              <w:spacing w:line="276" w:lineRule="auto" w:after="100"/>
+            </w:pPr>
+            <w:r>
+              <w:rPr>
+                <w:sz w:val="20"/>
+              </w:rPr>
+              <w:t>[s:pg:严肃]那我换个说法+100%</w:t>
+            </w:r>
+          </w:p>
+        </w:tc>
+      </w:tr>
+    </w:tbl>
+    <w:p>
+      <w:pPr>
+        <w:spacing w:after="40"/>
+      </w:pPr>
+    </w:p>
+    <w:tbl>
+      <w:tblPr>
+        <w:tblStyle w:val="TableGrid"/>
+        <w:tblW w:type="auto" w:w="0"/>
+        <w:tblLook w:firstColumn="1" w:firstRow="1" w:lastColumn="0" w:lastRow="0" w:noHBand="0" w:noVBand="1" w:val="04A0"/>
+      </w:tblPr>
+      <w:tblGrid>
+        <w:gridCol w:w="10080"/>
+      </w:tblGrid>
+      <w:tr>
+        <w:tc>
+          <w:tcPr>
+            <w:tcW w:type="dxa" w:w="10080"/>
+            <w:shd w:fill="F3F4F6"/>
+          </w:tcPr>
+          <w:p>
+            <w:pPr>
+              <w:spacing w:after="0"/>
+            </w:pPr>
+            <w:r>
+              <w:rPr>
+                <w:b/>
+                <w:color w:val="374151"/>
+                <w:sz w:val="19"/>
+              </w:rPr>
+              <w:t>2026-06-30 09:07  |  2987楼  |  Rzzz二号机  |  UID 67143809</w:t>
+            </w:r>
+          </w:p>
+        </w:tc>
+      </w:tr>
+      <w:tr>
+        <w:tc>
+          <w:tcPr>
+            <w:tcW w:type="dxa" w:w="10080"/>
+          </w:tcPr>
+          <w:p>
+            <w:pPr>
+              <w:spacing w:line="276" w:lineRule="auto" w:after="100"/>
+            </w:pPr>
+            <w:r>
+              <w:rPr>
+                <w:sz w:val="20"/>
+              </w:rPr>
+              <w:t>看来今天或为低开 [s:ac:瞎]</w:t>
+            </w:r>
+          </w:p>
+        </w:tc>
+      </w:tr>
+    </w:tbl>
+    <w:p>
+      <w:pPr>
+        <w:spacing w:after="40"/>
+      </w:pPr>
+    </w:p>
+    <w:tbl>
+      <w:tblPr>
+        <w:tblStyle w:val="TableGrid"/>
+        <w:tblW w:type="auto" w:w="0"/>
+        <w:tblLook w:firstColumn="1" w:firstRow="1" w:lastColumn="0" w:lastRow="0" w:noHBand="0" w:noVBand="1" w:val="04A0"/>
+      </w:tblPr>
+      <w:tblGrid>
+        <w:gridCol w:w="10080"/>
+      </w:tblGrid>
+      <w:tr>
+        <w:tc>
+          <w:tcPr>
+            <w:tcW w:type="dxa" w:w="10080"/>
+            <w:shd w:fill="F3F4F6"/>
+          </w:tcPr>
+          <w:p>
+            <w:pPr>
+              <w:spacing w:after="0"/>
+            </w:pPr>
+            <w:r>
+              <w:rPr>
+                <w:b/>
+                <w:color w:val="374151"/>
+                <w:sz w:val="19"/>
+              </w:rPr>
+              <w:t>2026-06-30 09:33  |  2988楼  |  Rzzz二号机  |  UID 67143809</w:t>
+            </w:r>
+          </w:p>
+        </w:tc>
+      </w:tr>
+      <w:tr>
+        <w:tc>
+          <w:tcPr>
+            <w:tcW w:type="dxa" w:w="10080"/>
+          </w:tcPr>
+          <w:p>
+            <w:pPr>
+              <w:spacing w:line="276" w:lineRule="auto" w:after="100"/>
+            </w:pPr>
+            <w:r>
+              <w:rPr>
+                <w:sz w:val="20"/>
+              </w:rPr>
+              <w:t>[s:pg:严肃]喜欢叫</w:t>
+            </w:r>
+          </w:p>
+        </w:tc>
+      </w:tr>
+    </w:tbl>
+    <w:p>
+      <w:pPr>
+        <w:spacing w:after="40"/>
+      </w:pPr>
+    </w:p>
+    <w:tbl>
+      <w:tblPr>
+        <w:tblStyle w:val="TableGrid"/>
+        <w:tblW w:type="auto" w:w="0"/>
+        <w:tblLook w:firstColumn="1" w:firstRow="1" w:lastColumn="0" w:lastRow="0" w:noHBand="0" w:noVBand="1" w:val="04A0"/>
+      </w:tblPr>
+      <w:tblGrid>
+        <w:gridCol w:w="10080"/>
+      </w:tblGrid>
+      <w:tr>
+        <w:tc>
+          <w:tcPr>
+            <w:tcW w:type="dxa" w:w="10080"/>
+            <w:shd w:fill="F3F4F6"/>
+          </w:tcPr>
+          <w:p>
+            <w:pPr>
+              <w:spacing w:after="0"/>
+            </w:pPr>
+            <w:r>
+              <w:rPr>
+                <w:b/>
+                <w:color w:val="374151"/>
+                <w:sz w:val="19"/>
+              </w:rPr>
+              <w:t>2026-06-30 09:42  |  2989楼  |  Rzzz二号机  |  UID 67143809</w:t>
+            </w:r>
+          </w:p>
+        </w:tc>
+      </w:tr>
+      <w:tr>
+        <w:tc>
+          <w:tcPr>
+            <w:tcW w:type="dxa" w:w="10080"/>
+          </w:tcPr>
+          <w:p>
+            <w:pPr>
+              <w:spacing w:line="276" w:lineRule="auto" w:after="100"/>
+            </w:pPr>
+            <w:r>
+              <w:rPr>
+                <w:sz w:val="20"/>
+              </w:rPr>
+              <w:t>[s:a2:jojo立2]今天我不希望听到任何笑话</w:t>
+            </w:r>
+            <w:r>
+              <w:br/>
+            </w:r>
+            <w:r>
+              <w:rPr>
+                <w:sz w:val="20"/>
+              </w:rPr>
+              <w:t>另外 给胜胜的宏道歉</w:t>
+            </w:r>
+          </w:p>
+        </w:tc>
+      </w:tr>
+    </w:tbl>
+    <w:p>
+      <w:pPr>
+        <w:spacing w:after="40"/>
+      </w:pPr>
+    </w:p>
+    <w:tbl>
+      <w:tblPr>
+        <w:tblStyle w:val="TableGrid"/>
+        <w:tblW w:type="auto" w:w="0"/>
+        <w:tblLook w:firstColumn="1" w:firstRow="1" w:lastColumn="0" w:lastRow="0" w:noHBand="0" w:noVBand="1" w:val="04A0"/>
+      </w:tblPr>
+      <w:tblGrid>
+        <w:gridCol w:w="10080"/>
+      </w:tblGrid>
+      <w:tr>
+        <w:tc>
+          <w:tcPr>
+            <w:tcW w:type="dxa" w:w="10080"/>
+            <w:shd w:fill="F3F4F6"/>
+          </w:tcPr>
+          <w:p>
+            <w:pPr>
+              <w:spacing w:after="0"/>
+            </w:pPr>
+            <w:r>
+              <w:rPr>
+                <w:b/>
+                <w:color w:val="374151"/>
+                <w:sz w:val="19"/>
+              </w:rPr>
+              <w:t>2026-06-30 09:49  |  1516楼  |  xbox  |  UID 331181</w:t>
+            </w:r>
+          </w:p>
+        </w:tc>
+      </w:tr>
+      <w:tr>
+        <w:tc>
+          <w:tcPr>
+            <w:tcW w:type="dxa" w:w="10080"/>
+          </w:tcPr>
+          <w:p>
+            <w:pPr>
+              <w:spacing w:line="276" w:lineRule="auto" w:after="100"/>
+            </w:pPr>
+            <w:r>
+              <w:rPr>
+                <w:sz w:val="20"/>
+              </w:rPr>
+              <w:t>光在20日线反弹，能不能保持趋势不变</w:t>
+            </w:r>
+          </w:p>
+        </w:tc>
+      </w:tr>
+    </w:tbl>
+    <w:p>
+      <w:pPr>
+        <w:spacing w:after="40"/>
+      </w:pPr>
+    </w:p>
+    <w:tbl>
+      <w:tblPr>
+        <w:tblStyle w:val="TableGrid"/>
+        <w:tblW w:type="auto" w:w="0"/>
+        <w:tblLook w:firstColumn="1" w:firstRow="1" w:lastColumn="0" w:lastRow="0" w:noHBand="0" w:noVBand="1" w:val="04A0"/>
+      </w:tblPr>
+      <w:tblGrid>
+        <w:gridCol w:w="10080"/>
+      </w:tblGrid>
+      <w:tr>
+        <w:tc>
+          <w:tcPr>
+            <w:tcW w:type="dxa" w:w="10080"/>
+            <w:shd w:fill="F3F4F6"/>
+          </w:tcPr>
+          <w:p>
+            <w:pPr>
+              <w:spacing w:after="0"/>
+            </w:pPr>
+            <w:r>
+              <w:rPr>
+                <w:b/>
+                <w:color w:val="374151"/>
+                <w:sz w:val="19"/>
+              </w:rPr>
+              <w:t>2026-06-30 09:51  |  2990楼  |  Rzzz二号机  |  UID 67143809</w:t>
+            </w:r>
+          </w:p>
+        </w:tc>
+      </w:tr>
+      <w:tr>
+        <w:tc>
+          <w:tcPr>
+            <w:tcW w:type="dxa" w:w="10080"/>
+          </w:tcPr>
+          <w:p>
+            <w:pPr>
+              <w:spacing w:line="276" w:lineRule="auto" w:after="100"/>
+            </w:pPr>
+            <w:r>
+              <w:rPr>
+                <w:sz w:val="20"/>
+              </w:rPr>
+              <w:t>Reply Post by aot10086 (2026-06-30 09:49):</w:t>
+            </w:r>
+          </w:p>
+          <w:p>
+            <w:pPr>
+              <w:spacing w:line="276" w:lineRule="auto" w:after="100"/>
+            </w:pPr>
+            <w:r>
+              <w:rPr>
+                <w:sz w:val="20"/>
+              </w:rPr>
+              <w:t>./mon_202606/30/jmQ39-9c8jK2T8S1r-10.jpg机哥机哥，我刚不小心点错线了，为什么他的月线还是绿的呀</w:t>
+            </w:r>
+          </w:p>
+          <w:p>
+            <w:pPr>
+              <w:spacing w:line="276" w:lineRule="auto" w:after="100"/>
+            </w:pPr>
+            <w:r>
+              <w:rPr>
+                <w:sz w:val="20"/>
+              </w:rPr>
+              <w:t>[s:pg:嘣2]枪毙名单加1 一个月后打开K线捅死你</w:t>
+            </w:r>
+          </w:p>
+        </w:tc>
+      </w:tr>
+    </w:tbl>
+    <w:p>
+      <w:pPr>
+        <w:spacing w:after="40"/>
+      </w:pPr>
+    </w:p>
+    <w:tbl>
+      <w:tblPr>
+        <w:tblStyle w:val="TableGrid"/>
+        <w:tblW w:type="auto" w:w="0"/>
+        <w:tblLook w:firstColumn="1" w:firstRow="1" w:lastColumn="0" w:lastRow="0" w:noHBand="0" w:noVBand="1" w:val="04A0"/>
+      </w:tblPr>
+      <w:tblGrid>
+        <w:gridCol w:w="10080"/>
+      </w:tblGrid>
+      <w:tr>
+        <w:tc>
+          <w:tcPr>
+            <w:tcW w:type="dxa" w:w="10080"/>
+            <w:shd w:fill="F3F4F6"/>
+          </w:tcPr>
+          <w:p>
+            <w:pPr>
+              <w:spacing w:after="0"/>
+            </w:pPr>
+            <w:r>
+              <w:rPr>
+                <w:b/>
+                <w:color w:val="374151"/>
+                <w:sz w:val="19"/>
+              </w:rPr>
+              <w:t>2026-06-30 09:54  |  2991楼  |  Rzzz二号机  |  UID 67143809</w:t>
+            </w:r>
+          </w:p>
+        </w:tc>
+      </w:tr>
+      <w:tr>
+        <w:tc>
+          <w:tcPr>
+            <w:tcW w:type="dxa" w:w="10080"/>
+          </w:tcPr>
+          <w:p>
+            <w:pPr>
+              <w:spacing w:line="276" w:lineRule="auto" w:after="100"/>
+            </w:pPr>
+            <w:r>
+              <w:rPr>
+                <w:sz w:val="20"/>
+              </w:rPr>
+              <w:t>以下是今日枪毙名单</w:t>
+            </w:r>
+            <w:r>
+              <w:br/>
+            </w:r>
+            <w:r>
+              <w:rPr>
+                <w:sz w:val="20"/>
+              </w:rPr>
+              <w:t>aot10086</w:t>
+            </w:r>
+            <w:r>
+              <w:br/>
+            </w:r>
+            <w:r>
+              <w:rPr>
+                <w:sz w:val="20"/>
+              </w:rPr>
+              <w:t>huohuo277</w:t>
+            </w:r>
+          </w:p>
+          <w:p>
+            <w:pPr>
+              <w:spacing w:line="276" w:lineRule="auto" w:after="100"/>
+            </w:pPr>
+            <w:r>
+              <w:rPr>
+                <w:sz w:val="20"/>
+              </w:rPr>
+              <w:t>排名不分先后 喷子一起穿[s:pg:嘣2]</w:t>
+            </w:r>
+          </w:p>
+        </w:tc>
+      </w:tr>
+    </w:tbl>
+    <w:p>
+      <w:pPr>
+        <w:spacing w:after="40"/>
+      </w:pPr>
+    </w:p>
+    <w:tbl>
+      <w:tblPr>
+        <w:tblStyle w:val="TableGrid"/>
+        <w:tblW w:type="auto" w:w="0"/>
+        <w:tblLook w:firstColumn="1" w:firstRow="1" w:lastColumn="0" w:lastRow="0" w:noHBand="0" w:noVBand="1" w:val="04A0"/>
+      </w:tblPr>
+      <w:tblGrid>
+        <w:gridCol w:w="10080"/>
+      </w:tblGrid>
+      <w:tr>
+        <w:tc>
+          <w:tcPr>
+            <w:tcW w:type="dxa" w:w="10080"/>
+            <w:shd w:fill="F3F4F6"/>
+          </w:tcPr>
+          <w:p>
+            <w:pPr>
+              <w:spacing w:after="0"/>
+            </w:pPr>
+            <w:r>
+              <w:rPr>
+                <w:b/>
+                <w:color w:val="374151"/>
+                <w:sz w:val="19"/>
+              </w:rPr>
+              <w:t>2026-06-30 10:07  |  1517楼  |  xbox  |  UID 331181</w:t>
+            </w:r>
+          </w:p>
+        </w:tc>
+      </w:tr>
+      <w:tr>
+        <w:tc>
+          <w:tcPr>
+            <w:tcW w:type="dxa" w:w="10080"/>
+          </w:tcPr>
+          <w:p>
+            <w:pPr>
+              <w:spacing w:line="276" w:lineRule="auto" w:after="100"/>
+            </w:pPr>
+            <w:r>
+              <w:rPr>
+                <w:sz w:val="20"/>
+              </w:rPr>
+              <w:t>Reply Post by 你看看你？ (2026-06-30 10:04):</w:t>
+            </w:r>
+          </w:p>
+          <w:p>
+            <w:pPr>
+              <w:spacing w:line="276" w:lineRule="auto" w:after="100"/>
+            </w:pPr>
+            <w:r>
+              <w:rPr>
+                <w:sz w:val="20"/>
+              </w:rPr>
+              <w:t>日K呗，34买40卖，但是哪天起飞就不知道了，震荡这么久肯定有事要干</w:t>
+            </w:r>
+          </w:p>
+          <w:p>
+            <w:pPr>
+              <w:spacing w:line="276" w:lineRule="auto" w:after="100"/>
+            </w:pPr>
+            <w:r>
+              <w:rPr>
+                <w:sz w:val="20"/>
+              </w:rPr>
+              <w:t>参考铁盒ETF，日K下轨，昨天缩量站稳，量能缩到60天均量的2/3，我昨天加的以为要被埋了 [s:ac:冷]</w:t>
+            </w:r>
+          </w:p>
+          <w:p>
+            <w:pPr>
+              <w:spacing w:line="276" w:lineRule="auto" w:after="100"/>
+            </w:pPr>
+            <w:r>
+              <w:rPr>
+                <w:sz w:val="20"/>
+              </w:rPr>
+              <w:t>就怕日内T王</w:t>
+            </w:r>
+          </w:p>
+        </w:tc>
+      </w:tr>
+    </w:tbl>
+    <w:p>
+      <w:pPr>
+        <w:spacing w:after="40"/>
+      </w:pPr>
+    </w:p>
+    <w:tbl>
+      <w:tblPr>
+        <w:tblStyle w:val="TableGrid"/>
+        <w:tblW w:type="auto" w:w="0"/>
+        <w:tblLook w:firstColumn="1" w:firstRow="1" w:lastColumn="0" w:lastRow="0" w:noHBand="0" w:noVBand="1" w:val="04A0"/>
+      </w:tblPr>
+      <w:tblGrid>
+        <w:gridCol w:w="10080"/>
+      </w:tblGrid>
+      <w:tr>
+        <w:tc>
+          <w:tcPr>
+            <w:tcW w:type="dxa" w:w="10080"/>
+            <w:shd w:fill="F3F4F6"/>
+          </w:tcPr>
+          <w:p>
+            <w:pPr>
+              <w:spacing w:after="0"/>
+            </w:pPr>
+            <w:r>
+              <w:rPr>
+                <w:b/>
+                <w:color w:val="374151"/>
+                <w:sz w:val="19"/>
+              </w:rPr>
+              <w:t>2026-06-30 10:14  |  1518楼  |  xbox  |  UID 331181</w:t>
+            </w:r>
+          </w:p>
+        </w:tc>
+      </w:tr>
+      <w:tr>
+        <w:tc>
+          <w:tcPr>
+            <w:tcW w:type="dxa" w:w="10080"/>
+          </w:tcPr>
+          <w:p>
+            <w:pPr>
+              <w:spacing w:line="276" w:lineRule="auto" w:after="100"/>
+            </w:pPr>
+            <w:r>
+              <w:rPr>
+                <w:sz w:val="20"/>
+              </w:rPr>
+              <w:t>京东方洗了两波，难道走主升了，连续10不破5日线</w:t>
+            </w:r>
+          </w:p>
+        </w:tc>
+      </w:tr>
+    </w:tbl>
+    <w:p>
+      <w:pPr>
+        <w:spacing w:after="40"/>
+      </w:pPr>
+    </w:p>
+    <w:tbl>
+      <w:tblPr>
+        <w:tblStyle w:val="TableGrid"/>
+        <w:tblW w:type="auto" w:w="0"/>
+        <w:tblLook w:firstColumn="1" w:firstRow="1" w:lastColumn="0" w:lastRow="0" w:noHBand="0" w:noVBand="1" w:val="04A0"/>
+      </w:tblPr>
+      <w:tblGrid>
+        <w:gridCol w:w="10080"/>
+      </w:tblGrid>
+      <w:tr>
+        <w:tc>
+          <w:tcPr>
+            <w:tcW w:type="dxa" w:w="10080"/>
+            <w:shd w:fill="F3F4F6"/>
+          </w:tcPr>
+          <w:p>
+            <w:pPr>
+              <w:spacing w:after="0"/>
+            </w:pPr>
+            <w:r>
+              <w:rPr>
+                <w:b/>
+                <w:color w:val="374151"/>
+                <w:sz w:val="19"/>
+              </w:rPr>
+              <w:t>2026-06-30 10:22  |  1519楼  |  xbox  |  UID 331181</w:t>
+            </w:r>
+          </w:p>
+        </w:tc>
+      </w:tr>
+      <w:tr>
+        <w:tc>
+          <w:tcPr>
+            <w:tcW w:type="dxa" w:w="10080"/>
+          </w:tcPr>
+          <w:p>
+            <w:pPr>
+              <w:spacing w:line="276" w:lineRule="auto" w:after="100"/>
+            </w:pPr>
+            <w:r>
+              <w:rPr>
+                <w:sz w:val="20"/>
+              </w:rPr>
+              <w:t>Reply Post by L林荫 (2026-06-30 10:13):</w:t>
+            </w:r>
+          </w:p>
+          <w:p>
+            <w:pPr>
+              <w:spacing w:line="276" w:lineRule="auto" w:after="100"/>
+            </w:pPr>
+            <w:r>
+              <w:rPr>
+                <w:sz w:val="20"/>
+              </w:rPr>
+              <w:t>科创半导体ETF华夏[588170] 这个是存盒吗？&amp;#160; 我看成分里面没有兆易之类的啊 ？</w:t>
+            </w:r>
+          </w:p>
+          <w:p>
+            <w:pPr>
+              <w:spacing w:line="276" w:lineRule="auto" w:after="100"/>
+            </w:pPr>
+            <w:r>
+              <w:rPr>
+                <w:sz w:val="20"/>
+              </w:rPr>
+              <w:t>能占1/4就不错了，还要考虑市值规模和成交额</w:t>
+            </w:r>
+          </w:p>
+          <w:p>
+            <w:pPr>
+              <w:spacing w:line="276" w:lineRule="auto" w:after="100"/>
+            </w:pPr>
+            <w:r>
+              <w:rPr>
+                <w:sz w:val="20"/>
+              </w:rPr>
+              <w:t>赵姨、兰起、百威、德明</w:t>
+            </w:r>
+          </w:p>
+          <w:p>
+            <w:pPr>
+              <w:spacing w:line="276" w:lineRule="auto" w:after="100"/>
+            </w:pPr>
+            <w:r>
+              <w:rPr>
+                <w:sz w:val="20"/>
+              </w:rPr>
+              <w:t>159801</w:t>
+            </w:r>
+            <w:r>
+              <w:br/>
+            </w:r>
+            <w:r>
+              <w:rPr>
+                <w:sz w:val="20"/>
+              </w:rPr>
+              <w:t>11.62+6.77+5.4+2.05=25.84%</w:t>
+            </w:r>
+            <w:r>
+              <w:br/>
+            </w:r>
+            <w:r>
+              <w:rPr>
+                <w:sz w:val="20"/>
+              </w:rPr>
+              <w:t>159546</w:t>
+            </w:r>
+            <w:r>
+              <w:br/>
+            </w:r>
+            <w:r>
+              <w:rPr>
+                <w:sz w:val="20"/>
+              </w:rPr>
+              <w:t>11.48+6.63+4.17+3.54=25.82%</w:t>
+            </w:r>
+            <w:r>
+              <w:br/>
+            </w:r>
+            <w:r>
+              <w:rPr>
+                <w:sz w:val="20"/>
+              </w:rPr>
+              <w:t>159995</w:t>
+            </w:r>
+            <w:r>
+              <w:br/>
+            </w:r>
+            <w:r>
+              <w:rPr>
+                <w:sz w:val="20"/>
+              </w:rPr>
+              <w:t>10.56+6.34+4.17+2.17=23.24%</w:t>
             </w:r>
           </w:p>
         </w:tc>

--- a/weekly_docs/科学技术打头阵_发言整理_2026-W27.docx
+++ b/weekly_docs/科学技术打头阵_发言整理_2026-W27.docx
@@ -16,7 +16,7 @@
         <w:jc w:val="center"/>
       </w:pPr>
       <w:r>
-        <w:t>2026-06-29 至 2026-07-05；共 94 条</w:t>
+        <w:t>2026-06-29 至 2026-07-05；共 198 条</w:t>
       </w:r>
     </w:p>
     <w:tbl>
@@ -7562,6 +7562,8824 @@
                 <w:sz w:val="20"/>
               </w:rPr>
               <w:t>10.56+6.34+4.17+2.17=23.24%</w:t>
+            </w:r>
+          </w:p>
+        </w:tc>
+      </w:tr>
+    </w:tbl>
+    <w:p>
+      <w:pPr>
+        <w:spacing w:after="40"/>
+      </w:pPr>
+    </w:p>
+    <w:tbl>
+      <w:tblPr>
+        <w:tblStyle w:val="TableGrid"/>
+        <w:tblW w:type="auto" w:w="0"/>
+        <w:tblLook w:firstColumn="1" w:firstRow="1" w:lastColumn="0" w:lastRow="0" w:noHBand="0" w:noVBand="1" w:val="04A0"/>
+      </w:tblPr>
+      <w:tblGrid>
+        <w:gridCol w:w="10080"/>
+      </w:tblGrid>
+      <w:tr>
+        <w:tc>
+          <w:tcPr>
+            <w:tcW w:type="dxa" w:w="10080"/>
+            <w:shd w:fill="F3F4F6"/>
+          </w:tcPr>
+          <w:p>
+            <w:pPr>
+              <w:spacing w:after="0"/>
+            </w:pPr>
+            <w:r>
+              <w:rPr>
+                <w:b/>
+                <w:color w:val="374151"/>
+                <w:sz w:val="19"/>
+              </w:rPr>
+              <w:t>2026-06-30 10:30  |  1520楼  |  xbox  |  UID 331181</w:t>
+            </w:r>
+          </w:p>
+        </w:tc>
+      </w:tr>
+      <w:tr>
+        <w:tc>
+          <w:tcPr>
+            <w:tcW w:type="dxa" w:w="10080"/>
+          </w:tcPr>
+          <w:p>
+            <w:pPr>
+              <w:spacing w:line="276" w:lineRule="auto" w:after="100"/>
+            </w:pPr>
+            <w:r>
+              <w:rPr>
+                <w:sz w:val="20"/>
+              </w:rPr>
+              <w:t>今天大缩量，目前预计才2.84万亿，黄线在上，如果昨天是黄线探底，今天缩量筑底，</w:t>
+            </w:r>
+          </w:p>
+        </w:tc>
+      </w:tr>
+    </w:tbl>
+    <w:p>
+      <w:pPr>
+        <w:spacing w:after="40"/>
+      </w:pPr>
+    </w:p>
+    <w:tbl>
+      <w:tblPr>
+        <w:tblStyle w:val="TableGrid"/>
+        <w:tblW w:type="auto" w:w="0"/>
+        <w:tblLook w:firstColumn="1" w:firstRow="1" w:lastColumn="0" w:lastRow="0" w:noHBand="0" w:noVBand="1" w:val="04A0"/>
+      </w:tblPr>
+      <w:tblGrid>
+        <w:gridCol w:w="10080"/>
+      </w:tblGrid>
+      <w:tr>
+        <w:tc>
+          <w:tcPr>
+            <w:tcW w:type="dxa" w:w="10080"/>
+            <w:shd w:fill="F3F4F6"/>
+          </w:tcPr>
+          <w:p>
+            <w:pPr>
+              <w:spacing w:after="0"/>
+            </w:pPr>
+            <w:r>
+              <w:rPr>
+                <w:b/>
+                <w:color w:val="374151"/>
+                <w:sz w:val="19"/>
+              </w:rPr>
+              <w:t>2026-06-30 10:36  |  441楼  |  sora496  |  UID 38090976</w:t>
+            </w:r>
+          </w:p>
+        </w:tc>
+      </w:tr>
+      <w:tr>
+        <w:tc>
+          <w:tcPr>
+            <w:tcW w:type="dxa" w:w="10080"/>
+          </w:tcPr>
+          <w:p>
+            <w:pPr>
+              <w:spacing w:line="276" w:lineRule="auto" w:after="100"/>
+            </w:pPr>
+            <w:r>
+              <w:rPr>
+                <w:sz w:val="20"/>
+              </w:rPr>
+              <w:t>狼大已经20cm下班了，爽死了</w:t>
+            </w:r>
+          </w:p>
+        </w:tc>
+      </w:tr>
+    </w:tbl>
+    <w:p>
+      <w:pPr>
+        <w:spacing w:after="40"/>
+      </w:pPr>
+    </w:p>
+    <w:tbl>
+      <w:tblPr>
+        <w:tblStyle w:val="TableGrid"/>
+        <w:tblW w:type="auto" w:w="0"/>
+        <w:tblLook w:firstColumn="1" w:firstRow="1" w:lastColumn="0" w:lastRow="0" w:noHBand="0" w:noVBand="1" w:val="04A0"/>
+      </w:tblPr>
+      <w:tblGrid>
+        <w:gridCol w:w="10080"/>
+      </w:tblGrid>
+      <w:tr>
+        <w:tc>
+          <w:tcPr>
+            <w:tcW w:type="dxa" w:w="10080"/>
+            <w:shd w:fill="F3F4F6"/>
+          </w:tcPr>
+          <w:p>
+            <w:pPr>
+              <w:spacing w:after="0"/>
+            </w:pPr>
+            <w:r>
+              <w:rPr>
+                <w:b/>
+                <w:color w:val="374151"/>
+                <w:sz w:val="19"/>
+              </w:rPr>
+              <w:t>2026-06-30 10:55  |  2992楼  |  Rzzz二号机  |  UID 67143809</w:t>
+            </w:r>
+          </w:p>
+        </w:tc>
+      </w:tr>
+      <w:tr>
+        <w:tc>
+          <w:tcPr>
+            <w:tcW w:type="dxa" w:w="10080"/>
+          </w:tcPr>
+          <w:p>
+            <w:pPr>
+              <w:spacing w:line="276" w:lineRule="auto" w:after="100"/>
+            </w:pPr>
+            <w:r>
+              <w:rPr>
+                <w:sz w:val="20"/>
+              </w:rPr>
+              <w:t>你们少叨叨点 长线以外开车票 他就起来了 很多人还是学不会 财以静聚</w:t>
+            </w:r>
+          </w:p>
+        </w:tc>
+      </w:tr>
+    </w:tbl>
+    <w:p>
+      <w:pPr>
+        <w:spacing w:after="40"/>
+      </w:pPr>
+    </w:p>
+    <w:tbl>
+      <w:tblPr>
+        <w:tblStyle w:val="TableGrid"/>
+        <w:tblW w:type="auto" w:w="0"/>
+        <w:tblLook w:firstColumn="1" w:firstRow="1" w:lastColumn="0" w:lastRow="0" w:noHBand="0" w:noVBand="1" w:val="04A0"/>
+      </w:tblPr>
+      <w:tblGrid>
+        <w:gridCol w:w="10080"/>
+      </w:tblGrid>
+      <w:tr>
+        <w:tc>
+          <w:tcPr>
+            <w:tcW w:type="dxa" w:w="10080"/>
+            <w:shd w:fill="EAF3EA"/>
+          </w:tcPr>
+          <w:p>
+            <w:pPr>
+              <w:spacing w:after="0"/>
+            </w:pPr>
+            <w:r>
+              <w:rPr>
+                <w:b/>
+                <w:color w:val="166534"/>
+                <w:sz w:val="23"/>
+              </w:rPr>
+              <w:t>2026-06-30 11:01  |  3476楼  |  狼大  |  UID 150058</w:t>
+            </w:r>
+          </w:p>
+        </w:tc>
+      </w:tr>
+      <w:tr>
+        <w:tc>
+          <w:tcPr>
+            <w:tcW w:type="dxa" w:w="10080"/>
+          </w:tcPr>
+          <w:p>
+            <w:pPr>
+              <w:spacing w:line="276" w:lineRule="auto" w:after="100"/>
+            </w:pPr>
+            <w:r>
+              <w:rPr>
+                <w:color w:val="111827"/>
+                <w:sz w:val="24"/>
+              </w:rPr>
+              <w:t>Reply Post by Moetatsui (2026-06-30 10:59):</w:t>
+            </w:r>
+          </w:p>
+          <w:p>
+            <w:pPr>
+              <w:spacing w:line="276" w:lineRule="auto" w:after="100"/>
+            </w:pPr>
+            <w:r>
+              <w:rPr>
+                <w:color w:val="111827"/>
+                <w:sz w:val="24"/>
+              </w:rPr>
+              <w:t>今天把漂移的挂到回家的树梢上，明天在想回来就不是那么简单的事咯</w:t>
+            </w:r>
+            <w:r>
+              <w:br/>
+            </w:r>
+            <w:r>
+              <w:rPr>
+                <w:color w:val="111827"/>
+                <w:sz w:val="24"/>
+              </w:rPr>
+              <w:t>对的</w:t>
+            </w:r>
+            <w:r>
+              <w:br/>
+            </w:r>
+            <w:r>
+              <w:rPr>
+                <w:color w:val="111827"/>
+                <w:sz w:val="24"/>
+              </w:rPr>
+              <w:t>漂移的想合规的漏完仓再回来只能在树上</w:t>
+            </w:r>
+            <w:r>
+              <w:br/>
+            </w:r>
+            <w:r>
+              <w:rPr>
+                <w:color w:val="111827"/>
+                <w:sz w:val="24"/>
+              </w:rPr>
+              <w:t>这是明牌。</w:t>
+            </w:r>
+          </w:p>
+        </w:tc>
+      </w:tr>
+    </w:tbl>
+    <w:p>
+      <w:pPr>
+        <w:spacing w:after="40"/>
+      </w:pPr>
+    </w:p>
+    <w:tbl>
+      <w:tblPr>
+        <w:tblStyle w:val="TableGrid"/>
+        <w:tblW w:type="auto" w:w="0"/>
+        <w:tblLook w:firstColumn="1" w:firstRow="1" w:lastColumn="0" w:lastRow="0" w:noHBand="0" w:noVBand="1" w:val="04A0"/>
+      </w:tblPr>
+      <w:tblGrid>
+        <w:gridCol w:w="10080"/>
+      </w:tblGrid>
+      <w:tr>
+        <w:tc>
+          <w:tcPr>
+            <w:tcW w:type="dxa" w:w="10080"/>
+            <w:shd w:fill="EAF3EA"/>
+          </w:tcPr>
+          <w:p>
+            <w:pPr>
+              <w:spacing w:after="0"/>
+            </w:pPr>
+            <w:r>
+              <w:rPr>
+                <w:b/>
+                <w:color w:val="166534"/>
+                <w:sz w:val="23"/>
+              </w:rPr>
+              <w:t>2026-06-30 11:05  |  3477楼  |  狼大  |  UID 150058</w:t>
+            </w:r>
+          </w:p>
+        </w:tc>
+      </w:tr>
+      <w:tr>
+        <w:tc>
+          <w:tcPr>
+            <w:tcW w:type="dxa" w:w="10080"/>
+          </w:tcPr>
+          <w:p>
+            <w:pPr>
+              <w:spacing w:line="276" w:lineRule="auto" w:after="100"/>
+            </w:pPr>
+            <w:r>
+              <w:rPr>
+                <w:color w:val="111827"/>
+                <w:sz w:val="24"/>
+              </w:rPr>
+              <w:t>Reply Post by 揚州炒飯1 (2026-06-30 11:04):</w:t>
+            </w:r>
+          </w:p>
+          <w:p>
+            <w:pPr>
+              <w:spacing w:line="276" w:lineRule="auto" w:after="100"/>
+            </w:pPr>
+            <w:r>
+              <w:rPr>
+                <w:color w:val="111827"/>
+                <w:sz w:val="24"/>
+              </w:rPr>
+              <w:t>那狼大 这种基金补回股数之后， 他不得做T把自己成本做下去吗。 最后还是谁筹码多谁说了算呢，对于车上的散户来说也不是什么好事啊</w:t>
+            </w:r>
+            <w:r>
+              <w:br/>
+            </w:r>
+            <w:r>
+              <w:rPr>
+                <w:color w:val="111827"/>
+                <w:sz w:val="24"/>
+              </w:rPr>
+              <w:t>公墓不存在做T。</w:t>
+            </w:r>
+          </w:p>
+        </w:tc>
+      </w:tr>
+    </w:tbl>
+    <w:p>
+      <w:pPr>
+        <w:spacing w:after="40"/>
+      </w:pPr>
+    </w:p>
+    <w:tbl>
+      <w:tblPr>
+        <w:tblStyle w:val="TableGrid"/>
+        <w:tblW w:type="auto" w:w="0"/>
+        <w:tblLook w:firstColumn="1" w:firstRow="1" w:lastColumn="0" w:lastRow="0" w:noHBand="0" w:noVBand="1" w:val="04A0"/>
+      </w:tblPr>
+      <w:tblGrid>
+        <w:gridCol w:w="10080"/>
+      </w:tblGrid>
+      <w:tr>
+        <w:tc>
+          <w:tcPr>
+            <w:tcW w:type="dxa" w:w="10080"/>
+            <w:shd w:fill="EAF3EA"/>
+          </w:tcPr>
+          <w:p>
+            <w:pPr>
+              <w:spacing w:after="0"/>
+            </w:pPr>
+            <w:r>
+              <w:rPr>
+                <w:b/>
+                <w:color w:val="166534"/>
+                <w:sz w:val="23"/>
+              </w:rPr>
+              <w:t>2026-06-30 11:11  |  3478楼  |  狼大  |  UID 150058</w:t>
+            </w:r>
+          </w:p>
+        </w:tc>
+      </w:tr>
+      <w:tr>
+        <w:tc>
+          <w:tcPr>
+            <w:tcW w:type="dxa" w:w="10080"/>
+          </w:tcPr>
+          <w:p>
+            <w:pPr>
+              <w:spacing w:line="276" w:lineRule="auto" w:after="100"/>
+            </w:pPr>
+            <w:r>
+              <w:rPr>
+                <w:color w:val="111827"/>
+                <w:sz w:val="24"/>
+              </w:rPr>
+              <w:t>Reply Post by 月满&amp;#8226;轩尼诗 (2026-06-30 11:05):</w:t>
+            </w:r>
+          </w:p>
+          <w:p>
+            <w:pPr>
+              <w:spacing w:line="276" w:lineRule="auto" w:after="100"/>
+            </w:pPr>
+            <w:r>
+              <w:rPr>
+                <w:color w:val="111827"/>
+                <w:sz w:val="24"/>
+              </w:rPr>
+              <w:t>狼大，关于新能源前几天那波下跌，我捋了下逻辑，您看合不合理：</w:t>
+            </w:r>
+          </w:p>
+          <w:p>
+            <w:pPr>
+              <w:spacing w:line="276" w:lineRule="auto" w:after="100"/>
+            </w:pPr>
+            <w:r>
+              <w:rPr>
+                <w:color w:val="111827"/>
+                <w:sz w:val="24"/>
+              </w:rPr>
+              <w:t>核心原因主要是基金砸盘 + 量化跟风放大。新能源本来就是公募基金的传统重仓阵地，所以这一砸分量不轻，效果也很明显——正好给那些从科技板块漂移出来、不得不回补仓位的资金，制造了一个舒服的买点(反正左手倒右手，都是自己的钱)。</w:t>
+            </w:r>
+            <w:r>
+              <w:br/>
+            </w:r>
+            <w:r>
+              <w:rPr>
+                <w:color w:val="111827"/>
+                <w:sz w:val="24"/>
+              </w:rPr>
+              <w:t>另外，新能源财报目前没有窗口指导，可以正常发。我猜他们下一步的动作，可能会卡在中报前。</w:t>
+            </w:r>
+            <w:r>
+              <w:br/>
+            </w:r>
+            <w:r>
+              <w:rPr>
+                <w:color w:val="111827"/>
+                <w:sz w:val="24"/>
+              </w:rPr>
+              <w:t>想听听您的看法，这么推合理不？</w:t>
+            </w:r>
+            <w:r>
+              <w:br/>
+            </w:r>
+            <w:r>
+              <w:rPr>
+                <w:color w:val="111827"/>
+                <w:sz w:val="24"/>
+              </w:rPr>
+              <w:t>没什么逻辑</w:t>
+            </w:r>
+            <w:r>
+              <w:br/>
+            </w:r>
+            <w:r>
+              <w:rPr>
+                <w:color w:val="111827"/>
+                <w:sz w:val="24"/>
+              </w:rPr>
+              <w:t>目前都是震荡合理区间 低位看逻辑的时候</w:t>
+            </w:r>
+            <w:r>
+              <w:br/>
+            </w:r>
+            <w:r>
+              <w:rPr>
+                <w:color w:val="111827"/>
+                <w:sz w:val="24"/>
+              </w:rPr>
+              <w:t>都是缩量的 证明他里面漂移的钱很低</w:t>
+            </w:r>
+            <w:r>
+              <w:br/>
+            </w:r>
+            <w:r>
+              <w:rPr>
+                <w:color w:val="111827"/>
+                <w:sz w:val="24"/>
+              </w:rPr>
+              <w:t>不像创新药 那种就是放量的了。那种就是漂移很多的。</w:t>
+            </w:r>
+            <w:r>
+              <w:br/>
+            </w:r>
+            <w:r>
+              <w:rPr>
+                <w:color w:val="111827"/>
+                <w:sz w:val="24"/>
+              </w:rPr>
+              <w:t>一切的盘口解读不要离开最基础的量价关系。</w:t>
+            </w:r>
+          </w:p>
+        </w:tc>
+      </w:tr>
+    </w:tbl>
+    <w:p>
+      <w:pPr>
+        <w:spacing w:after="40"/>
+      </w:pPr>
+    </w:p>
+    <w:tbl>
+      <w:tblPr>
+        <w:tblStyle w:val="TableGrid"/>
+        <w:tblW w:type="auto" w:w="0"/>
+        <w:tblLook w:firstColumn="1" w:firstRow="1" w:lastColumn="0" w:lastRow="0" w:noHBand="0" w:noVBand="1" w:val="04A0"/>
+      </w:tblPr>
+      <w:tblGrid>
+        <w:gridCol w:w="10080"/>
+      </w:tblGrid>
+      <w:tr>
+        <w:tc>
+          <w:tcPr>
+            <w:tcW w:type="dxa" w:w="10080"/>
+            <w:shd w:fill="F3F4F6"/>
+          </w:tcPr>
+          <w:p>
+            <w:pPr>
+              <w:spacing w:after="0"/>
+            </w:pPr>
+            <w:r>
+              <w:rPr>
+                <w:b/>
+                <w:color w:val="374151"/>
+                <w:sz w:val="19"/>
+              </w:rPr>
+              <w:t>2026-06-30 11:17  |  1521楼  |  xbox  |  UID 331181</w:t>
+            </w:r>
+          </w:p>
+        </w:tc>
+      </w:tr>
+      <w:tr>
+        <w:tc>
+          <w:tcPr>
+            <w:tcW w:type="dxa" w:w="10080"/>
+          </w:tcPr>
+          <w:p>
+            <w:pPr>
+              <w:spacing w:line="276" w:lineRule="auto" w:after="100"/>
+            </w:pPr>
+            <w:r>
+              <w:rPr>
+                <w:sz w:val="20"/>
+              </w:rPr>
+              <w:t>Reply Post by 狼大的小野猪 (2026-06-30 11:13):</w:t>
+            </w:r>
+          </w:p>
+          <w:p>
+            <w:pPr>
+              <w:spacing w:line="276" w:lineRule="auto" w:after="100"/>
+            </w:pPr>
+            <w:r>
+              <w:rPr>
+                <w:sz w:val="20"/>
+              </w:rPr>
+              <w:t>你卖一个亿的etf etf的管理者就要卖一个亿的持仓股(具体不是这样的操作 但差不多就这个意思 )</w:t>
+            </w:r>
+            <w:r>
+              <w:br/>
+            </w:r>
+            <w:r>
+              <w:rPr>
+                <w:sz w:val="20"/>
+              </w:rPr>
+              <w:t>etf不是个数字游戏 他是实打实持仓股票的</w:t>
+            </w:r>
+          </w:p>
+          <w:p>
+            <w:pPr>
+              <w:spacing w:line="276" w:lineRule="auto" w:after="100"/>
+            </w:pPr>
+            <w:r>
+              <w:rPr>
+                <w:sz w:val="20"/>
+              </w:rPr>
+              <w:t>场内是换手，场外申购才是吧？</w:t>
+            </w:r>
+          </w:p>
+        </w:tc>
+      </w:tr>
+    </w:tbl>
+    <w:p>
+      <w:pPr>
+        <w:spacing w:after="40"/>
+      </w:pPr>
+    </w:p>
+    <w:tbl>
+      <w:tblPr>
+        <w:tblStyle w:val="TableGrid"/>
+        <w:tblW w:type="auto" w:w="0"/>
+        <w:tblLook w:firstColumn="1" w:firstRow="1" w:lastColumn="0" w:lastRow="0" w:noHBand="0" w:noVBand="1" w:val="04A0"/>
+      </w:tblPr>
+      <w:tblGrid>
+        <w:gridCol w:w="10080"/>
+      </w:tblGrid>
+      <w:tr>
+        <w:tc>
+          <w:tcPr>
+            <w:tcW w:type="dxa" w:w="10080"/>
+            <w:shd w:fill="F3F4F6"/>
+          </w:tcPr>
+          <w:p>
+            <w:pPr>
+              <w:spacing w:after="0"/>
+            </w:pPr>
+            <w:r>
+              <w:rPr>
+                <w:b/>
+                <w:color w:val="374151"/>
+                <w:sz w:val="19"/>
+              </w:rPr>
+              <w:t>2026-06-30 11:26  |  2993楼  |  Rzzz二号机  |  UID 67143809</w:t>
+            </w:r>
+          </w:p>
+        </w:tc>
+      </w:tr>
+      <w:tr>
+        <w:tc>
+          <w:tcPr>
+            <w:tcW w:type="dxa" w:w="10080"/>
+          </w:tcPr>
+          <w:p>
+            <w:pPr>
+              <w:spacing w:line="276" w:lineRule="auto" w:after="100"/>
+            </w:pPr>
+            <w:r>
+              <w:rPr>
+                <w:sz w:val="20"/>
+              </w:rPr>
+              <w:t>今天这个香槟我开定了 珍珍也拦不住我说的[s:pg:严肃]</w:t>
+            </w:r>
+            <w:r>
+              <w:br/>
+            </w:r>
+            <w:r>
+              <w:rPr>
+                <w:sz w:val="20"/>
+              </w:rPr>
+              <w:t>./mon_202606/30/jmQ45-4hdlK1pT3cSsg-iy.png</w:t>
+            </w:r>
+          </w:p>
+        </w:tc>
+      </w:tr>
+    </w:tbl>
+    <w:p>
+      <w:pPr>
+        <w:spacing w:after="40"/>
+      </w:pPr>
+    </w:p>
+    <w:tbl>
+      <w:tblPr>
+        <w:tblStyle w:val="TableGrid"/>
+        <w:tblW w:type="auto" w:w="0"/>
+        <w:tblLook w:firstColumn="1" w:firstRow="1" w:lastColumn="0" w:lastRow="0" w:noHBand="0" w:noVBand="1" w:val="04A0"/>
+      </w:tblPr>
+      <w:tblGrid>
+        <w:gridCol w:w="10080"/>
+      </w:tblGrid>
+      <w:tr>
+        <w:tc>
+          <w:tcPr>
+            <w:tcW w:type="dxa" w:w="10080"/>
+            <w:shd w:fill="EAF3EA"/>
+          </w:tcPr>
+          <w:p>
+            <w:pPr>
+              <w:spacing w:after="0"/>
+            </w:pPr>
+            <w:r>
+              <w:rPr>
+                <w:b/>
+                <w:color w:val="166534"/>
+                <w:sz w:val="23"/>
+              </w:rPr>
+              <w:t>2026-06-30 11:26  |  3479楼  |  狼大  |  UID 150058</w:t>
+            </w:r>
+          </w:p>
+        </w:tc>
+      </w:tr>
+      <w:tr>
+        <w:tc>
+          <w:tcPr>
+            <w:tcW w:type="dxa" w:w="10080"/>
+          </w:tcPr>
+          <w:p>
+            <w:pPr>
+              <w:spacing w:line="276" w:lineRule="auto" w:after="100"/>
+            </w:pPr>
+            <w:r>
+              <w:rPr>
+                <w:color w:val="111827"/>
+                <w:sz w:val="24"/>
+              </w:rPr>
+              <w:t>Reply Post by 麻芜湖麻麻麻的 (2026-06-30 11:22):</w:t>
+            </w:r>
+          </w:p>
+          <w:p>
+            <w:pPr>
+              <w:spacing w:line="276" w:lineRule="auto" w:after="100"/>
+            </w:pPr>
+            <w:r>
+              <w:rPr>
+                <w:color w:val="111827"/>
+                <w:sz w:val="24"/>
+              </w:rPr>
+              <w:t>我也在想这个事情，这些基金的管理人肯定也不是傻逼，就硬着头皮去买拉起来的光导存[s:ac:哭笑]</w:t>
+            </w:r>
+            <w:r>
+              <w:br/>
+            </w:r>
+            <w:r>
+              <w:rPr>
+                <w:color w:val="111827"/>
+                <w:sz w:val="24"/>
+              </w:rPr>
+              <w:t>他们只能是SX</w:t>
+            </w:r>
+            <w:r>
+              <w:br/>
+            </w:r>
+            <w:r>
+              <w:rPr>
+                <w:color w:val="111827"/>
+                <w:sz w:val="24"/>
+              </w:rPr>
+              <w:t>市场哪个涨最多的大票就抱哪个 这是定律。</w:t>
+            </w:r>
+            <w:r>
+              <w:br/>
+            </w:r>
+            <w:r>
+              <w:rPr>
+                <w:color w:val="111827"/>
+                <w:sz w:val="24"/>
+              </w:rPr>
+              <w:t>这是他们的生存法则。</w:t>
+            </w:r>
+            <w:r>
+              <w:br/>
+            </w:r>
+            <w:r>
+              <w:rPr>
+                <w:color w:val="111827"/>
+                <w:sz w:val="24"/>
+              </w:rPr>
+              <w:t>抱中继 死了 他们可以说是市场完了</w:t>
+            </w:r>
+            <w:r>
+              <w:br/>
+            </w:r>
+            <w:r>
+              <w:rPr>
+                <w:color w:val="111827"/>
+                <w:sz w:val="24"/>
+              </w:rPr>
+              <w:t>抱别的 死了 就是他们自己不行。</w:t>
+            </w:r>
+            <w:r>
+              <w:br/>
+            </w:r>
+            <w:r>
+              <w:rPr>
+                <w:color w:val="111827"/>
+                <w:sz w:val="24"/>
+              </w:rPr>
+              <w:t>能理解吗</w:t>
+            </w:r>
+          </w:p>
+        </w:tc>
+      </w:tr>
+    </w:tbl>
+    <w:p>
+      <w:pPr>
+        <w:spacing w:after="40"/>
+      </w:pPr>
+    </w:p>
+    <w:tbl>
+      <w:tblPr>
+        <w:tblStyle w:val="TableGrid"/>
+        <w:tblW w:type="auto" w:w="0"/>
+        <w:tblLook w:firstColumn="1" w:firstRow="1" w:lastColumn="0" w:lastRow="0" w:noHBand="0" w:noVBand="1" w:val="04A0"/>
+      </w:tblPr>
+      <w:tblGrid>
+        <w:gridCol w:w="10080"/>
+      </w:tblGrid>
+      <w:tr>
+        <w:tc>
+          <w:tcPr>
+            <w:tcW w:type="dxa" w:w="10080"/>
+            <w:shd w:fill="F3F4F6"/>
+          </w:tcPr>
+          <w:p>
+            <w:pPr>
+              <w:spacing w:after="0"/>
+            </w:pPr>
+            <w:r>
+              <w:rPr>
+                <w:b/>
+                <w:color w:val="374151"/>
+                <w:sz w:val="19"/>
+              </w:rPr>
+              <w:t>2026-06-30 11:30  |  2994楼  |  Rzzz二号机  |  UID 67143809</w:t>
+            </w:r>
+          </w:p>
+        </w:tc>
+      </w:tr>
+      <w:tr>
+        <w:tc>
+          <w:tcPr>
+            <w:tcW w:type="dxa" w:w="10080"/>
+          </w:tcPr>
+          <w:p>
+            <w:pPr>
+              <w:spacing w:line="276" w:lineRule="auto" w:after="100"/>
+            </w:pPr>
+            <w:r>
+              <w:rPr>
+                <w:sz w:val="20"/>
+              </w:rPr>
+              <w:t>Reply Post by 真伪善者查尔斯 (2026-06-30 11:28):</w:t>
+            </w:r>
+          </w:p>
+          <w:p>
+            <w:pPr>
+              <w:spacing w:line="276" w:lineRule="auto" w:after="100"/>
+            </w:pPr>
+            <w:r>
+              <w:rPr>
+                <w:sz w:val="20"/>
+              </w:rPr>
+              <w:t>虽然 但是 哥 胜宏到现在还没破前高 [s:pst:哭3] 我拿了两个月了</w:t>
+            </w:r>
+          </w:p>
+          <w:p>
+            <w:pPr>
+              <w:spacing w:line="276" w:lineRule="auto" w:after="100"/>
+            </w:pPr>
+            <w:r>
+              <w:rPr>
+                <w:sz w:val="20"/>
+              </w:rPr>
+              <w:t>[s:ac:怒]你他妈闭嘴 这种时候不允许有反对的声音 香槟都给我开</w:t>
+            </w:r>
+          </w:p>
+        </w:tc>
+      </w:tr>
+    </w:tbl>
+    <w:p>
+      <w:pPr>
+        <w:spacing w:after="40"/>
+      </w:pPr>
+    </w:p>
+    <w:tbl>
+      <w:tblPr>
+        <w:tblStyle w:val="TableGrid"/>
+        <w:tblW w:type="auto" w:w="0"/>
+        <w:tblLook w:firstColumn="1" w:firstRow="1" w:lastColumn="0" w:lastRow="0" w:noHBand="0" w:noVBand="1" w:val="04A0"/>
+      </w:tblPr>
+      <w:tblGrid>
+        <w:gridCol w:w="10080"/>
+      </w:tblGrid>
+      <w:tr>
+        <w:tc>
+          <w:tcPr>
+            <w:tcW w:type="dxa" w:w="10080"/>
+            <w:shd w:fill="F3F4F6"/>
+          </w:tcPr>
+          <w:p>
+            <w:pPr>
+              <w:spacing w:after="0"/>
+            </w:pPr>
+            <w:r>
+              <w:rPr>
+                <w:b/>
+                <w:color w:val="374151"/>
+                <w:sz w:val="19"/>
+              </w:rPr>
+              <w:t>2026-06-30 11:33  |  2995楼  |  Rzzz二号机  |  UID 67143809</w:t>
+            </w:r>
+          </w:p>
+        </w:tc>
+      </w:tr>
+      <w:tr>
+        <w:tc>
+          <w:tcPr>
+            <w:tcW w:type="dxa" w:w="10080"/>
+          </w:tcPr>
+          <w:p>
+            <w:pPr>
+              <w:spacing w:line="276" w:lineRule="auto" w:after="100"/>
+            </w:pPr>
+            <w:r>
+              <w:rPr>
+                <w:sz w:val="20"/>
+              </w:rPr>
+              <w:t>Reply Post by 你看看你？ (2026-06-30 11:30):</w:t>
+            </w:r>
+          </w:p>
+          <w:p>
+            <w:pPr>
+              <w:spacing w:line="276" w:lineRule="auto" w:after="100"/>
+            </w:pPr>
+            <w:r>
+              <w:rPr>
+                <w:sz w:val="20"/>
+              </w:rPr>
+              <w:t>就是我不理解胜宏H为啥会被砸成这样沟槽的样子，反向溢价的Ai硬大票除了长飞这个丢人现眼的真不多吧</w:t>
+            </w:r>
+          </w:p>
+          <w:p>
+            <w:pPr>
+              <w:spacing w:line="276" w:lineRule="auto" w:after="100"/>
+            </w:pPr>
+            <w:r>
+              <w:rPr>
+                <w:sz w:val="20"/>
+              </w:rPr>
+              <w:t>港仔懂个几把pcb [s:ac:怒]Q3财报一出都给我狠狠认错</w:t>
+            </w:r>
+          </w:p>
+        </w:tc>
+      </w:tr>
+    </w:tbl>
+    <w:p>
+      <w:pPr>
+        <w:spacing w:after="40"/>
+      </w:pPr>
+    </w:p>
+    <w:tbl>
+      <w:tblPr>
+        <w:tblStyle w:val="TableGrid"/>
+        <w:tblW w:type="auto" w:w="0"/>
+        <w:tblLook w:firstColumn="1" w:firstRow="1" w:lastColumn="0" w:lastRow="0" w:noHBand="0" w:noVBand="1" w:val="04A0"/>
+      </w:tblPr>
+      <w:tblGrid>
+        <w:gridCol w:w="10080"/>
+      </w:tblGrid>
+      <w:tr>
+        <w:tc>
+          <w:tcPr>
+            <w:tcW w:type="dxa" w:w="10080"/>
+            <w:shd w:fill="F3F4F6"/>
+          </w:tcPr>
+          <w:p>
+            <w:pPr>
+              <w:spacing w:after="0"/>
+            </w:pPr>
+            <w:r>
+              <w:rPr>
+                <w:b/>
+                <w:color w:val="374151"/>
+                <w:sz w:val="19"/>
+              </w:rPr>
+              <w:t>2026-06-30 11:36  |  2996楼  |  Rzzz二号机  |  UID 67143809</w:t>
+            </w:r>
+          </w:p>
+        </w:tc>
+      </w:tr>
+      <w:tr>
+        <w:tc>
+          <w:tcPr>
+            <w:tcW w:type="dxa" w:w="10080"/>
+          </w:tcPr>
+          <w:p>
+            <w:pPr>
+              <w:spacing w:line="276" w:lineRule="auto" w:after="100"/>
+            </w:pPr>
+            <w:r>
+              <w:rPr>
+                <w:sz w:val="20"/>
+              </w:rPr>
+              <w:t>Reply Post by 闪灵灬 (2026-06-30 11:32):</w:t>
+            </w:r>
+          </w:p>
+          <w:p>
+            <w:pPr>
+              <w:spacing w:line="276" w:lineRule="auto" w:after="100"/>
+            </w:pPr>
+            <w:r>
+              <w:rPr>
+                <w:sz w:val="20"/>
+              </w:rPr>
+              <w:t>[s:ac:哭笑]</w:t>
+            </w:r>
+            <w:r>
+              <w:br/>
+            </w:r>
+            <w:r>
+              <w:rPr>
+                <w:sz w:val="20"/>
+              </w:rPr>
+              <w:t>胜宏，你什么时候才能成为PCB龙头啊？</w:t>
+            </w:r>
+            <w:r>
+              <w:br/>
+            </w:r>
+            <w:r>
+              <w:rPr>
+                <w:sz w:val="20"/>
+              </w:rPr>
+              <w:t>就在今天，就在今天！</w:t>
+            </w:r>
+          </w:p>
+          <w:p>
+            <w:pPr>
+              <w:spacing w:line="276" w:lineRule="auto" w:after="100"/>
+            </w:pPr>
+            <w:r>
+              <w:rPr>
+                <w:sz w:val="20"/>
+              </w:rPr>
+              <w:t>[s:ng:问号大]</w:t>
+            </w:r>
+            <w:r>
+              <w:br/>
+            </w:r>
+            <w:r>
+              <w:rPr>
+                <w:sz w:val="20"/>
+              </w:rPr>
+              <w:t>./mon_202606/30/jmQ46-gwjzKgT1kSgn-6p.jpg</w:t>
+            </w:r>
+          </w:p>
+        </w:tc>
+      </w:tr>
+    </w:tbl>
+    <w:p>
+      <w:pPr>
+        <w:spacing w:after="40"/>
+      </w:pPr>
+    </w:p>
+    <w:tbl>
+      <w:tblPr>
+        <w:tblStyle w:val="TableGrid"/>
+        <w:tblW w:type="auto" w:w="0"/>
+        <w:tblLook w:firstColumn="1" w:firstRow="1" w:lastColumn="0" w:lastRow="0" w:noHBand="0" w:noVBand="1" w:val="04A0"/>
+      </w:tblPr>
+      <w:tblGrid>
+        <w:gridCol w:w="10080"/>
+      </w:tblGrid>
+      <w:tr>
+        <w:tc>
+          <w:tcPr>
+            <w:tcW w:type="dxa" w:w="10080"/>
+            <w:shd w:fill="F3F4F6"/>
+          </w:tcPr>
+          <w:p>
+            <w:pPr>
+              <w:spacing w:after="0"/>
+            </w:pPr>
+            <w:r>
+              <w:rPr>
+                <w:b/>
+                <w:color w:val="374151"/>
+                <w:sz w:val="19"/>
+              </w:rPr>
+              <w:t>2026-06-30 11:39  |  583楼  |  夜骰2号机  |  UID 66908070</w:t>
+            </w:r>
+          </w:p>
+        </w:tc>
+      </w:tr>
+      <w:tr>
+        <w:tc>
+          <w:tcPr>
+            <w:tcW w:type="dxa" w:w="10080"/>
+          </w:tcPr>
+          <w:p>
+            <w:pPr>
+              <w:spacing w:line="276" w:lineRule="auto" w:after="100"/>
+            </w:pPr>
+            <w:r>
+              <w:rPr>
+                <w:sz w:val="20"/>
+              </w:rPr>
+              <w:t>午盘4082，低点4052高于昨天复盘预期的4047支撑，开盘直接来到下跌斜线外摆脱趋势向上，活跃市值+3，非常好[s:ac:goodjob]</w:t>
+            </w:r>
+            <w:r>
+              <w:br/>
+            </w:r>
+            <w:r>
+              <w:rPr>
+                <w:sz w:val="20"/>
+              </w:rPr>
+              <w:t>今天的目标是收在4080以上，83上回到中区间更好，中际站稳1280+，回到1300更好，活跃市值如果+4直接打满光</w:t>
+            </w:r>
+            <w:r>
+              <w:br/>
+            </w:r>
+            <w:r>
+              <w:rPr>
+                <w:sz w:val="20"/>
+              </w:rPr>
+              <w:t>加仓春秋，中大哥过70站稳加仓通信，别的没动</w:t>
+            </w:r>
+            <w:r>
+              <w:br/>
+            </w:r>
+            <w:r>
+              <w:rPr>
+                <w:sz w:val="20"/>
+              </w:rPr>
+              <w:t>石英今天是标准的倒车接人，低点严丝合缝没有一点问题，哀嚎或者害怕卖了的说明不适合做这个，换自己拿着舒服的</w:t>
+            </w:r>
+          </w:p>
+        </w:tc>
+      </w:tr>
+    </w:tbl>
+    <w:p>
+      <w:pPr>
+        <w:spacing w:after="40"/>
+      </w:pPr>
+    </w:p>
+    <w:tbl>
+      <w:tblPr>
+        <w:tblStyle w:val="TableGrid"/>
+        <w:tblW w:type="auto" w:w="0"/>
+        <w:tblLook w:firstColumn="1" w:firstRow="1" w:lastColumn="0" w:lastRow="0" w:noHBand="0" w:noVBand="1" w:val="04A0"/>
+      </w:tblPr>
+      <w:tblGrid>
+        <w:gridCol w:w="10080"/>
+      </w:tblGrid>
+      <w:tr>
+        <w:tc>
+          <w:tcPr>
+            <w:tcW w:type="dxa" w:w="10080"/>
+            <w:shd w:fill="F3F4F6"/>
+          </w:tcPr>
+          <w:p>
+            <w:pPr>
+              <w:spacing w:after="0"/>
+            </w:pPr>
+            <w:r>
+              <w:rPr>
+                <w:b/>
+                <w:color w:val="374151"/>
+                <w:sz w:val="19"/>
+              </w:rPr>
+              <w:t>2026-06-30 11:40  |  2997楼  |  Rzzz二号机  |  UID 67143809</w:t>
+            </w:r>
+          </w:p>
+        </w:tc>
+      </w:tr>
+      <w:tr>
+        <w:tc>
+          <w:tcPr>
+            <w:tcW w:type="dxa" w:w="10080"/>
+          </w:tcPr>
+          <w:p>
+            <w:pPr>
+              <w:spacing w:line="276" w:lineRule="auto" w:after="100"/>
+            </w:pPr>
+            <w:r>
+              <w:rPr>
+                <w:sz w:val="20"/>
+              </w:rPr>
+              <w:t>Reply Post by Doh丶 (2026-06-30 11:39):</w:t>
+            </w:r>
+          </w:p>
+          <w:p>
+            <w:pPr>
+              <w:spacing w:line="276" w:lineRule="auto" w:after="100"/>
+            </w:pPr>
+            <w:r>
+              <w:rPr>
+                <w:sz w:val="20"/>
+              </w:rPr>
+              <w:t>那问题来了，机哥你半年报跑吗</w:t>
+            </w:r>
+          </w:p>
+          <w:p>
+            <w:pPr>
+              <w:spacing w:line="276" w:lineRule="auto" w:after="100"/>
+            </w:pPr>
+            <w:r>
+              <w:rPr>
+                <w:sz w:val="20"/>
+              </w:rPr>
+              <w:t>牢弟？不跑了 四浪也不跑了 这钱不要了扔里面陪珍珍一辈子[s:a2:doge]</w:t>
+            </w:r>
+          </w:p>
+        </w:tc>
+      </w:tr>
+    </w:tbl>
+    <w:p>
+      <w:pPr>
+        <w:spacing w:after="40"/>
+      </w:pPr>
+    </w:p>
+    <w:tbl>
+      <w:tblPr>
+        <w:tblStyle w:val="TableGrid"/>
+        <w:tblW w:type="auto" w:w="0"/>
+        <w:tblLook w:firstColumn="1" w:firstRow="1" w:lastColumn="0" w:lastRow="0" w:noHBand="0" w:noVBand="1" w:val="04A0"/>
+      </w:tblPr>
+      <w:tblGrid>
+        <w:gridCol w:w="10080"/>
+      </w:tblGrid>
+      <w:tr>
+        <w:tc>
+          <w:tcPr>
+            <w:tcW w:type="dxa" w:w="10080"/>
+            <w:shd w:fill="F3F4F6"/>
+          </w:tcPr>
+          <w:p>
+            <w:pPr>
+              <w:spacing w:after="0"/>
+            </w:pPr>
+            <w:r>
+              <w:rPr>
+                <w:b/>
+                <w:color w:val="374151"/>
+                <w:sz w:val="19"/>
+              </w:rPr>
+              <w:t>2026-06-30 11:46  |  2998楼  |  Rzzz二号机  |  UID 67143809</w:t>
+            </w:r>
+          </w:p>
+        </w:tc>
+      </w:tr>
+      <w:tr>
+        <w:tc>
+          <w:tcPr>
+            <w:tcW w:type="dxa" w:w="10080"/>
+          </w:tcPr>
+          <w:p>
+            <w:pPr>
+              <w:spacing w:line="276" w:lineRule="auto" w:after="100"/>
+            </w:pPr>
+            <w:r>
+              <w:rPr>
+                <w:sz w:val="20"/>
+              </w:rPr>
+              <w:t>Reply Post by -阿狼- (2026-06-29 15:47):</w:t>
+            </w:r>
+          </w:p>
+          <w:p>
+            <w:pPr>
+              <w:spacing w:line="276" w:lineRule="auto" w:after="100"/>
+            </w:pPr>
+            <w:r>
+              <w:rPr>
+                <w:sz w:val="20"/>
+              </w:rPr>
+              <w:t>嗯 我见好就收</w:t>
+            </w:r>
+          </w:p>
+          <w:p>
+            <w:pPr>
+              <w:spacing w:line="276" w:lineRule="auto" w:after="100"/>
+            </w:pPr>
+            <w:r>
+              <w:rPr>
+                <w:sz w:val="20"/>
+              </w:rPr>
+              <w:t>截至目前 26年半导体设备ETF一倍于通信ETF涨幅这句话已经完成并结束 时间周期已经完成</w:t>
+            </w:r>
+            <w:r>
+              <w:br/>
+            </w:r>
+            <w:r>
+              <w:rPr>
+                <w:sz w:val="20"/>
+              </w:rPr>
+              <w:t>剩下的不再作为自己的操作指导。</w:t>
+            </w:r>
+            <w:r>
+              <w:br/>
+            </w:r>
+            <w:r>
+              <w:rPr>
+                <w:sz w:val="20"/>
+              </w:rPr>
+              <w:t>这样我就不会被打脸了</w:t>
+            </w:r>
+            <w:r>
+              <w:br/>
+            </w:r>
+            <w:r>
+              <w:rPr>
+                <w:sz w:val="20"/>
+              </w:rPr>
+              <w:t>永远不亏的秘诀就是 见好就收</w:t>
+            </w:r>
+          </w:p>
+          <w:p>
+            <w:pPr>
+              <w:spacing w:line="276" w:lineRule="auto" w:after="100"/>
+            </w:pPr>
+            <w:r>
+              <w:rPr>
+                <w:sz w:val="20"/>
+              </w:rPr>
+              <w:t>[s:pg:满分]帅比昨天 见好就收铁盒两倍通信涨幅的含金量</w:t>
+            </w:r>
+          </w:p>
+        </w:tc>
+      </w:tr>
+    </w:tbl>
+    <w:p>
+      <w:pPr>
+        <w:spacing w:after="40"/>
+      </w:pPr>
+    </w:p>
+    <w:tbl>
+      <w:tblPr>
+        <w:tblStyle w:val="TableGrid"/>
+        <w:tblW w:type="auto" w:w="0"/>
+        <w:tblLook w:firstColumn="1" w:firstRow="1" w:lastColumn="0" w:lastRow="0" w:noHBand="0" w:noVBand="1" w:val="04A0"/>
+      </w:tblPr>
+      <w:tblGrid>
+        <w:gridCol w:w="10080"/>
+      </w:tblGrid>
+      <w:tr>
+        <w:tc>
+          <w:tcPr>
+            <w:tcW w:type="dxa" w:w="10080"/>
+            <w:shd w:fill="F3F4F6"/>
+          </w:tcPr>
+          <w:p>
+            <w:pPr>
+              <w:spacing w:after="0"/>
+            </w:pPr>
+            <w:r>
+              <w:rPr>
+                <w:b/>
+                <w:color w:val="374151"/>
+                <w:sz w:val="19"/>
+              </w:rPr>
+              <w:t>2026-06-30 11:52  |  2999楼  |  Rzzz二号机  |  UID 67143809</w:t>
+            </w:r>
+          </w:p>
+        </w:tc>
+      </w:tr>
+      <w:tr>
+        <w:tc>
+          <w:tcPr>
+            <w:tcW w:type="dxa" w:w="10080"/>
+          </w:tcPr>
+          <w:p>
+            <w:pPr>
+              <w:spacing w:line="276" w:lineRule="auto" w:after="100"/>
+            </w:pPr>
+            <w:r>
+              <w:rPr>
+                <w:sz w:val="20"/>
+              </w:rPr>
+              <w:t>Reply Post by PoW (2026-06-30 11:50):</w:t>
+            </w:r>
+          </w:p>
+          <w:p>
+            <w:pPr>
+              <w:spacing w:line="276" w:lineRule="auto" w:after="100"/>
+            </w:pPr>
+            <w:r>
+              <w:rPr>
+                <w:sz w:val="20"/>
+              </w:rPr>
+              <w:t>[s:a2:jojo立2]积层板躺着舒服点[s:a2:jojo立]</w:t>
+            </w:r>
+          </w:p>
+          <w:p>
+            <w:pPr>
+              <w:spacing w:line="276" w:lineRule="auto" w:after="100"/>
+            </w:pPr>
+            <w:r>
+              <w:rPr>
+                <w:sz w:val="20"/>
+              </w:rPr>
+              <w:t>[s:a2:jojo立2]我的原则是卖飞不认错</w:t>
+            </w:r>
+          </w:p>
+        </w:tc>
+      </w:tr>
+    </w:tbl>
+    <w:p>
+      <w:pPr>
+        <w:spacing w:after="40"/>
+      </w:pPr>
+    </w:p>
+    <w:tbl>
+      <w:tblPr>
+        <w:tblStyle w:val="TableGrid"/>
+        <w:tblW w:type="auto" w:w="0"/>
+        <w:tblLook w:firstColumn="1" w:firstRow="1" w:lastColumn="0" w:lastRow="0" w:noHBand="0" w:noVBand="1" w:val="04A0"/>
+      </w:tblPr>
+      <w:tblGrid>
+        <w:gridCol w:w="10080"/>
+      </w:tblGrid>
+      <w:tr>
+        <w:tc>
+          <w:tcPr>
+            <w:tcW w:type="dxa" w:w="10080"/>
+            <w:shd w:fill="EAF3EA"/>
+          </w:tcPr>
+          <w:p>
+            <w:pPr>
+              <w:spacing w:after="0"/>
+            </w:pPr>
+            <w:r>
+              <w:rPr>
+                <w:b/>
+                <w:color w:val="166534"/>
+                <w:sz w:val="23"/>
+              </w:rPr>
+              <w:t>2026-06-30 12:10  |  3480楼  |  狼大  |  UID 150058</w:t>
+            </w:r>
+          </w:p>
+        </w:tc>
+      </w:tr>
+      <w:tr>
+        <w:tc>
+          <w:tcPr>
+            <w:tcW w:type="dxa" w:w="10080"/>
+          </w:tcPr>
+          <w:p>
+            <w:pPr>
+              <w:spacing w:line="276" w:lineRule="auto" w:after="100"/>
+            </w:pPr>
+            <w:r>
+              <w:rPr>
+                <w:color w:val="111827"/>
+                <w:sz w:val="24"/>
+              </w:rPr>
+              <w:t>Reply Post by 人士人士 (2026-06-30 11:54):</w:t>
+            </w:r>
+          </w:p>
+          <w:p>
+            <w:pPr>
+              <w:spacing w:line="276" w:lineRule="auto" w:after="100"/>
+            </w:pPr>
+            <w:r>
+              <w:rPr>
+                <w:color w:val="111827"/>
+                <w:sz w:val="24"/>
+              </w:rPr>
+              <w:t>机构、公募本来就是你中有我我中有你，怎么机构可以戏耍公募了？公募不是各种券商投行都在里面，券商投行不是机构？</w:t>
+            </w:r>
+            <w:r>
+              <w:br/>
+            </w:r>
+            <w:r>
+              <w:rPr>
+                <w:color w:val="111827"/>
+                <w:sz w:val="24"/>
+              </w:rPr>
+              <w:t>不同部门分属</w:t>
+            </w:r>
+            <w:r>
+              <w:br/>
+            </w:r>
+            <w:r>
+              <w:rPr>
+                <w:color w:val="111827"/>
+                <w:sz w:val="24"/>
+              </w:rPr>
+              <w:t>公墓就是最底层，收的钱也是最低的。</w:t>
+            </w:r>
+          </w:p>
+        </w:tc>
+      </w:tr>
+    </w:tbl>
+    <w:p>
+      <w:pPr>
+        <w:spacing w:after="40"/>
+      </w:pPr>
+    </w:p>
+    <w:tbl>
+      <w:tblPr>
+        <w:tblStyle w:val="TableGrid"/>
+        <w:tblW w:type="auto" w:w="0"/>
+        <w:tblLook w:firstColumn="1" w:firstRow="1" w:lastColumn="0" w:lastRow="0" w:noHBand="0" w:noVBand="1" w:val="04A0"/>
+      </w:tblPr>
+      <w:tblGrid>
+        <w:gridCol w:w="10080"/>
+      </w:tblGrid>
+      <w:tr>
+        <w:tc>
+          <w:tcPr>
+            <w:tcW w:type="dxa" w:w="10080"/>
+            <w:shd w:fill="F3F4F6"/>
+          </w:tcPr>
+          <w:p>
+            <w:pPr>
+              <w:spacing w:after="0"/>
+            </w:pPr>
+            <w:r>
+              <w:rPr>
+                <w:b/>
+                <w:color w:val="374151"/>
+                <w:sz w:val="19"/>
+              </w:rPr>
+              <w:t>2026-06-30 13:52  |  1555楼  |  zippo578  |  UID 65329649</w:t>
+            </w:r>
+          </w:p>
+        </w:tc>
+      </w:tr>
+      <w:tr>
+        <w:tc>
+          <w:tcPr>
+            <w:tcW w:type="dxa" w:w="10080"/>
+          </w:tcPr>
+          <w:p>
+            <w:pPr>
+              <w:spacing w:line="276" w:lineRule="auto" w:after="100"/>
+            </w:pPr>
+            <w:r>
+              <w:rPr>
+                <w:sz w:val="20"/>
+              </w:rPr>
+              <w:t>编辑掉</w:t>
+            </w:r>
+          </w:p>
+        </w:tc>
+      </w:tr>
+    </w:tbl>
+    <w:p>
+      <w:pPr>
+        <w:spacing w:after="40"/>
+      </w:pPr>
+    </w:p>
+    <w:tbl>
+      <w:tblPr>
+        <w:tblStyle w:val="TableGrid"/>
+        <w:tblW w:type="auto" w:w="0"/>
+        <w:tblLook w:firstColumn="1" w:firstRow="1" w:lastColumn="0" w:lastRow="0" w:noHBand="0" w:noVBand="1" w:val="04A0"/>
+      </w:tblPr>
+      <w:tblGrid>
+        <w:gridCol w:w="10080"/>
+      </w:tblGrid>
+      <w:tr>
+        <w:tc>
+          <w:tcPr>
+            <w:tcW w:type="dxa" w:w="10080"/>
+            <w:shd w:fill="F3F4F6"/>
+          </w:tcPr>
+          <w:p>
+            <w:pPr>
+              <w:spacing w:after="0"/>
+            </w:pPr>
+            <w:r>
+              <w:rPr>
+                <w:b/>
+                <w:color w:val="374151"/>
+                <w:sz w:val="19"/>
+              </w:rPr>
+              <w:t>2026-06-30 13:53  |  3000楼  |  Rzzz二号机  |  UID 67143809</w:t>
+            </w:r>
+          </w:p>
+        </w:tc>
+      </w:tr>
+      <w:tr>
+        <w:tc>
+          <w:tcPr>
+            <w:tcW w:type="dxa" w:w="10080"/>
+          </w:tcPr>
+          <w:p>
+            <w:pPr>
+              <w:spacing w:line="276" w:lineRule="auto" w:after="100"/>
+            </w:pPr>
+            <w:r>
+              <w:rPr>
+                <w:sz w:val="20"/>
+              </w:rPr>
+              <w:t>Reply Post by zippo578 (2026-06-30 13:52):</w:t>
+            </w:r>
+          </w:p>
+          <w:p>
+            <w:pPr>
+              <w:spacing w:line="276" w:lineRule="auto" w:after="100"/>
+            </w:pPr>
+            <w:r>
+              <w:rPr>
+                <w:sz w:val="20"/>
+              </w:rPr>
+              <w:t>指数这个在走法</w:t>
+            </w:r>
+            <w:r>
+              <w:br/>
+            </w:r>
+            <w:r>
+              <w:rPr>
+                <w:sz w:val="20"/>
+              </w:rPr>
+              <w:t>如果是相互埋伏的话</w:t>
+            </w:r>
+            <w:r>
+              <w:br/>
+            </w:r>
+            <w:r>
+              <w:rPr>
+                <w:sz w:val="20"/>
+              </w:rPr>
+              <w:t>那明天[s:ac:喷]</w:t>
+            </w:r>
+          </w:p>
+          <w:p>
+            <w:pPr>
+              <w:spacing w:line="276" w:lineRule="auto" w:after="100"/>
+            </w:pPr>
+            <w:r>
+              <w:rPr>
+                <w:sz w:val="20"/>
+              </w:rPr>
+              <w:t>？？？什么意思</w:t>
+            </w:r>
+          </w:p>
+        </w:tc>
+      </w:tr>
+    </w:tbl>
+    <w:p>
+      <w:pPr>
+        <w:spacing w:after="40"/>
+      </w:pPr>
+    </w:p>
+    <w:tbl>
+      <w:tblPr>
+        <w:tblStyle w:val="TableGrid"/>
+        <w:tblW w:type="auto" w:w="0"/>
+        <w:tblLook w:firstColumn="1" w:firstRow="1" w:lastColumn="0" w:lastRow="0" w:noHBand="0" w:noVBand="1" w:val="04A0"/>
+      </w:tblPr>
+      <w:tblGrid>
+        <w:gridCol w:w="10080"/>
+      </w:tblGrid>
+      <w:tr>
+        <w:tc>
+          <w:tcPr>
+            <w:tcW w:type="dxa" w:w="10080"/>
+            <w:shd w:fill="F3F4F6"/>
+          </w:tcPr>
+          <w:p>
+            <w:pPr>
+              <w:spacing w:after="0"/>
+            </w:pPr>
+            <w:r>
+              <w:rPr>
+                <w:b/>
+                <w:color w:val="374151"/>
+                <w:sz w:val="19"/>
+              </w:rPr>
+              <w:t>2026-06-30 13:56  |  1556楼  |  zippo578  |  UID 65329649</w:t>
+            </w:r>
+          </w:p>
+        </w:tc>
+      </w:tr>
+      <w:tr>
+        <w:tc>
+          <w:tcPr>
+            <w:tcW w:type="dxa" w:w="10080"/>
+          </w:tcPr>
+          <w:p>
+            <w:pPr>
+              <w:spacing w:line="276" w:lineRule="auto" w:after="100"/>
+            </w:pPr>
+            <w:r>
+              <w:rPr>
+                <w:sz w:val="20"/>
+              </w:rPr>
+              <w:t>编辑掉</w:t>
+            </w:r>
+          </w:p>
+        </w:tc>
+      </w:tr>
+    </w:tbl>
+    <w:p>
+      <w:pPr>
+        <w:spacing w:after="40"/>
+      </w:pPr>
+    </w:p>
+    <w:tbl>
+      <w:tblPr>
+        <w:tblStyle w:val="TableGrid"/>
+        <w:tblW w:type="auto" w:w="0"/>
+        <w:tblLook w:firstColumn="1" w:firstRow="1" w:lastColumn="0" w:lastRow="0" w:noHBand="0" w:noVBand="1" w:val="04A0"/>
+      </w:tblPr>
+      <w:tblGrid>
+        <w:gridCol w:w="10080"/>
+      </w:tblGrid>
+      <w:tr>
+        <w:tc>
+          <w:tcPr>
+            <w:tcW w:type="dxa" w:w="10080"/>
+            <w:shd w:fill="F3F4F6"/>
+          </w:tcPr>
+          <w:p>
+            <w:pPr>
+              <w:spacing w:after="0"/>
+            </w:pPr>
+            <w:r>
+              <w:rPr>
+                <w:b/>
+                <w:color w:val="374151"/>
+                <w:sz w:val="19"/>
+              </w:rPr>
+              <w:t>2026-06-30 14:01  |  3001楼  |  Rzzz二号机  |  UID 67143809</w:t>
+            </w:r>
+          </w:p>
+        </w:tc>
+      </w:tr>
+      <w:tr>
+        <w:tc>
+          <w:tcPr>
+            <w:tcW w:type="dxa" w:w="10080"/>
+          </w:tcPr>
+          <w:p>
+            <w:pPr>
+              <w:spacing w:line="276" w:lineRule="auto" w:after="100"/>
+            </w:pPr>
+            <w:r>
+              <w:rPr>
+                <w:sz w:val="20"/>
+              </w:rPr>
+              <w:t>我刚发现5日线30日线60日线粘合了[s:pg:衰] 就剩个10日在上面了</w:t>
+            </w:r>
+          </w:p>
+        </w:tc>
+      </w:tr>
+    </w:tbl>
+    <w:p>
+      <w:pPr>
+        <w:spacing w:after="40"/>
+      </w:pPr>
+    </w:p>
+    <w:tbl>
+      <w:tblPr>
+        <w:tblStyle w:val="TableGrid"/>
+        <w:tblW w:type="auto" w:w="0"/>
+        <w:tblLook w:firstColumn="1" w:firstRow="1" w:lastColumn="0" w:lastRow="0" w:noHBand="0" w:noVBand="1" w:val="04A0"/>
+      </w:tblPr>
+      <w:tblGrid>
+        <w:gridCol w:w="10080"/>
+      </w:tblGrid>
+      <w:tr>
+        <w:tc>
+          <w:tcPr>
+            <w:tcW w:type="dxa" w:w="10080"/>
+            <w:shd w:fill="EAF3EA"/>
+          </w:tcPr>
+          <w:p>
+            <w:pPr>
+              <w:spacing w:after="0"/>
+            </w:pPr>
+            <w:r>
+              <w:rPr>
+                <w:b/>
+                <w:color w:val="166534"/>
+                <w:sz w:val="23"/>
+              </w:rPr>
+              <w:t>2026-06-30 14:01  |  3481楼  |  狼大  |  UID 150058</w:t>
+            </w:r>
+          </w:p>
+        </w:tc>
+      </w:tr>
+      <w:tr>
+        <w:tc>
+          <w:tcPr>
+            <w:tcW w:type="dxa" w:w="10080"/>
+          </w:tcPr>
+          <w:p>
+            <w:pPr>
+              <w:spacing w:line="276" w:lineRule="auto" w:after="100"/>
+            </w:pPr>
+            <w:r>
+              <w:rPr>
+                <w:color w:val="111827"/>
+                <w:sz w:val="24"/>
+              </w:rPr>
+              <w:t>Reply Post by xenoblade4 (2026-06-30 13:58):</w:t>
+            </w:r>
+          </w:p>
+          <w:p>
+            <w:pPr>
+              <w:spacing w:line="276" w:lineRule="auto" w:after="100"/>
+            </w:pPr>
+            <w:r>
+              <w:rPr>
+                <w:color w:val="111827"/>
+                <w:sz w:val="24"/>
+              </w:rPr>
+              <w:t>惯例来说五穷六绝七翻身，但今年5月6月都吃肿了，7月。。[s:ac:怕]</w:t>
+            </w:r>
+            <w:r>
+              <w:br/>
+            </w:r>
+            <w:r>
+              <w:rPr>
+                <w:color w:val="111827"/>
+                <w:sz w:val="24"/>
+              </w:rPr>
+              <w:t>继续吃 怕什么</w:t>
+            </w:r>
+            <w:r>
+              <w:br/>
+            </w:r>
+            <w:r>
+              <w:rPr>
+                <w:color w:val="111827"/>
+                <w:sz w:val="24"/>
+              </w:rPr>
+              <w:t>我又不减肥</w:t>
+            </w:r>
+          </w:p>
+        </w:tc>
+      </w:tr>
+    </w:tbl>
+    <w:p>
+      <w:pPr>
+        <w:spacing w:after="40"/>
+      </w:pPr>
+    </w:p>
+    <w:tbl>
+      <w:tblPr>
+        <w:tblStyle w:val="TableGrid"/>
+        <w:tblW w:type="auto" w:w="0"/>
+        <w:tblLook w:firstColumn="1" w:firstRow="1" w:lastColumn="0" w:lastRow="0" w:noHBand="0" w:noVBand="1" w:val="04A0"/>
+      </w:tblPr>
+      <w:tblGrid>
+        <w:gridCol w:w="10080"/>
+      </w:tblGrid>
+      <w:tr>
+        <w:tc>
+          <w:tcPr>
+            <w:tcW w:type="dxa" w:w="10080"/>
+            <w:shd w:fill="F3F4F6"/>
+          </w:tcPr>
+          <w:p>
+            <w:pPr>
+              <w:spacing w:after="0"/>
+            </w:pPr>
+            <w:r>
+              <w:rPr>
+                <w:b/>
+                <w:color w:val="374151"/>
+                <w:sz w:val="19"/>
+              </w:rPr>
+              <w:t>2026-06-30 14:02  |  3002楼  |  Rzzz二号机  |  UID 67143809</w:t>
+            </w:r>
+          </w:p>
+        </w:tc>
+      </w:tr>
+      <w:tr>
+        <w:tc>
+          <w:tcPr>
+            <w:tcW w:type="dxa" w:w="10080"/>
+          </w:tcPr>
+          <w:p>
+            <w:pPr>
+              <w:spacing w:line="276" w:lineRule="auto" w:after="100"/>
+            </w:pPr>
+            <w:r>
+              <w:rPr>
+                <w:sz w:val="20"/>
+              </w:rPr>
+              <w:t>Reply Post by -阿狼- (2026-06-30 14:01):</w:t>
+            </w:r>
+          </w:p>
+          <w:p>
+            <w:pPr>
+              <w:spacing w:line="276" w:lineRule="auto" w:after="100"/>
+            </w:pPr>
+            <w:r>
+              <w:rPr>
+                <w:sz w:val="20"/>
+              </w:rPr>
+              <w:t>继续吃 怕什么</w:t>
+            </w:r>
+            <w:r>
+              <w:br/>
+            </w:r>
+            <w:r>
+              <w:rPr>
+                <w:sz w:val="20"/>
+              </w:rPr>
+              <w:t>我又不减肥</w:t>
+            </w:r>
+          </w:p>
+          <w:p>
+            <w:pPr>
+              <w:spacing w:line="276" w:lineRule="auto" w:after="100"/>
+            </w:pPr>
+            <w:r>
+              <w:rPr>
+                <w:sz w:val="20"/>
+              </w:rPr>
+              <w:t>看到这 我安心了[s:ac:喘]</w:t>
+            </w:r>
+          </w:p>
+        </w:tc>
+      </w:tr>
+    </w:tbl>
+    <w:p>
+      <w:pPr>
+        <w:spacing w:after="40"/>
+      </w:pPr>
+    </w:p>
+    <w:tbl>
+      <w:tblPr>
+        <w:tblStyle w:val="TableGrid"/>
+        <w:tblW w:type="auto" w:w="0"/>
+        <w:tblLook w:firstColumn="1" w:firstRow="1" w:lastColumn="0" w:lastRow="0" w:noHBand="0" w:noVBand="1" w:val="04A0"/>
+      </w:tblPr>
+      <w:tblGrid>
+        <w:gridCol w:w="10080"/>
+      </w:tblGrid>
+      <w:tr>
+        <w:tc>
+          <w:tcPr>
+            <w:tcW w:type="dxa" w:w="10080"/>
+            <w:shd w:fill="F3F4F6"/>
+          </w:tcPr>
+          <w:p>
+            <w:pPr>
+              <w:spacing w:after="0"/>
+            </w:pPr>
+            <w:r>
+              <w:rPr>
+                <w:b/>
+                <w:color w:val="374151"/>
+                <w:sz w:val="19"/>
+              </w:rPr>
+              <w:t>2026-06-30 14:03  |  584楼  |  夜骰2号机  |  UID 66908070</w:t>
+            </w:r>
+          </w:p>
+        </w:tc>
+      </w:tr>
+      <w:tr>
+        <w:tc>
+          <w:tcPr>
+            <w:tcW w:type="dxa" w:w="10080"/>
+          </w:tcPr>
+          <w:p>
+            <w:pPr>
+              <w:spacing w:line="276" w:lineRule="auto" w:after="100"/>
+            </w:pPr>
+            <w:r>
+              <w:rPr>
+                <w:sz w:val="20"/>
+              </w:rPr>
+              <w:t>Reply to Reply Post by xenoblade4 (2026-06-30 13:58)</w:t>
+            </w:r>
+            <w:r>
+              <w:br/>
+            </w:r>
+            <w:r>
+              <w:rPr>
+                <w:sz w:val="20"/>
+              </w:rPr>
+              <w:t>楼里吃肿了又不代表市场大部分人[s:ac:哭笑]就算从4月30号算到现在指数区间涨幅都是负的呢(</w:t>
+            </w:r>
+          </w:p>
+        </w:tc>
+      </w:tr>
+    </w:tbl>
+    <w:p>
+      <w:pPr>
+        <w:spacing w:after="40"/>
+      </w:pPr>
+    </w:p>
+    <w:tbl>
+      <w:tblPr>
+        <w:tblStyle w:val="TableGrid"/>
+        <w:tblW w:type="auto" w:w="0"/>
+        <w:tblLook w:firstColumn="1" w:firstRow="1" w:lastColumn="0" w:lastRow="0" w:noHBand="0" w:noVBand="1" w:val="04A0"/>
+      </w:tblPr>
+      <w:tblGrid>
+        <w:gridCol w:w="10080"/>
+      </w:tblGrid>
+      <w:tr>
+        <w:tc>
+          <w:tcPr>
+            <w:tcW w:type="dxa" w:w="10080"/>
+            <w:shd w:fill="F3F4F6"/>
+          </w:tcPr>
+          <w:p>
+            <w:pPr>
+              <w:spacing w:after="0"/>
+            </w:pPr>
+            <w:r>
+              <w:rPr>
+                <w:b/>
+                <w:color w:val="374151"/>
+                <w:sz w:val="19"/>
+              </w:rPr>
+              <w:t>2026-06-30 14:16  |  3003楼  |  Rzzz二号机  |  UID 67143809</w:t>
+            </w:r>
+          </w:p>
+        </w:tc>
+      </w:tr>
+      <w:tr>
+        <w:tc>
+          <w:tcPr>
+            <w:tcW w:type="dxa" w:w="10080"/>
+          </w:tcPr>
+          <w:p>
+            <w:pPr>
+              <w:spacing w:line="276" w:lineRule="auto" w:after="100"/>
+            </w:pPr>
+            <w:r>
+              <w:rPr>
+                <w:sz w:val="20"/>
+              </w:rPr>
+              <w:t>Reply Post by PoW (2026-06-30 14:14):</w:t>
+            </w:r>
+          </w:p>
+          <w:p>
+            <w:pPr>
+              <w:spacing w:line="276" w:lineRule="auto" w:after="100"/>
+            </w:pPr>
+            <w:r>
+              <w:rPr>
+                <w:sz w:val="20"/>
+              </w:rPr>
+              <w:t>[s:a2:自戳双目]机佬质朴还在吗 昨天1字头犹豫了没接回来</w:t>
+            </w:r>
+          </w:p>
+          <w:p>
+            <w:pPr>
+              <w:spacing w:line="276" w:lineRule="auto" w:after="100"/>
+            </w:pPr>
+            <w:r>
+              <w:rPr>
+                <w:sz w:val="20"/>
+              </w:rPr>
+              <w:t>…你们也跳的太快了[s:ac:喷] 真就持股48H啊</w:t>
+            </w:r>
+          </w:p>
+        </w:tc>
+      </w:tr>
+    </w:tbl>
+    <w:p>
+      <w:pPr>
+        <w:spacing w:after="40"/>
+      </w:pPr>
+    </w:p>
+    <w:tbl>
+      <w:tblPr>
+        <w:tblStyle w:val="TableGrid"/>
+        <w:tblW w:type="auto" w:w="0"/>
+        <w:tblLook w:firstColumn="1" w:firstRow="1" w:lastColumn="0" w:lastRow="0" w:noHBand="0" w:noVBand="1" w:val="04A0"/>
+      </w:tblPr>
+      <w:tblGrid>
+        <w:gridCol w:w="10080"/>
+      </w:tblGrid>
+      <w:tr>
+        <w:tc>
+          <w:tcPr>
+            <w:tcW w:type="dxa" w:w="10080"/>
+            <w:shd w:fill="EAF3EA"/>
+          </w:tcPr>
+          <w:p>
+            <w:pPr>
+              <w:spacing w:after="0"/>
+            </w:pPr>
+            <w:r>
+              <w:rPr>
+                <w:b/>
+                <w:color w:val="166534"/>
+                <w:sz w:val="23"/>
+              </w:rPr>
+              <w:t>2026-06-30 14:16  |  3482楼  |  狼大  |  UID 150058</w:t>
+            </w:r>
+          </w:p>
+        </w:tc>
+      </w:tr>
+      <w:tr>
+        <w:tc>
+          <w:tcPr>
+            <w:tcW w:type="dxa" w:w="10080"/>
+          </w:tcPr>
+          <w:p>
+            <w:pPr>
+              <w:spacing w:line="276" w:lineRule="auto" w:after="100"/>
+            </w:pPr>
+            <w:r>
+              <w:rPr>
+                <w:color w:val="111827"/>
+                <w:sz w:val="24"/>
+              </w:rPr>
+              <w:t>Reply Post by sgzhw (2026-06-30 14:15):</w:t>
+            </w:r>
+          </w:p>
+          <w:p>
+            <w:pPr>
+              <w:spacing w:line="276" w:lineRule="auto" w:after="100"/>
+            </w:pPr>
+            <w:r>
+              <w:rPr>
+                <w:color w:val="111827"/>
+                <w:sz w:val="24"/>
+              </w:rPr>
+              <w:t>恭喜 狼大 又下班20 聚和[s:ac:goodjob]</w:t>
+            </w:r>
+            <w:r>
+              <w:br/>
+            </w:r>
+            <w:r>
+              <w:rPr>
+                <w:color w:val="111827"/>
+                <w:sz w:val="24"/>
+              </w:rPr>
+              <w:t>你们到底是怎么能猜到我有什么的？我漏过？</w:t>
+            </w:r>
+          </w:p>
+        </w:tc>
+      </w:tr>
+    </w:tbl>
+    <w:p>
+      <w:pPr>
+        <w:spacing w:after="40"/>
+      </w:pPr>
+    </w:p>
+    <w:tbl>
+      <w:tblPr>
+        <w:tblStyle w:val="TableGrid"/>
+        <w:tblW w:type="auto" w:w="0"/>
+        <w:tblLook w:firstColumn="1" w:firstRow="1" w:lastColumn="0" w:lastRow="0" w:noHBand="0" w:noVBand="1" w:val="04A0"/>
+      </w:tblPr>
+      <w:tblGrid>
+        <w:gridCol w:w="10080"/>
+      </w:tblGrid>
+      <w:tr>
+        <w:tc>
+          <w:tcPr>
+            <w:tcW w:type="dxa" w:w="10080"/>
+            <w:shd w:fill="EAF3EA"/>
+          </w:tcPr>
+          <w:p>
+            <w:pPr>
+              <w:spacing w:after="0"/>
+            </w:pPr>
+            <w:r>
+              <w:rPr>
+                <w:b/>
+                <w:color w:val="166534"/>
+                <w:sz w:val="23"/>
+              </w:rPr>
+              <w:t>2026-06-30 14:24  |  3483楼  |  狼大  |  UID 150058</w:t>
+            </w:r>
+          </w:p>
+        </w:tc>
+      </w:tr>
+      <w:tr>
+        <w:tc>
+          <w:tcPr>
+            <w:tcW w:type="dxa" w:w="10080"/>
+          </w:tcPr>
+          <w:p>
+            <w:pPr>
+              <w:spacing w:line="276" w:lineRule="auto" w:after="100"/>
+            </w:pPr>
+            <w:r>
+              <w:rPr>
+                <w:color w:val="111827"/>
+                <w:sz w:val="24"/>
+              </w:rPr>
+              <w:t>Reply Post by sgzhw (2026-06-30 14:22):</w:t>
+            </w:r>
+          </w:p>
+          <w:p>
+            <w:pPr>
+              <w:spacing w:line="276" w:lineRule="auto" w:after="100"/>
+            </w:pPr>
+            <w:r>
+              <w:rPr>
+                <w:color w:val="111827"/>
+                <w:sz w:val="24"/>
+              </w:rPr>
+              <w:t>露过的 其实你应该还在清溢、路维，多年研究狼学心得</w:t>
+            </w:r>
+            <w:r>
+              <w:br/>
+            </w:r>
+            <w:r>
+              <w:rPr>
+                <w:color w:val="111827"/>
+                <w:sz w:val="24"/>
+              </w:rPr>
+              <w:t>这些没有 没有的我就说没有</w:t>
+            </w:r>
+            <w:r>
+              <w:br/>
+            </w:r>
+            <w:r>
+              <w:rPr>
+                <w:color w:val="111827"/>
+                <w:sz w:val="24"/>
+              </w:rPr>
+              <w:t>我只是真的奇怪怎么能精准定到我的而已</w:t>
+            </w:r>
+            <w:r>
+              <w:br/>
+            </w:r>
+            <w:r>
+              <w:rPr>
+                <w:color w:val="111827"/>
+                <w:sz w:val="24"/>
+              </w:rPr>
+              <w:t>毕竟那个我带S做 我应该没漏才对 我怀疑你们开了 开没开你们心里清楚[s:ac:反对]</w:t>
+            </w:r>
+          </w:p>
+        </w:tc>
+      </w:tr>
+    </w:tbl>
+    <w:p>
+      <w:pPr>
+        <w:spacing w:after="40"/>
+      </w:pPr>
+    </w:p>
+    <w:tbl>
+      <w:tblPr>
+        <w:tblStyle w:val="TableGrid"/>
+        <w:tblW w:type="auto" w:w="0"/>
+        <w:tblLook w:firstColumn="1" w:firstRow="1" w:lastColumn="0" w:lastRow="0" w:noHBand="0" w:noVBand="1" w:val="04A0"/>
+      </w:tblPr>
+      <w:tblGrid>
+        <w:gridCol w:w="10080"/>
+      </w:tblGrid>
+      <w:tr>
+        <w:tc>
+          <w:tcPr>
+            <w:tcW w:type="dxa" w:w="10080"/>
+            <w:shd w:fill="F3F4F6"/>
+          </w:tcPr>
+          <w:p>
+            <w:pPr>
+              <w:spacing w:after="0"/>
+            </w:pPr>
+            <w:r>
+              <w:rPr>
+                <w:b/>
+                <w:color w:val="374151"/>
+                <w:sz w:val="19"/>
+              </w:rPr>
+              <w:t>2026-06-30 14:25  |  3004楼  |  Rzzz二号机  |  UID 67143809</w:t>
+            </w:r>
+          </w:p>
+        </w:tc>
+      </w:tr>
+      <w:tr>
+        <w:tc>
+          <w:tcPr>
+            <w:tcW w:type="dxa" w:w="10080"/>
+          </w:tcPr>
+          <w:p>
+            <w:pPr>
+              <w:spacing w:line="276" w:lineRule="auto" w:after="100"/>
+            </w:pPr>
+            <w:r>
+              <w:rPr>
+                <w:sz w:val="20"/>
+              </w:rPr>
+              <w:t>Reply Post by -阿狼- (2026-06-30 14:16):</w:t>
+            </w:r>
+          </w:p>
+          <w:p>
+            <w:pPr>
+              <w:spacing w:line="276" w:lineRule="auto" w:after="100"/>
+            </w:pPr>
+            <w:r>
+              <w:rPr>
+                <w:sz w:val="20"/>
+              </w:rPr>
+              <w:t>你们到底是怎么能猜到我有什么的？我漏过？</w:t>
+            </w:r>
+          </w:p>
+          <w:p>
+            <w:pPr>
+              <w:spacing w:line="276" w:lineRule="auto" w:after="100"/>
+            </w:pPr>
+            <w:r>
+              <w:rPr>
+                <w:sz w:val="20"/>
+              </w:rPr>
+              <w:t>相对低位 赚钱 符合条件的不多[s:ac:哭笑]</w:t>
+            </w:r>
+          </w:p>
+        </w:tc>
+      </w:tr>
+    </w:tbl>
+    <w:p>
+      <w:pPr>
+        <w:spacing w:after="40"/>
+      </w:pPr>
+    </w:p>
+    <w:tbl>
+      <w:tblPr>
+        <w:tblStyle w:val="TableGrid"/>
+        <w:tblW w:type="auto" w:w="0"/>
+        <w:tblLook w:firstColumn="1" w:firstRow="1" w:lastColumn="0" w:lastRow="0" w:noHBand="0" w:noVBand="1" w:val="04A0"/>
+      </w:tblPr>
+      <w:tblGrid>
+        <w:gridCol w:w="10080"/>
+      </w:tblGrid>
+      <w:tr>
+        <w:tc>
+          <w:tcPr>
+            <w:tcW w:type="dxa" w:w="10080"/>
+            <w:shd w:fill="EAF3EA"/>
+          </w:tcPr>
+          <w:p>
+            <w:pPr>
+              <w:spacing w:after="0"/>
+            </w:pPr>
+            <w:r>
+              <w:rPr>
+                <w:b/>
+                <w:color w:val="166534"/>
+                <w:sz w:val="23"/>
+              </w:rPr>
+              <w:t>2026-06-30 14:27  |  3484楼  |  狼大  |  UID 150058</w:t>
+            </w:r>
+          </w:p>
+        </w:tc>
+      </w:tr>
+      <w:tr>
+        <w:tc>
+          <w:tcPr>
+            <w:tcW w:type="dxa" w:w="10080"/>
+          </w:tcPr>
+          <w:p>
+            <w:pPr>
+              <w:spacing w:line="276" w:lineRule="auto" w:after="100"/>
+            </w:pPr>
+            <w:r>
+              <w:rPr>
+                <w:color w:val="111827"/>
+                <w:sz w:val="24"/>
+              </w:rPr>
+              <w:t>Reply Post by 发烟硫酸。 (2026-06-30 14:26):</w:t>
+            </w:r>
+          </w:p>
+          <w:p>
+            <w:pPr>
+              <w:spacing w:line="276" w:lineRule="auto" w:after="100"/>
+            </w:pPr>
+            <w:r>
+              <w:rPr>
+                <w:color w:val="111827"/>
+                <w:sz w:val="24"/>
+              </w:rPr>
+              <w:t>每个20CM大长腿我都猜有头狼在</w:t>
+            </w:r>
+            <w:r>
+              <w:br/>
+            </w:r>
+            <w:r>
+              <w:rPr>
+                <w:color w:val="111827"/>
+                <w:sz w:val="24"/>
+              </w:rPr>
+              <w:t>谣言就是这么传出去的</w:t>
+            </w:r>
+          </w:p>
+        </w:tc>
+      </w:tr>
+    </w:tbl>
+    <w:p>
+      <w:pPr>
+        <w:spacing w:after="40"/>
+      </w:pPr>
+    </w:p>
+    <w:tbl>
+      <w:tblPr>
+        <w:tblStyle w:val="TableGrid"/>
+        <w:tblW w:type="auto" w:w="0"/>
+        <w:tblLook w:firstColumn="1" w:firstRow="1" w:lastColumn="0" w:lastRow="0" w:noHBand="0" w:noVBand="1" w:val="04A0"/>
+      </w:tblPr>
+      <w:tblGrid>
+        <w:gridCol w:w="10080"/>
+      </w:tblGrid>
+      <w:tr>
+        <w:tc>
+          <w:tcPr>
+            <w:tcW w:type="dxa" w:w="10080"/>
+            <w:shd w:fill="EAF3EA"/>
+          </w:tcPr>
+          <w:p>
+            <w:pPr>
+              <w:spacing w:after="0"/>
+            </w:pPr>
+            <w:r>
+              <w:rPr>
+                <w:b/>
+                <w:color w:val="166534"/>
+                <w:sz w:val="23"/>
+              </w:rPr>
+              <w:t>2026-06-30 14:32  |  3485楼  |  狼大  |  UID 150058</w:t>
+            </w:r>
+          </w:p>
+        </w:tc>
+      </w:tr>
+      <w:tr>
+        <w:tc>
+          <w:tcPr>
+            <w:tcW w:type="dxa" w:w="10080"/>
+          </w:tcPr>
+          <w:p>
+            <w:pPr>
+              <w:spacing w:line="276" w:lineRule="auto" w:after="100"/>
+            </w:pPr>
+            <w:r>
+              <w:rPr>
+                <w:color w:val="111827"/>
+                <w:sz w:val="24"/>
+              </w:rPr>
+              <w:t>Reply Post by 子午卯酉甲乙丙丁 (2026-06-30 14:30):</w:t>
+            </w:r>
+          </w:p>
+          <w:p>
+            <w:pPr>
+              <w:spacing w:line="276" w:lineRule="auto" w:after="100"/>
+            </w:pPr>
+            <w:r>
+              <w:rPr>
+                <w:color w:val="111827"/>
+                <w:sz w:val="24"/>
+              </w:rPr>
+              <w:t>[s:ac:哭笑]你让我想到了DY有一个播主，20W持仓110只股票</w:t>
+            </w:r>
+          </w:p>
+          <w:p>
+            <w:pPr>
+              <w:spacing w:line="276" w:lineRule="auto" w:after="100"/>
+            </w:pPr>
+            <w:r>
+              <w:rPr>
+                <w:color w:val="111827"/>
+                <w:sz w:val="24"/>
+              </w:rPr>
+              <w:t>20W买不了这种[s:ac:闪光]./mon_202606/30/jmQ58-go2dKbT3cShz-5v.jpg</w:t>
+            </w:r>
+          </w:p>
+        </w:tc>
+      </w:tr>
+    </w:tbl>
+    <w:p>
+      <w:pPr>
+        <w:spacing w:after="40"/>
+      </w:pPr>
+    </w:p>
+    <w:tbl>
+      <w:tblPr>
+        <w:tblStyle w:val="TableGrid"/>
+        <w:tblW w:type="auto" w:w="0"/>
+        <w:tblLook w:firstColumn="1" w:firstRow="1" w:lastColumn="0" w:lastRow="0" w:noHBand="0" w:noVBand="1" w:val="04A0"/>
+      </w:tblPr>
+      <w:tblGrid>
+        <w:gridCol w:w="10080"/>
+      </w:tblGrid>
+      <w:tr>
+        <w:tc>
+          <w:tcPr>
+            <w:tcW w:type="dxa" w:w="10080"/>
+            <w:shd w:fill="F3F4F6"/>
+          </w:tcPr>
+          <w:p>
+            <w:pPr>
+              <w:spacing w:after="0"/>
+            </w:pPr>
+            <w:r>
+              <w:rPr>
+                <w:b/>
+                <w:color w:val="374151"/>
+                <w:sz w:val="19"/>
+              </w:rPr>
+              <w:t>2026-06-30 14:33  |  3005楼  |  Rzzz二号机  |  UID 67143809</w:t>
+            </w:r>
+          </w:p>
+        </w:tc>
+      </w:tr>
+      <w:tr>
+        <w:tc>
+          <w:tcPr>
+            <w:tcW w:type="dxa" w:w="10080"/>
+          </w:tcPr>
+          <w:p>
+            <w:pPr>
+              <w:spacing w:line="276" w:lineRule="auto" w:after="100"/>
+            </w:pPr>
+            <w:r>
+              <w:rPr>
+                <w:sz w:val="20"/>
+              </w:rPr>
+              <w:t>Reply Post by 发烟硫酸。 (2026-06-30 14:26):</w:t>
+            </w:r>
+          </w:p>
+          <w:p>
+            <w:pPr>
+              <w:spacing w:line="276" w:lineRule="auto" w:after="100"/>
+            </w:pPr>
+            <w:r>
+              <w:rPr>
+                <w:sz w:val="20"/>
+              </w:rPr>
+              <w:t>每个20CM大长腿我都猜有头狼在</w:t>
+            </w:r>
+          </w:p>
+          <w:p>
+            <w:pPr>
+              <w:spacing w:line="276" w:lineRule="auto" w:after="100"/>
+            </w:pPr>
+            <w:r>
+              <w:rPr>
+                <w:sz w:val="20"/>
+              </w:rPr>
+              <w:t>下次狼头再消失几天</w:t>
+            </w:r>
+            <w:r>
+              <w:br/>
+            </w:r>
+            <w:r>
+              <w:rPr>
+                <w:sz w:val="20"/>
+              </w:rPr>
+              <w:t>就传成</w:t>
+            </w:r>
+            <w:r>
+              <w:br/>
+            </w:r>
+            <w:r>
+              <w:rPr>
+                <w:sz w:val="20"/>
+              </w:rPr>
+              <w:t>广西南宁某帅比 ktv每个大长腿都乱摸 赶上扫黄进去了[s:pg:严肃]</w:t>
+            </w:r>
+          </w:p>
+        </w:tc>
+      </w:tr>
+    </w:tbl>
+    <w:p>
+      <w:pPr>
+        <w:spacing w:after="40"/>
+      </w:pPr>
+    </w:p>
+    <w:tbl>
+      <w:tblPr>
+        <w:tblStyle w:val="TableGrid"/>
+        <w:tblW w:type="auto" w:w="0"/>
+        <w:tblLook w:firstColumn="1" w:firstRow="1" w:lastColumn="0" w:lastRow="0" w:noHBand="0" w:noVBand="1" w:val="04A0"/>
+      </w:tblPr>
+      <w:tblGrid>
+        <w:gridCol w:w="10080"/>
+      </w:tblGrid>
+      <w:tr>
+        <w:tc>
+          <w:tcPr>
+            <w:tcW w:type="dxa" w:w="10080"/>
+            <w:shd w:fill="EAF3EA"/>
+          </w:tcPr>
+          <w:p>
+            <w:pPr>
+              <w:spacing w:after="0"/>
+            </w:pPr>
+            <w:r>
+              <w:rPr>
+                <w:b/>
+                <w:color w:val="166534"/>
+                <w:sz w:val="23"/>
+              </w:rPr>
+              <w:t>2026-06-30 14:38  |  3486楼  |  狼大  |  UID 150058</w:t>
+            </w:r>
+          </w:p>
+        </w:tc>
+      </w:tr>
+      <w:tr>
+        <w:tc>
+          <w:tcPr>
+            <w:tcW w:type="dxa" w:w="10080"/>
+          </w:tcPr>
+          <w:p>
+            <w:pPr>
+              <w:spacing w:line="276" w:lineRule="auto" w:after="100"/>
+            </w:pPr>
+            <w:r>
+              <w:rPr>
+                <w:color w:val="111827"/>
+                <w:sz w:val="24"/>
+              </w:rPr>
+              <w:t>Reply Post by 阴天下雨天 (2026-06-30 14:35):</w:t>
+            </w:r>
+          </w:p>
+          <w:p>
+            <w:pPr>
+              <w:spacing w:line="276" w:lineRule="auto" w:after="100"/>
+            </w:pPr>
+            <w:r>
+              <w:rPr>
+                <w:color w:val="111827"/>
+                <w:sz w:val="24"/>
+              </w:rPr>
+              <w:t>狼大，长光之前你漏过，想问问这种票你是拿着一直做t，还是清完了后面才买回来的</w:t>
+            </w:r>
+            <w:r>
+              <w:br/>
+            </w:r>
+            <w:r>
+              <w:rPr>
+                <w:color w:val="111827"/>
+                <w:sz w:val="24"/>
+              </w:rPr>
+              <w:t>。。。我当然是用我的趋势线结合板块轮动吃超额啊。。。</w:t>
+            </w:r>
+            <w:r>
+              <w:br/>
+            </w:r>
+            <w:r>
+              <w:rPr>
+                <w:color w:val="111827"/>
+                <w:sz w:val="24"/>
+              </w:rPr>
+              <w:t>半导体好的时候出去 光好的时候回来。。。</w:t>
+            </w:r>
+          </w:p>
+        </w:tc>
+      </w:tr>
+    </w:tbl>
+    <w:p>
+      <w:pPr>
+        <w:spacing w:after="40"/>
+      </w:pPr>
+    </w:p>
+    <w:tbl>
+      <w:tblPr>
+        <w:tblStyle w:val="TableGrid"/>
+        <w:tblW w:type="auto" w:w="0"/>
+        <w:tblLook w:firstColumn="1" w:firstRow="1" w:lastColumn="0" w:lastRow="0" w:noHBand="0" w:noVBand="1" w:val="04A0"/>
+      </w:tblPr>
+      <w:tblGrid>
+        <w:gridCol w:w="10080"/>
+      </w:tblGrid>
+      <w:tr>
+        <w:tc>
+          <w:tcPr>
+            <w:tcW w:type="dxa" w:w="10080"/>
+            <w:shd w:fill="F3F4F6"/>
+          </w:tcPr>
+          <w:p>
+            <w:pPr>
+              <w:spacing w:after="0"/>
+            </w:pPr>
+            <w:r>
+              <w:rPr>
+                <w:b/>
+                <w:color w:val="374151"/>
+                <w:sz w:val="19"/>
+              </w:rPr>
+              <w:t>2026-06-30 14:39  |  3006楼  |  Rzzz二号机  |  UID 67143809</w:t>
+            </w:r>
+          </w:p>
+        </w:tc>
+      </w:tr>
+      <w:tr>
+        <w:tc>
+          <w:tcPr>
+            <w:tcW w:type="dxa" w:w="10080"/>
+          </w:tcPr>
+          <w:p>
+            <w:pPr>
+              <w:spacing w:line="276" w:lineRule="auto" w:after="100"/>
+            </w:pPr>
+            <w:r>
+              <w:rPr>
+                <w:sz w:val="20"/>
+              </w:rPr>
+              <w:t>Reply Post by matrixas (2026-06-30 14:35):</w:t>
+            </w:r>
+          </w:p>
+          <w:p>
+            <w:pPr>
+              <w:spacing w:line="276" w:lineRule="auto" w:after="100"/>
+            </w:pPr>
+            <w:r>
+              <w:rPr>
+                <w:sz w:val="20"/>
+              </w:rPr>
+              <w:t>黄金怎么也拉直线了，又出啥消息了吗，不会又开打了吧</w:t>
+            </w:r>
+          </w:p>
+          <w:p>
+            <w:pPr>
+              <w:spacing w:line="276" w:lineRule="auto" w:after="100"/>
+            </w:pPr>
+            <w:r>
+              <w:rPr>
+                <w:sz w:val="20"/>
+              </w:rPr>
+              <w:t>[s:pg:严肃]因为我又B了一手沪金 近期体质出了点问题 B什么什么直线</w:t>
+            </w:r>
+            <w:r>
+              <w:br/>
+            </w:r>
+            <w:r>
+              <w:rPr>
+                <w:sz w:val="20"/>
+              </w:rPr>
+              <w:t>./mon_202606/30/jmQ58-3328KlT3cSu0-7q.jpg</w:t>
+            </w:r>
+            <w:r>
+              <w:br/>
+            </w:r>
+            <w:r>
+              <w:rPr>
+                <w:sz w:val="20"/>
+              </w:rPr>
+              <w:t>./mon_202606/30/jmQ58-ii9KdT1kSas-as.jpg</w:t>
+            </w:r>
+          </w:p>
+        </w:tc>
+      </w:tr>
+    </w:tbl>
+    <w:p>
+      <w:pPr>
+        <w:spacing w:after="40"/>
+      </w:pPr>
+    </w:p>
+    <w:tbl>
+      <w:tblPr>
+        <w:tblStyle w:val="TableGrid"/>
+        <w:tblW w:type="auto" w:w="0"/>
+        <w:tblLook w:firstColumn="1" w:firstRow="1" w:lastColumn="0" w:lastRow="0" w:noHBand="0" w:noVBand="1" w:val="04A0"/>
+      </w:tblPr>
+      <w:tblGrid>
+        <w:gridCol w:w="10080"/>
+      </w:tblGrid>
+      <w:tr>
+        <w:tc>
+          <w:tcPr>
+            <w:tcW w:type="dxa" w:w="10080"/>
+            <w:shd w:fill="EAF3EA"/>
+          </w:tcPr>
+          <w:p>
+            <w:pPr>
+              <w:spacing w:after="0"/>
+            </w:pPr>
+            <w:r>
+              <w:rPr>
+                <w:b/>
+                <w:color w:val="166534"/>
+                <w:sz w:val="23"/>
+              </w:rPr>
+              <w:t>2026-06-30 14:39  |  3487楼  |  狼大  |  UID 150058</w:t>
+            </w:r>
+          </w:p>
+        </w:tc>
+      </w:tr>
+      <w:tr>
+        <w:tc>
+          <w:tcPr>
+            <w:tcW w:type="dxa" w:w="10080"/>
+          </w:tcPr>
+          <w:p>
+            <w:pPr>
+              <w:spacing w:line="276" w:lineRule="auto" w:after="100"/>
+            </w:pPr>
+            <w:r>
+              <w:rPr>
+                <w:color w:val="111827"/>
+                <w:sz w:val="24"/>
+              </w:rPr>
+              <w:t>Reply Post by 华r东潇洒哥 (2026-06-30 14:35):</w:t>
+            </w:r>
+          </w:p>
+          <w:p>
+            <w:pPr>
+              <w:spacing w:line="276" w:lineRule="auto" w:after="100"/>
+            </w:pPr>
+            <w:r>
+              <w:rPr>
+                <w:color w:val="111827"/>
+                <w:sz w:val="24"/>
+              </w:rPr>
+              <w:t>第一次见狼大用手机发帖</w:t>
+            </w:r>
+            <w:r>
+              <w:br/>
+            </w:r>
+            <w:r>
+              <w:rPr>
+                <w:color w:val="111827"/>
+                <w:sz w:val="24"/>
+              </w:rPr>
+              <w:t>。。。。因为不同账号啊大哥。。。</w:t>
+            </w:r>
+            <w:r>
+              <w:br/>
+            </w:r>
+            <w:r>
+              <w:rPr>
+                <w:color w:val="111827"/>
+                <w:sz w:val="24"/>
+              </w:rPr>
+              <w:t>今天心情好 再给你们看一个</w:t>
+            </w:r>
+          </w:p>
+          <w:p>
+            <w:pPr>
+              <w:spacing w:line="276" w:lineRule="auto" w:after="100"/>
+            </w:pPr>
+            <w:r>
+              <w:rPr>
+                <w:color w:val="111827"/>
+                <w:sz w:val="24"/>
+              </w:rPr>
+              <w:t>./mon_202606/30/jmQ58-g23zK9T1kScq-1e.jpg</w:t>
+            </w:r>
+          </w:p>
+        </w:tc>
+      </w:tr>
+    </w:tbl>
+    <w:p>
+      <w:pPr>
+        <w:spacing w:after="40"/>
+      </w:pPr>
+    </w:p>
+    <w:tbl>
+      <w:tblPr>
+        <w:tblStyle w:val="TableGrid"/>
+        <w:tblW w:type="auto" w:w="0"/>
+        <w:tblLook w:firstColumn="1" w:firstRow="1" w:lastColumn="0" w:lastRow="0" w:noHBand="0" w:noVBand="1" w:val="04A0"/>
+      </w:tblPr>
+      <w:tblGrid>
+        <w:gridCol w:w="10080"/>
+      </w:tblGrid>
+      <w:tr>
+        <w:tc>
+          <w:tcPr>
+            <w:tcW w:type="dxa" w:w="10080"/>
+            <w:shd w:fill="F3F4F6"/>
+          </w:tcPr>
+          <w:p>
+            <w:pPr>
+              <w:spacing w:after="0"/>
+            </w:pPr>
+            <w:r>
+              <w:rPr>
+                <w:b/>
+                <w:color w:val="374151"/>
+                <w:sz w:val="19"/>
+              </w:rPr>
+              <w:t>2026-06-30 14:43  |  3007楼  |  Rzzz二号机  |  UID 67143809</w:t>
+            </w:r>
+          </w:p>
+        </w:tc>
+      </w:tr>
+      <w:tr>
+        <w:tc>
+          <w:tcPr>
+            <w:tcW w:type="dxa" w:w="10080"/>
+          </w:tcPr>
+          <w:p>
+            <w:pPr>
+              <w:spacing w:line="276" w:lineRule="auto" w:after="100"/>
+            </w:pPr>
+            <w:r>
+              <w:rPr>
+                <w:sz w:val="20"/>
+              </w:rPr>
+              <w:t>Reply Post by 黑染白桐 (2026-06-30 14:40):</w:t>
+            </w:r>
+          </w:p>
+          <w:p>
+            <w:pPr>
+              <w:spacing w:line="276" w:lineRule="auto" w:after="100"/>
+            </w:pPr>
+            <w:r>
+              <w:rPr>
+                <w:sz w:val="20"/>
+              </w:rPr>
+              <w:t>机哥，B一下tc吧，哥几个都会感谢你的</w:t>
+            </w:r>
+          </w:p>
+          <w:p>
+            <w:pPr>
+              <w:spacing w:line="276" w:lineRule="auto" w:after="100"/>
+            </w:pPr>
+            <w:r>
+              <w:rPr>
+                <w:sz w:val="20"/>
+              </w:rPr>
+              <w:t>这个我S了</w:t>
+            </w:r>
+            <w:r>
+              <w:br/>
+            </w:r>
+            <w:r>
+              <w:rPr>
+                <w:sz w:val="20"/>
+              </w:rPr>
+              <w:t>./mon_202606/30/jmQ58-7016ZeT1kShs-148.jpg</w:t>
+            </w:r>
+          </w:p>
+        </w:tc>
+      </w:tr>
+    </w:tbl>
+    <w:p>
+      <w:pPr>
+        <w:spacing w:after="40"/>
+      </w:pPr>
+    </w:p>
+    <w:tbl>
+      <w:tblPr>
+        <w:tblStyle w:val="TableGrid"/>
+        <w:tblW w:type="auto" w:w="0"/>
+        <w:tblLook w:firstColumn="1" w:firstRow="1" w:lastColumn="0" w:lastRow="0" w:noHBand="0" w:noVBand="1" w:val="04A0"/>
+      </w:tblPr>
+      <w:tblGrid>
+        <w:gridCol w:w="10080"/>
+      </w:tblGrid>
+      <w:tr>
+        <w:tc>
+          <w:tcPr>
+            <w:tcW w:type="dxa" w:w="10080"/>
+            <w:shd w:fill="F3F4F6"/>
+          </w:tcPr>
+          <w:p>
+            <w:pPr>
+              <w:spacing w:after="0"/>
+            </w:pPr>
+            <w:r>
+              <w:rPr>
+                <w:b/>
+                <w:color w:val="374151"/>
+                <w:sz w:val="19"/>
+              </w:rPr>
+              <w:t>2026-06-30 14:46  |  3008楼  |  Rzzz二号机  |  UID 67143809</w:t>
+            </w:r>
+          </w:p>
+        </w:tc>
+      </w:tr>
+      <w:tr>
+        <w:tc>
+          <w:tcPr>
+            <w:tcW w:type="dxa" w:w="10080"/>
+          </w:tcPr>
+          <w:p>
+            <w:pPr>
+              <w:spacing w:line="276" w:lineRule="auto" w:after="100"/>
+            </w:pPr>
+            <w:r>
+              <w:rPr>
+                <w:sz w:val="20"/>
+              </w:rPr>
+              <w:t>Reply Post by 子午卯酉甲乙丙丁 (2026-06-30 14:45):</w:t>
+            </w:r>
+          </w:p>
+          <w:p>
+            <w:pPr>
+              <w:spacing w:line="276" w:lineRule="auto" w:after="100"/>
+            </w:pPr>
+            <w:r>
+              <w:rPr>
+                <w:sz w:val="20"/>
+              </w:rPr>
+              <w:t>[s:pst:傻眼2]这个沪金还有汇率升值影响吧，跟HK的两倍做多ETF哪个更好啊</w:t>
+            </w:r>
+          </w:p>
+          <w:p>
+            <w:pPr>
+              <w:spacing w:line="276" w:lineRule="auto" w:after="100"/>
+            </w:pPr>
+            <w:r>
+              <w:rPr>
+                <w:sz w:val="20"/>
+              </w:rPr>
+              <w:t>[s:pg:严肃]你都做多黄金了 难不成还怕他跑不赢汇率？</w:t>
+            </w:r>
+          </w:p>
+        </w:tc>
+      </w:tr>
+    </w:tbl>
+    <w:p>
+      <w:pPr>
+        <w:spacing w:after="40"/>
+      </w:pPr>
+    </w:p>
+    <w:tbl>
+      <w:tblPr>
+        <w:tblStyle w:val="TableGrid"/>
+        <w:tblW w:type="auto" w:w="0"/>
+        <w:tblLook w:firstColumn="1" w:firstRow="1" w:lastColumn="0" w:lastRow="0" w:noHBand="0" w:noVBand="1" w:val="04A0"/>
+      </w:tblPr>
+      <w:tblGrid>
+        <w:gridCol w:w="10080"/>
+      </w:tblGrid>
+      <w:tr>
+        <w:tc>
+          <w:tcPr>
+            <w:tcW w:type="dxa" w:w="10080"/>
+            <w:shd w:fill="EAF3EA"/>
+          </w:tcPr>
+          <w:p>
+            <w:pPr>
+              <w:spacing w:after="0"/>
+            </w:pPr>
+            <w:r>
+              <w:rPr>
+                <w:b/>
+                <w:color w:val="166534"/>
+                <w:sz w:val="23"/>
+              </w:rPr>
+              <w:t>2026-06-30 14:46  |  3488楼  |  狼大  |  UID 150058</w:t>
+            </w:r>
+          </w:p>
+        </w:tc>
+      </w:tr>
+      <w:tr>
+        <w:tc>
+          <w:tcPr>
+            <w:tcW w:type="dxa" w:w="10080"/>
+          </w:tcPr>
+          <w:p>
+            <w:pPr>
+              <w:spacing w:line="276" w:lineRule="auto" w:after="100"/>
+            </w:pPr>
+            <w:r>
+              <w:rPr>
+                <w:color w:val="111827"/>
+                <w:sz w:val="24"/>
+              </w:rPr>
+              <w:t>Reply Post by 春哥大菊花 (2026-06-30 14:44):</w:t>
+            </w:r>
+          </w:p>
+          <w:p>
+            <w:pPr>
+              <w:spacing w:line="276" w:lineRule="auto" w:after="100"/>
+            </w:pPr>
+            <w:r>
+              <w:rPr>
+                <w:color w:val="111827"/>
+                <w:sz w:val="24"/>
+              </w:rPr>
+              <w:t>帅狼，华丰上周五看到了，也是标准的中轨揉搓线买点对吗？和上次点的ywk 7月25简直一样，只恨买不了688[s:ac:冷]</w:t>
+            </w:r>
+            <w:r>
+              <w:br/>
+            </w:r>
+            <w:r>
+              <w:rPr>
+                <w:color w:val="111827"/>
+                <w:sz w:val="24"/>
+              </w:rPr>
+              <w:t>我这个做了蛮久的啊。。。</w:t>
+            </w:r>
+            <w:r>
+              <w:br/>
+            </w:r>
+            <w:r>
+              <w:rPr>
+                <w:color w:val="111827"/>
+                <w:sz w:val="24"/>
+              </w:rPr>
+              <w:t>我记得之前说过 下半年我看AIDC华为国算链 这是其中一个 我配了2个</w:t>
+            </w:r>
+          </w:p>
+        </w:tc>
+      </w:tr>
+    </w:tbl>
+    <w:p>
+      <w:pPr>
+        <w:spacing w:after="40"/>
+      </w:pPr>
+    </w:p>
+    <w:tbl>
+      <w:tblPr>
+        <w:tblStyle w:val="TableGrid"/>
+        <w:tblW w:type="auto" w:w="0"/>
+        <w:tblLook w:firstColumn="1" w:firstRow="1" w:lastColumn="0" w:lastRow="0" w:noHBand="0" w:noVBand="1" w:val="04A0"/>
+      </w:tblPr>
+      <w:tblGrid>
+        <w:gridCol w:w="10080"/>
+      </w:tblGrid>
+      <w:tr>
+        <w:tc>
+          <w:tcPr>
+            <w:tcW w:type="dxa" w:w="10080"/>
+            <w:shd w:fill="F3F4F6"/>
+          </w:tcPr>
+          <w:p>
+            <w:pPr>
+              <w:spacing w:after="0"/>
+            </w:pPr>
+            <w:r>
+              <w:rPr>
+                <w:b/>
+                <w:color w:val="374151"/>
+                <w:sz w:val="19"/>
+              </w:rPr>
+              <w:t>2026-06-30 14:50  |  3009楼  |  Rzzz二号机  |  UID 67143809</w:t>
+            </w:r>
+          </w:p>
+        </w:tc>
+      </w:tr>
+      <w:tr>
+        <w:tc>
+          <w:tcPr>
+            <w:tcW w:type="dxa" w:w="10080"/>
+          </w:tcPr>
+          <w:p>
+            <w:pPr>
+              <w:spacing w:line="276" w:lineRule="auto" w:after="100"/>
+            </w:pPr>
+            <w:r>
+              <w:rPr>
+                <w:sz w:val="20"/>
+              </w:rPr>
+              <w:t>[s:pg:哭]帅比 心情好能讲讲500吗 涨的有点拿不住了</w:t>
+            </w:r>
+          </w:p>
+        </w:tc>
+      </w:tr>
+    </w:tbl>
+    <w:p>
+      <w:pPr>
+        <w:spacing w:after="40"/>
+      </w:pPr>
+    </w:p>
+    <w:tbl>
+      <w:tblPr>
+        <w:tblStyle w:val="TableGrid"/>
+        <w:tblW w:type="auto" w:w="0"/>
+        <w:tblLook w:firstColumn="1" w:firstRow="1" w:lastColumn="0" w:lastRow="0" w:noHBand="0" w:noVBand="1" w:val="04A0"/>
+      </w:tblPr>
+      <w:tblGrid>
+        <w:gridCol w:w="10080"/>
+      </w:tblGrid>
+      <w:tr>
+        <w:tc>
+          <w:tcPr>
+            <w:tcW w:type="dxa" w:w="10080"/>
+            <w:shd w:fill="EAF3EA"/>
+          </w:tcPr>
+          <w:p>
+            <w:pPr>
+              <w:spacing w:after="0"/>
+            </w:pPr>
+            <w:r>
+              <w:rPr>
+                <w:b/>
+                <w:color w:val="166534"/>
+                <w:sz w:val="23"/>
+              </w:rPr>
+              <w:t>2026-06-30 14:50  |  3489楼  |  狼大  |  UID 150058</w:t>
+            </w:r>
+          </w:p>
+        </w:tc>
+      </w:tr>
+      <w:tr>
+        <w:tc>
+          <w:tcPr>
+            <w:tcW w:type="dxa" w:w="10080"/>
+          </w:tcPr>
+          <w:p>
+            <w:pPr>
+              <w:spacing w:line="276" w:lineRule="auto" w:after="100"/>
+            </w:pPr>
+            <w:r>
+              <w:rPr>
+                <w:color w:val="111827"/>
+                <w:sz w:val="24"/>
+              </w:rPr>
+              <w:t>Reply Post by plicro (2026-06-30 14:46):</w:t>
+            </w:r>
+          </w:p>
+          <w:p>
+            <w:pPr>
+              <w:spacing w:line="276" w:lineRule="auto" w:after="100"/>
+            </w:pPr>
+            <w:r>
+              <w:rPr>
+                <w:color w:val="111827"/>
+                <w:sz w:val="24"/>
+              </w:rPr>
+              <w:t>华丰就很离谱啊</w:t>
+            </w:r>
+            <w:r>
+              <w:br/>
+            </w:r>
+            <w:r>
+              <w:rPr>
+                <w:color w:val="111827"/>
+                <w:sz w:val="24"/>
+              </w:rPr>
+              <w:t>解禁当天就20cm</w:t>
+            </w:r>
+            <w:r>
+              <w:br/>
+            </w:r>
+            <w:r>
+              <w:rPr>
+                <w:color w:val="111827"/>
+                <w:sz w:val="24"/>
+              </w:rPr>
+              <w:t>今天又继续涨</w:t>
+            </w:r>
+            <w:r>
+              <w:br/>
+            </w:r>
+            <w:r>
+              <w:rPr>
+                <w:color w:val="111827"/>
+                <w:sz w:val="24"/>
+              </w:rPr>
+              <w:t>狼大到底手里有多少个30%以上收益的票</w:t>
+            </w:r>
+            <w:r>
+              <w:br/>
+            </w:r>
+            <w:r>
+              <w:rPr>
+                <w:color w:val="111827"/>
+                <w:sz w:val="24"/>
+              </w:rPr>
+              <w:t>30%？那就很多了</w:t>
+            </w:r>
+            <w:r>
+              <w:br/>
+            </w:r>
+            <w:r>
+              <w:rPr>
+                <w:color w:val="111827"/>
+                <w:sz w:val="24"/>
+              </w:rPr>
+              <w:t>如果你问我300%以上的 那我只有几只[s:ac:哭笑]</w:t>
+            </w:r>
+            <w:r>
+              <w:br/>
+            </w:r>
+            <w:r>
+              <w:rPr>
+                <w:color w:val="111827"/>
+                <w:sz w:val="24"/>
+              </w:rPr>
+              <w:t>我满仓的 所以票显得有点多</w:t>
+            </w:r>
+          </w:p>
+        </w:tc>
+      </w:tr>
+    </w:tbl>
+    <w:p>
+      <w:pPr>
+        <w:spacing w:after="40"/>
+      </w:pPr>
+    </w:p>
+    <w:tbl>
+      <w:tblPr>
+        <w:tblStyle w:val="TableGrid"/>
+        <w:tblW w:type="auto" w:w="0"/>
+        <w:tblLook w:firstColumn="1" w:firstRow="1" w:lastColumn="0" w:lastRow="0" w:noHBand="0" w:noVBand="1" w:val="04A0"/>
+      </w:tblPr>
+      <w:tblGrid>
+        <w:gridCol w:w="10080"/>
+      </w:tblGrid>
+      <w:tr>
+        <w:tc>
+          <w:tcPr>
+            <w:tcW w:type="dxa" w:w="10080"/>
+            <w:shd w:fill="F3F4F6"/>
+          </w:tcPr>
+          <w:p>
+            <w:pPr>
+              <w:spacing w:after="0"/>
+            </w:pPr>
+            <w:r>
+              <w:rPr>
+                <w:b/>
+                <w:color w:val="374151"/>
+                <w:sz w:val="19"/>
+              </w:rPr>
+              <w:t>2026-06-30 14:52  |  3010楼  |  Rzzz二号机  |  UID 67143809</w:t>
+            </w:r>
+          </w:p>
+        </w:tc>
+      </w:tr>
+      <w:tr>
+        <w:tc>
+          <w:tcPr>
+            <w:tcW w:type="dxa" w:w="10080"/>
+          </w:tcPr>
+          <w:p>
+            <w:pPr>
+              <w:spacing w:line="276" w:lineRule="auto" w:after="100"/>
+            </w:pPr>
+            <w:r>
+              <w:rPr>
+                <w:sz w:val="20"/>
+              </w:rPr>
+              <w:t>[s:pg:哭]其实华丰6月1我就进了 没拿住 切去做存储了</w:t>
+            </w:r>
+          </w:p>
+        </w:tc>
+      </w:tr>
+    </w:tbl>
+    <w:p>
+      <w:pPr>
+        <w:spacing w:after="40"/>
+      </w:pPr>
+    </w:p>
+    <w:tbl>
+      <w:tblPr>
+        <w:tblStyle w:val="TableGrid"/>
+        <w:tblW w:type="auto" w:w="0"/>
+        <w:tblLook w:firstColumn="1" w:firstRow="1" w:lastColumn="0" w:lastRow="0" w:noHBand="0" w:noVBand="1" w:val="04A0"/>
+      </w:tblPr>
+      <w:tblGrid>
+        <w:gridCol w:w="10080"/>
+      </w:tblGrid>
+      <w:tr>
+        <w:tc>
+          <w:tcPr>
+            <w:tcW w:type="dxa" w:w="10080"/>
+            <w:shd w:fill="EAF3EA"/>
+          </w:tcPr>
+          <w:p>
+            <w:pPr>
+              <w:spacing w:after="0"/>
+            </w:pPr>
+            <w:r>
+              <w:rPr>
+                <w:b/>
+                <w:color w:val="166534"/>
+                <w:sz w:val="23"/>
+              </w:rPr>
+              <w:t>2026-06-30 14:55  |  3490楼  |  狼大  |  UID 150058</w:t>
+            </w:r>
+          </w:p>
+        </w:tc>
+      </w:tr>
+      <w:tr>
+        <w:tc>
+          <w:tcPr>
+            <w:tcW w:type="dxa" w:w="10080"/>
+          </w:tcPr>
+          <w:p>
+            <w:pPr>
+              <w:spacing w:line="276" w:lineRule="auto" w:after="100"/>
+            </w:pPr>
+            <w:r>
+              <w:rPr>
+                <w:color w:val="111827"/>
+                <w:sz w:val="24"/>
+              </w:rPr>
+              <w:t>我为什么发这种给你们看</w:t>
+            </w:r>
+            <w:r>
+              <w:br/>
+            </w:r>
+            <w:r>
+              <w:rPr>
+                <w:color w:val="111827"/>
+                <w:sz w:val="24"/>
+              </w:rPr>
+              <w:t>这样你们就知道我是怎么出场的了</w:t>
+            </w:r>
+            <w:r>
+              <w:br/>
+            </w:r>
+            <w:r>
+              <w:rPr>
+                <w:color w:val="111827"/>
+                <w:sz w:val="24"/>
+              </w:rPr>
+              <w:t>这些都设置有被动止盈 之前我分享过的</w:t>
+            </w:r>
+            <w:r>
+              <w:br/>
+            </w:r>
+            <w:r>
+              <w:rPr>
+                <w:color w:val="111827"/>
+                <w:sz w:val="24"/>
+              </w:rPr>
+              <w:t>哪个跌破出场哪个</w:t>
+            </w:r>
+            <w:r>
+              <w:br/>
+            </w:r>
+            <w:r>
+              <w:rPr>
+                <w:color w:val="111827"/>
+                <w:sz w:val="24"/>
+              </w:rPr>
+              <w:t>再加上管住手</w:t>
+            </w:r>
+            <w:r>
+              <w:br/>
+            </w:r>
+            <w:r>
+              <w:rPr>
+                <w:color w:val="111827"/>
+                <w:sz w:val="24"/>
+              </w:rPr>
+              <w:t>这样可以极大的防止不确定性的无意义抄底进场</w:t>
+            </w:r>
+            <w:r>
+              <w:br/>
+            </w:r>
+            <w:r>
+              <w:rPr>
+                <w:color w:val="111827"/>
+                <w:sz w:val="24"/>
+              </w:rPr>
+              <w:t>我就能带走更多的利润</w:t>
+            </w:r>
+          </w:p>
+          <w:p>
+            <w:pPr>
+              <w:spacing w:line="276" w:lineRule="auto" w:after="100"/>
+            </w:pPr>
+            <w:r>
+              <w:rPr>
+                <w:color w:val="111827"/>
+                <w:sz w:val="24"/>
+              </w:rPr>
+              <w:t>这就是基础如何能不亏的操作理念</w:t>
+            </w:r>
+          </w:p>
+        </w:tc>
+      </w:tr>
+    </w:tbl>
+    <w:p>
+      <w:pPr>
+        <w:spacing w:after="40"/>
+      </w:pPr>
+    </w:p>
+    <w:tbl>
+      <w:tblPr>
+        <w:tblStyle w:val="TableGrid"/>
+        <w:tblW w:type="auto" w:w="0"/>
+        <w:tblLook w:firstColumn="1" w:firstRow="1" w:lastColumn="0" w:lastRow="0" w:noHBand="0" w:noVBand="1" w:val="04A0"/>
+      </w:tblPr>
+      <w:tblGrid>
+        <w:gridCol w:w="10080"/>
+      </w:tblGrid>
+      <w:tr>
+        <w:tc>
+          <w:tcPr>
+            <w:tcW w:type="dxa" w:w="10080"/>
+            <w:shd w:fill="EAF3EA"/>
+          </w:tcPr>
+          <w:p>
+            <w:pPr>
+              <w:spacing w:after="0"/>
+            </w:pPr>
+            <w:r>
+              <w:rPr>
+                <w:b/>
+                <w:color w:val="166534"/>
+                <w:sz w:val="23"/>
+              </w:rPr>
+              <w:t>2026-06-30 14:57  |  3491楼  |  狼大  |  UID 150058</w:t>
+            </w:r>
+          </w:p>
+        </w:tc>
+      </w:tr>
+      <w:tr>
+        <w:tc>
+          <w:tcPr>
+            <w:tcW w:type="dxa" w:w="10080"/>
+          </w:tcPr>
+          <w:p>
+            <w:pPr>
+              <w:spacing w:line="276" w:lineRule="auto" w:after="100"/>
+            </w:pPr>
+            <w:r>
+              <w:rPr>
+                <w:color w:val="111827"/>
+                <w:sz w:val="24"/>
+              </w:rPr>
+              <w:t>Reply Post by 异乡猫 (2026-06-30 14:55):</w:t>
+            </w:r>
+          </w:p>
+          <w:p>
+            <w:pPr>
+              <w:spacing w:line="276" w:lineRule="auto" w:after="100"/>
+            </w:pPr>
+            <w:r>
+              <w:rPr>
+                <w:color w:val="111827"/>
+                <w:sz w:val="24"/>
+              </w:rPr>
+              <w:t>狼大你是不是已经a10了[s:ac:哭笑]</w:t>
+            </w:r>
+            <w:r>
+              <w:br/>
+            </w:r>
+            <w:r>
+              <w:rPr>
+                <w:color w:val="111827"/>
+                <w:sz w:val="24"/>
+              </w:rPr>
+              <w:t>因为一些个人的意外情况</w:t>
+            </w:r>
+            <w:r>
+              <w:br/>
+            </w:r>
+            <w:r>
+              <w:rPr>
+                <w:color w:val="111827"/>
+                <w:sz w:val="24"/>
+              </w:rPr>
+              <w:t>目前还是要往这个方向前进中。。。</w:t>
+            </w:r>
+            <w:r>
+              <w:br/>
+            </w:r>
+            <w:r>
+              <w:rPr>
+                <w:color w:val="111827"/>
+                <w:sz w:val="24"/>
+              </w:rPr>
+              <w:t>暂时还没到。</w:t>
+            </w:r>
+          </w:p>
+        </w:tc>
+      </w:tr>
+    </w:tbl>
+    <w:p>
+      <w:pPr>
+        <w:spacing w:after="40"/>
+      </w:pPr>
+    </w:p>
+    <w:tbl>
+      <w:tblPr>
+        <w:tblStyle w:val="TableGrid"/>
+        <w:tblW w:type="auto" w:w="0"/>
+        <w:tblLook w:firstColumn="1" w:firstRow="1" w:lastColumn="0" w:lastRow="0" w:noHBand="0" w:noVBand="1" w:val="04A0"/>
+      </w:tblPr>
+      <w:tblGrid>
+        <w:gridCol w:w="10080"/>
+      </w:tblGrid>
+      <w:tr>
+        <w:tc>
+          <w:tcPr>
+            <w:tcW w:type="dxa" w:w="10080"/>
+            <w:shd w:fill="F3F4F6"/>
+          </w:tcPr>
+          <w:p>
+            <w:pPr>
+              <w:spacing w:after="0"/>
+            </w:pPr>
+            <w:r>
+              <w:rPr>
+                <w:b/>
+                <w:color w:val="374151"/>
+                <w:sz w:val="19"/>
+              </w:rPr>
+              <w:t>2026-06-30 14:58  |  3011楼  |  Rzzz二号机  |  UID 67143809</w:t>
+            </w:r>
+          </w:p>
+        </w:tc>
+      </w:tr>
+      <w:tr>
+        <w:tc>
+          <w:tcPr>
+            <w:tcW w:type="dxa" w:w="10080"/>
+          </w:tcPr>
+          <w:p>
+            <w:pPr>
+              <w:spacing w:line="276" w:lineRule="auto" w:after="100"/>
+            </w:pPr>
+            <w:r>
+              <w:rPr>
+                <w:sz w:val="20"/>
+              </w:rPr>
+              <w:t>Reply Post by -阿狼- (2026-06-30 14:57):</w:t>
+            </w:r>
+          </w:p>
+          <w:p>
+            <w:pPr>
+              <w:spacing w:line="276" w:lineRule="auto" w:after="100"/>
+            </w:pPr>
+            <w:r>
+              <w:rPr>
+                <w:sz w:val="20"/>
+              </w:rPr>
+              <w:t>因为一些个人的意外情况</w:t>
+            </w:r>
+            <w:r>
+              <w:br/>
+            </w:r>
+            <w:r>
+              <w:rPr>
+                <w:sz w:val="20"/>
+              </w:rPr>
+              <w:t>目前还是要往这个方向前进中。。。</w:t>
+            </w:r>
+            <w:r>
+              <w:br/>
+            </w:r>
+            <w:r>
+              <w:rPr>
+                <w:sz w:val="20"/>
+              </w:rPr>
+              <w:t>暂时还没到。</w:t>
+            </w:r>
+          </w:p>
+          <w:p>
+            <w:pPr>
+              <w:spacing w:line="276" w:lineRule="auto" w:after="100"/>
+            </w:pPr>
+            <w:r>
+              <w:rPr>
+                <w:sz w:val="20"/>
+              </w:rPr>
+              <w:t>太好了[s:pg:心] [del]不是hhhhhhhhhhh[/del]</w:t>
+            </w:r>
+          </w:p>
+        </w:tc>
+      </w:tr>
+    </w:tbl>
+    <w:p>
+      <w:pPr>
+        <w:spacing w:after="40"/>
+      </w:pPr>
+    </w:p>
+    <w:tbl>
+      <w:tblPr>
+        <w:tblStyle w:val="TableGrid"/>
+        <w:tblW w:type="auto" w:w="0"/>
+        <w:tblLook w:firstColumn="1" w:firstRow="1" w:lastColumn="0" w:lastRow="0" w:noHBand="0" w:noVBand="1" w:val="04A0"/>
+      </w:tblPr>
+      <w:tblGrid>
+        <w:gridCol w:w="10080"/>
+      </w:tblGrid>
+      <w:tr>
+        <w:tc>
+          <w:tcPr>
+            <w:tcW w:type="dxa" w:w="10080"/>
+            <w:shd w:fill="EAF3EA"/>
+          </w:tcPr>
+          <w:p>
+            <w:pPr>
+              <w:spacing w:after="0"/>
+            </w:pPr>
+            <w:r>
+              <w:rPr>
+                <w:b/>
+                <w:color w:val="166534"/>
+                <w:sz w:val="23"/>
+              </w:rPr>
+              <w:t>2026-06-30 15:00  |  3492楼  |  狼大  |  UID 150058</w:t>
+            </w:r>
+          </w:p>
+        </w:tc>
+      </w:tr>
+      <w:tr>
+        <w:tc>
+          <w:tcPr>
+            <w:tcW w:type="dxa" w:w="10080"/>
+          </w:tcPr>
+          <w:p>
+            <w:pPr>
+              <w:spacing w:line="276" w:lineRule="auto" w:after="100"/>
+            </w:pPr>
+            <w:r>
+              <w:rPr>
+                <w:color w:val="111827"/>
+                <w:sz w:val="24"/>
+              </w:rPr>
+              <w:t>好了 本月最后一天完结</w:t>
+            </w:r>
+            <w:r>
+              <w:br/>
+            </w:r>
+            <w:r>
+              <w:rPr>
+                <w:color w:val="111827"/>
+                <w:sz w:val="24"/>
+              </w:rPr>
+              <w:t>六月基本情况就这样了 该分享的也分享了 该收肉的也收肉了</w:t>
+            </w:r>
+            <w:r>
+              <w:br/>
+            </w:r>
+            <w:r>
+              <w:rPr>
+                <w:color w:val="111827"/>
+                <w:sz w:val="24"/>
+              </w:rPr>
+              <w:t>七月继续加油就行了。</w:t>
+            </w:r>
+          </w:p>
+          <w:p>
+            <w:pPr>
+              <w:spacing w:line="276" w:lineRule="auto" w:after="100"/>
+            </w:pPr>
+            <w:r>
+              <w:rPr>
+                <w:color w:val="111827"/>
+                <w:sz w:val="24"/>
+              </w:rPr>
+              <w:t>因为心情好 预计晚上复盘时间上来聊俩小时。有什么要沟通的晚上聊</w:t>
+            </w:r>
+          </w:p>
+        </w:tc>
+      </w:tr>
+    </w:tbl>
+    <w:p>
+      <w:pPr>
+        <w:spacing w:after="40"/>
+      </w:pPr>
+    </w:p>
+    <w:tbl>
+      <w:tblPr>
+        <w:tblStyle w:val="TableGrid"/>
+        <w:tblW w:type="auto" w:w="0"/>
+        <w:tblLook w:firstColumn="1" w:firstRow="1" w:lastColumn="0" w:lastRow="0" w:noHBand="0" w:noVBand="1" w:val="04A0"/>
+      </w:tblPr>
+      <w:tblGrid>
+        <w:gridCol w:w="10080"/>
+      </w:tblGrid>
+      <w:tr>
+        <w:tc>
+          <w:tcPr>
+            <w:tcW w:type="dxa" w:w="10080"/>
+            <w:shd w:fill="EAF3EA"/>
+          </w:tcPr>
+          <w:p>
+            <w:pPr>
+              <w:spacing w:after="0"/>
+            </w:pPr>
+            <w:r>
+              <w:rPr>
+                <w:b/>
+                <w:color w:val="166534"/>
+                <w:sz w:val="23"/>
+              </w:rPr>
+              <w:t>2026-06-30 15:06  |  3493楼  |  狼大  |  UID 150058</w:t>
+            </w:r>
+          </w:p>
+        </w:tc>
+      </w:tr>
+      <w:tr>
+        <w:tc>
+          <w:tcPr>
+            <w:tcW w:type="dxa" w:w="10080"/>
+          </w:tcPr>
+          <w:p>
+            <w:pPr>
+              <w:spacing w:line="276" w:lineRule="auto" w:after="100"/>
+            </w:pPr>
+            <w:r>
+              <w:rPr>
+                <w:color w:val="111827"/>
+                <w:sz w:val="24"/>
+              </w:rPr>
+              <w:t>Reply Post by kanasama (2026-06-30 15:03):</w:t>
+            </w:r>
+          </w:p>
+          <w:p>
+            <w:pPr>
+              <w:spacing w:line="276" w:lineRule="auto" w:after="100"/>
+            </w:pPr>
+            <w:r>
+              <w:rPr>
+                <w:color w:val="111827"/>
+                <w:sz w:val="24"/>
+              </w:rPr>
+              <w:t>期待大狼晚上复盘心得，自从炒股之后，上班都比以前有力气了，周内盼双休，双休盼开盘。</w:t>
+            </w:r>
+          </w:p>
+          <w:p>
+            <w:pPr>
+              <w:spacing w:line="276" w:lineRule="auto" w:after="100"/>
+            </w:pPr>
+            <w:r>
+              <w:rPr>
+                <w:color w:val="111827"/>
+                <w:sz w:val="24"/>
+              </w:rPr>
+              <w:t>大狼能不能分享下对小资金做大的心得，或者说有没有必要短期借贷一笔用来开通下科创板权限[s:ac:愁]</w:t>
+            </w:r>
+            <w:r>
+              <w:br/>
+            </w:r>
+            <w:r>
+              <w:rPr>
+                <w:color w:val="111827"/>
+                <w:sz w:val="24"/>
+              </w:rPr>
+              <w:t>我都说了 你能看懂市场你就加杠杆</w:t>
+            </w:r>
+            <w:r>
+              <w:br/>
+            </w:r>
+            <w:r>
+              <w:rPr>
+                <w:color w:val="111827"/>
+                <w:sz w:val="24"/>
+              </w:rPr>
+              <w:t>如果你把我说的当成你自己的能力 那你就要好好想想</w:t>
+            </w:r>
+          </w:p>
+          <w:p>
+            <w:pPr>
+              <w:spacing w:line="276" w:lineRule="auto" w:after="100"/>
+            </w:pPr>
+            <w:r>
+              <w:rPr>
+                <w:color w:val="111827"/>
+                <w:sz w:val="24"/>
+              </w:rPr>
+              <w:t>你开不了科创可能是对你的保护。</w:t>
+            </w:r>
+          </w:p>
+        </w:tc>
+      </w:tr>
+    </w:tbl>
+    <w:p>
+      <w:pPr>
+        <w:spacing w:after="40"/>
+      </w:pPr>
+    </w:p>
+    <w:tbl>
+      <w:tblPr>
+        <w:tblStyle w:val="TableGrid"/>
+        <w:tblW w:type="auto" w:w="0"/>
+        <w:tblLook w:firstColumn="1" w:firstRow="1" w:lastColumn="0" w:lastRow="0" w:noHBand="0" w:noVBand="1" w:val="04A0"/>
+      </w:tblPr>
+      <w:tblGrid>
+        <w:gridCol w:w="10080"/>
+      </w:tblGrid>
+      <w:tr>
+        <w:tc>
+          <w:tcPr>
+            <w:tcW w:type="dxa" w:w="10080"/>
+            <w:shd w:fill="F3F4F6"/>
+          </w:tcPr>
+          <w:p>
+            <w:pPr>
+              <w:spacing w:after="0"/>
+            </w:pPr>
+            <w:r>
+              <w:rPr>
+                <w:b/>
+                <w:color w:val="374151"/>
+                <w:sz w:val="19"/>
+              </w:rPr>
+              <w:t>2026-06-30 15:07  |  585楼  |  夜骰2号机  |  UID 66908070</w:t>
+            </w:r>
+          </w:p>
+        </w:tc>
+      </w:tr>
+      <w:tr>
+        <w:tc>
+          <w:tcPr>
+            <w:tcW w:type="dxa" w:w="10080"/>
+          </w:tcPr>
+          <w:p>
+            <w:pPr>
+              <w:spacing w:line="276" w:lineRule="auto" w:after="100"/>
+            </w:pPr>
+            <w:r>
+              <w:rPr>
+                <w:sz w:val="20"/>
+              </w:rPr>
+              <w:t>收盘4094，超额完成任务[s:ac:goodjob]中大哥1270.00正好站及格线上，也行吧，活跃市值+2.22，2点半那一波没破均线撑住了，总体是OK的</w:t>
+            </w:r>
+            <w:r>
+              <w:br/>
+            </w:r>
+            <w:r>
+              <w:rPr>
+                <w:sz w:val="20"/>
+              </w:rPr>
+              <w:t>明天对称线压制正好在中区间上沿4134附近，往下是回踩4075，希望能是个续强</w:t>
+            </w:r>
+            <w:r>
+              <w:br/>
+            </w:r>
+            <w:r>
+              <w:rPr>
+                <w:sz w:val="20"/>
+              </w:rPr>
+              <w:t>开华工科技，其他无操作</w:t>
+            </w:r>
+            <w:r>
+              <w:br/>
+            </w:r>
+            <w:r>
+              <w:rPr>
+                <w:sz w:val="20"/>
+              </w:rPr>
+              <w:t>开始监控旭光电子</w:t>
+            </w:r>
+          </w:p>
+        </w:tc>
+      </w:tr>
+    </w:tbl>
+    <w:p>
+      <w:pPr>
+        <w:spacing w:after="40"/>
+      </w:pPr>
+    </w:p>
+    <w:tbl>
+      <w:tblPr>
+        <w:tblStyle w:val="TableGrid"/>
+        <w:tblW w:type="auto" w:w="0"/>
+        <w:tblLook w:firstColumn="1" w:firstRow="1" w:lastColumn="0" w:lastRow="0" w:noHBand="0" w:noVBand="1" w:val="04A0"/>
+      </w:tblPr>
+      <w:tblGrid>
+        <w:gridCol w:w="10080"/>
+      </w:tblGrid>
+      <w:tr>
+        <w:tc>
+          <w:tcPr>
+            <w:tcW w:type="dxa" w:w="10080"/>
+            <w:shd w:fill="F3F4F6"/>
+          </w:tcPr>
+          <w:p>
+            <w:pPr>
+              <w:spacing w:after="0"/>
+            </w:pPr>
+            <w:r>
+              <w:rPr>
+                <w:b/>
+                <w:color w:val="374151"/>
+                <w:sz w:val="19"/>
+              </w:rPr>
+              <w:t>2026-06-30 15:10  |  442楼  |  sora496  |  UID 38090976</w:t>
+            </w:r>
+          </w:p>
+        </w:tc>
+      </w:tr>
+      <w:tr>
+        <w:tc>
+          <w:tcPr>
+            <w:tcW w:type="dxa" w:w="10080"/>
+          </w:tcPr>
+          <w:p>
+            <w:pPr>
+              <w:spacing w:line="276" w:lineRule="auto" w:after="100"/>
+            </w:pPr>
+            <w:r>
+              <w:rPr>
+                <w:sz w:val="20"/>
+              </w:rPr>
+              <w:t>Reply to Reply Post by 嘻哈小树苗 (2026-06-30 15:08)这种迟早要吃亏</w:t>
+            </w:r>
+          </w:p>
+        </w:tc>
+      </w:tr>
+    </w:tbl>
+    <w:p>
+      <w:pPr>
+        <w:spacing w:after="40"/>
+      </w:pPr>
+    </w:p>
+    <w:tbl>
+      <w:tblPr>
+        <w:tblStyle w:val="TableGrid"/>
+        <w:tblW w:type="auto" w:w="0"/>
+        <w:tblLook w:firstColumn="1" w:firstRow="1" w:lastColumn="0" w:lastRow="0" w:noHBand="0" w:noVBand="1" w:val="04A0"/>
+      </w:tblPr>
+      <w:tblGrid>
+        <w:gridCol w:w="10080"/>
+      </w:tblGrid>
+      <w:tr>
+        <w:tc>
+          <w:tcPr>
+            <w:tcW w:type="dxa" w:w="10080"/>
+            <w:shd w:fill="F3F4F6"/>
+          </w:tcPr>
+          <w:p>
+            <w:pPr>
+              <w:spacing w:after="0"/>
+            </w:pPr>
+            <w:r>
+              <w:rPr>
+                <w:b/>
+                <w:color w:val="374151"/>
+                <w:sz w:val="19"/>
+              </w:rPr>
+              <w:t>2026-06-30 15:11  |  3012楼  |  Rzzz二号机  |  UID 67143809</w:t>
+            </w:r>
+          </w:p>
+        </w:tc>
+      </w:tr>
+      <w:tr>
+        <w:tc>
+          <w:tcPr>
+            <w:tcW w:type="dxa" w:w="10080"/>
+          </w:tcPr>
+          <w:p>
+            <w:pPr>
+              <w:spacing w:line="276" w:lineRule="auto" w:after="100"/>
+            </w:pPr>
+            <w:r>
+              <w:rPr>
+                <w:sz w:val="20"/>
+              </w:rPr>
+              <w:t>Reply Post by 夜骰2号机 (2026-06-30 15:07):</w:t>
+            </w:r>
+          </w:p>
+          <w:p>
+            <w:pPr>
+              <w:spacing w:line="276" w:lineRule="auto" w:after="100"/>
+            </w:pPr>
+            <w:r>
+              <w:rPr>
+                <w:sz w:val="20"/>
+              </w:rPr>
+              <w:t>收盘4094，超额完成任务[s:ac:goodjob]中大哥1270.00正好站及格线上，也行吧，活跃市值+2.22，2点半那一波没破均线撑住了，总体是OK的</w:t>
+            </w:r>
+            <w:r>
+              <w:br/>
+            </w:r>
+            <w:r>
+              <w:rPr>
+                <w:sz w:val="20"/>
+              </w:rPr>
+              <w:t>明天对称线压制正好在中区间上沿4134附近，往下是回踩4075，希望能是个续强</w:t>
+            </w:r>
+            <w:r>
+              <w:br/>
+            </w:r>
+            <w:r>
+              <w:rPr>
+                <w:sz w:val="20"/>
+              </w:rPr>
+              <w:t>开华工科技，其他无操作</w:t>
+            </w:r>
+            <w:r>
+              <w:br/>
+            </w:r>
+            <w:r>
+              <w:rPr>
+                <w:sz w:val="20"/>
+              </w:rPr>
+              <w:t>开始监控旭光电子</w:t>
+            </w:r>
+          </w:p>
+          <w:p>
+            <w:pPr>
+              <w:spacing w:line="276" w:lineRule="auto" w:after="100"/>
+            </w:pPr>
+            <w:r>
+              <w:rPr>
+                <w:sz w:val="20"/>
+              </w:rPr>
+              <w:t>哥旭光电子你也敢上 你是真牛逼啊[s:ac:瞎]</w:t>
+            </w:r>
+          </w:p>
+        </w:tc>
+      </w:tr>
+    </w:tbl>
+    <w:p>
+      <w:pPr>
+        <w:spacing w:after="40"/>
+      </w:pPr>
+    </w:p>
+    <w:tbl>
+      <w:tblPr>
+        <w:tblStyle w:val="TableGrid"/>
+        <w:tblW w:type="auto" w:w="0"/>
+        <w:tblLook w:firstColumn="1" w:firstRow="1" w:lastColumn="0" w:lastRow="0" w:noHBand="0" w:noVBand="1" w:val="04A0"/>
+      </w:tblPr>
+      <w:tblGrid>
+        <w:gridCol w:w="10080"/>
+      </w:tblGrid>
+      <w:tr>
+        <w:tc>
+          <w:tcPr>
+            <w:tcW w:type="dxa" w:w="10080"/>
+            <w:shd w:fill="F3F4F6"/>
+          </w:tcPr>
+          <w:p>
+            <w:pPr>
+              <w:spacing w:after="0"/>
+            </w:pPr>
+            <w:r>
+              <w:rPr>
+                <w:b/>
+                <w:color w:val="374151"/>
+                <w:sz w:val="19"/>
+              </w:rPr>
+              <w:t>2026-06-30 15:22  |  586楼  |  夜骰2号机  |  UID 66908070</w:t>
+            </w:r>
+          </w:p>
+        </w:tc>
+      </w:tr>
+      <w:tr>
+        <w:tc>
+          <w:tcPr>
+            <w:tcW w:type="dxa" w:w="10080"/>
+          </w:tcPr>
+          <w:p>
+            <w:pPr>
+              <w:spacing w:line="276" w:lineRule="auto" w:after="100"/>
+            </w:pPr>
+            <w:r>
+              <w:rPr>
+                <w:sz w:val="20"/>
+              </w:rPr>
+              <w:t>Reply to Reply Post by Rzzz二号机 (2026-06-30 15:11)</w:t>
+            </w:r>
+            <w:r>
+              <w:br/>
+            </w:r>
+            <w:r>
+              <w:rPr>
+                <w:sz w:val="20"/>
+              </w:rPr>
+              <w:t>旭光又没走坏，我打算试试去年拨佬教的那个监控票玩法[s:ac:哭笑]出狱那天卖给有缘人</w:t>
+            </w:r>
+          </w:p>
+        </w:tc>
+      </w:tr>
+    </w:tbl>
+    <w:p>
+      <w:pPr>
+        <w:spacing w:after="40"/>
+      </w:pPr>
+    </w:p>
+    <w:tbl>
+      <w:tblPr>
+        <w:tblStyle w:val="TableGrid"/>
+        <w:tblW w:type="auto" w:w="0"/>
+        <w:tblLook w:firstColumn="1" w:firstRow="1" w:lastColumn="0" w:lastRow="0" w:noHBand="0" w:noVBand="1" w:val="04A0"/>
+      </w:tblPr>
+      <w:tblGrid>
+        <w:gridCol w:w="10080"/>
+      </w:tblGrid>
+      <w:tr>
+        <w:tc>
+          <w:tcPr>
+            <w:tcW w:type="dxa" w:w="10080"/>
+            <w:shd w:fill="F3F4F6"/>
+          </w:tcPr>
+          <w:p>
+            <w:pPr>
+              <w:spacing w:after="0"/>
+            </w:pPr>
+            <w:r>
+              <w:rPr>
+                <w:b/>
+                <w:color w:val="374151"/>
+                <w:sz w:val="19"/>
+              </w:rPr>
+              <w:t>2026-06-30 15:25  |  443楼  |  sora496  |  UID 38090976</w:t>
+            </w:r>
+          </w:p>
+        </w:tc>
+      </w:tr>
+      <w:tr>
+        <w:tc>
+          <w:tcPr>
+            <w:tcW w:type="dxa" w:w="10080"/>
+          </w:tcPr>
+          <w:p>
+            <w:pPr>
+              <w:spacing w:line="276" w:lineRule="auto" w:after="100"/>
+            </w:pPr>
+            <w:r>
+              <w:rPr>
+                <w:sz w:val="20"/>
+              </w:rPr>
+              <w:t>Reply to Reply Post by 未来呐 (2026-06-30 15:14)并不，两天快30cm的票，也就你们敢买了</w:t>
+            </w:r>
+          </w:p>
+        </w:tc>
+      </w:tr>
+    </w:tbl>
+    <w:p>
+      <w:pPr>
+        <w:spacing w:after="40"/>
+      </w:pPr>
+    </w:p>
+    <w:tbl>
+      <w:tblPr>
+        <w:tblStyle w:val="TableGrid"/>
+        <w:tblW w:type="auto" w:w="0"/>
+        <w:tblLook w:firstColumn="1" w:firstRow="1" w:lastColumn="0" w:lastRow="0" w:noHBand="0" w:noVBand="1" w:val="04A0"/>
+      </w:tblPr>
+      <w:tblGrid>
+        <w:gridCol w:w="10080"/>
+      </w:tblGrid>
+      <w:tr>
+        <w:tc>
+          <w:tcPr>
+            <w:tcW w:type="dxa" w:w="10080"/>
+            <w:shd w:fill="F3F4F6"/>
+          </w:tcPr>
+          <w:p>
+            <w:pPr>
+              <w:spacing w:after="0"/>
+            </w:pPr>
+            <w:r>
+              <w:rPr>
+                <w:b/>
+                <w:color w:val="374151"/>
+                <w:sz w:val="19"/>
+              </w:rPr>
+              <w:t>2026-06-30 15:37  |  3013楼  |  Rzzz二号机  |  UID 67143809</w:t>
+            </w:r>
+          </w:p>
+        </w:tc>
+      </w:tr>
+      <w:tr>
+        <w:tc>
+          <w:tcPr>
+            <w:tcW w:type="dxa" w:w="10080"/>
+          </w:tcPr>
+          <w:p>
+            <w:pPr>
+              <w:spacing w:line="276" w:lineRule="auto" w:after="100"/>
+            </w:pPr>
+            <w:r>
+              <w:rPr>
+                <w:sz w:val="20"/>
+              </w:rPr>
+              <w:t>Reply Post by 夜骰2号机 (2026-06-30 15:22):</w:t>
+            </w:r>
+          </w:p>
+          <w:p>
+            <w:pPr>
+              <w:spacing w:line="276" w:lineRule="auto" w:after="100"/>
+            </w:pPr>
+            <w:r>
+              <w:rPr>
+                <w:sz w:val="20"/>
+              </w:rPr>
+              <w:t>旭光又没走坏，我打算试试去年拨佬教的那个监控票玩法[s:ac:哭笑]出狱那天卖给有缘人</w:t>
+            </w:r>
+          </w:p>
+          <w:p>
+            <w:pPr>
+              <w:spacing w:line="276" w:lineRule="auto" w:after="100"/>
+            </w:pPr>
+            <w:r>
+              <w:rPr>
+                <w:sz w:val="20"/>
+              </w:rPr>
+              <w:t>[s:ac:哭笑]还是你们坏啊</w:t>
+            </w:r>
+          </w:p>
+        </w:tc>
+      </w:tr>
+    </w:tbl>
+    <w:p>
+      <w:pPr>
+        <w:spacing w:after="40"/>
+      </w:pPr>
+    </w:p>
+    <w:tbl>
+      <w:tblPr>
+        <w:tblStyle w:val="TableGrid"/>
+        <w:tblW w:type="auto" w:w="0"/>
+        <w:tblLook w:firstColumn="1" w:firstRow="1" w:lastColumn="0" w:lastRow="0" w:noHBand="0" w:noVBand="1" w:val="04A0"/>
+      </w:tblPr>
+      <w:tblGrid>
+        <w:gridCol w:w="10080"/>
+      </w:tblGrid>
+      <w:tr>
+        <w:tc>
+          <w:tcPr>
+            <w:tcW w:type="dxa" w:w="10080"/>
+            <w:shd w:fill="F3F4F6"/>
+          </w:tcPr>
+          <w:p>
+            <w:pPr>
+              <w:spacing w:after="0"/>
+            </w:pPr>
+            <w:r>
+              <w:rPr>
+                <w:b/>
+                <w:color w:val="374151"/>
+                <w:sz w:val="19"/>
+              </w:rPr>
+              <w:t>2026-06-30 15:38  |  1528楼  |  包子music  |  UID 42162697</w:t>
+            </w:r>
+          </w:p>
+        </w:tc>
+      </w:tr>
+      <w:tr>
+        <w:tc>
+          <w:tcPr>
+            <w:tcW w:type="dxa" w:w="10080"/>
+          </w:tcPr>
+          <w:p>
+            <w:pPr>
+              <w:spacing w:line="276" w:lineRule="auto" w:after="100"/>
+            </w:pPr>
+            <w:r>
+              <w:rPr>
+                <w:sz w:val="20"/>
+              </w:rPr>
+              <w:t>感恩狼大，今年平均月化10%了[s:ac:吻]不和铁盒比，和去年的自己比肯定是进步了的，还是要全力自立自强</w:t>
+            </w:r>
+          </w:p>
+        </w:tc>
+      </w:tr>
+    </w:tbl>
+    <w:p>
+      <w:pPr>
+        <w:spacing w:after="40"/>
+      </w:pPr>
+    </w:p>
+    <w:tbl>
+      <w:tblPr>
+        <w:tblStyle w:val="TableGrid"/>
+        <w:tblW w:type="auto" w:w="0"/>
+        <w:tblLook w:firstColumn="1" w:firstRow="1" w:lastColumn="0" w:lastRow="0" w:noHBand="0" w:noVBand="1" w:val="04A0"/>
+      </w:tblPr>
+      <w:tblGrid>
+        <w:gridCol w:w="10080"/>
+      </w:tblGrid>
+      <w:tr>
+        <w:tc>
+          <w:tcPr>
+            <w:tcW w:type="dxa" w:w="10080"/>
+            <w:shd w:fill="F3F4F6"/>
+          </w:tcPr>
+          <w:p>
+            <w:pPr>
+              <w:spacing w:after="0"/>
+            </w:pPr>
+            <w:r>
+              <w:rPr>
+                <w:b/>
+                <w:color w:val="374151"/>
+                <w:sz w:val="19"/>
+              </w:rPr>
+              <w:t>2026-06-30 15:39  |  444楼  |  sora496  |  UID 38090976</w:t>
+            </w:r>
+          </w:p>
+        </w:tc>
+      </w:tr>
+      <w:tr>
+        <w:tc>
+          <w:tcPr>
+            <w:tcW w:type="dxa" w:w="10080"/>
+          </w:tcPr>
+          <w:p>
+            <w:pPr>
+              <w:spacing w:line="276" w:lineRule="auto" w:after="100"/>
+            </w:pPr>
+            <w:r>
+              <w:rPr>
+                <w:sz w:val="20"/>
+              </w:rPr>
+              <w:t>Reply to Reply Post by SSSSSSStraight (2026-06-30 15:36)第一，law是不是功率半导体，第二，功率半导体这波龙头是新洁能，第三，先分清楚igbt，sic，硅晶圆</w:t>
+            </w:r>
+          </w:p>
+        </w:tc>
+      </w:tr>
+    </w:tbl>
+    <w:p>
+      <w:pPr>
+        <w:spacing w:after="40"/>
+      </w:pPr>
+    </w:p>
+    <w:tbl>
+      <w:tblPr>
+        <w:tblStyle w:val="TableGrid"/>
+        <w:tblW w:type="auto" w:w="0"/>
+        <w:tblLook w:firstColumn="1" w:firstRow="1" w:lastColumn="0" w:lastRow="0" w:noHBand="0" w:noVBand="1" w:val="04A0"/>
+      </w:tblPr>
+      <w:tblGrid>
+        <w:gridCol w:w="10080"/>
+      </w:tblGrid>
+      <w:tr>
+        <w:tc>
+          <w:tcPr>
+            <w:tcW w:type="dxa" w:w="10080"/>
+            <w:shd w:fill="F3F4F6"/>
+          </w:tcPr>
+          <w:p>
+            <w:pPr>
+              <w:spacing w:after="0"/>
+            </w:pPr>
+            <w:r>
+              <w:rPr>
+                <w:b/>
+                <w:color w:val="374151"/>
+                <w:sz w:val="19"/>
+              </w:rPr>
+              <w:t>2026-06-30 15:47  |  445楼  |  sora496  |  UID 38090976</w:t>
+            </w:r>
+          </w:p>
+        </w:tc>
+      </w:tr>
+      <w:tr>
+        <w:tc>
+          <w:tcPr>
+            <w:tcW w:type="dxa" w:w="10080"/>
+          </w:tcPr>
+          <w:p>
+            <w:pPr>
+              <w:spacing w:line="276" w:lineRule="auto" w:after="100"/>
+            </w:pPr>
+            <w:r>
+              <w:rPr>
+                <w:sz w:val="20"/>
+              </w:rPr>
+              <w:t>Reply to Reply Post by 叶落潇湘青山远 (2026-06-30 15:45)新洁能买入之后不就是开始kuku赚钱吗，，，有什么拿不住的</w:t>
+            </w:r>
+          </w:p>
+        </w:tc>
+      </w:tr>
+    </w:tbl>
+    <w:p>
+      <w:pPr>
+        <w:spacing w:after="40"/>
+      </w:pPr>
+    </w:p>
+    <w:tbl>
+      <w:tblPr>
+        <w:tblStyle w:val="TableGrid"/>
+        <w:tblW w:type="auto" w:w="0"/>
+        <w:tblLook w:firstColumn="1" w:firstRow="1" w:lastColumn="0" w:lastRow="0" w:noHBand="0" w:noVBand="1" w:val="04A0"/>
+      </w:tblPr>
+      <w:tblGrid>
+        <w:gridCol w:w="10080"/>
+      </w:tblGrid>
+      <w:tr>
+        <w:tc>
+          <w:tcPr>
+            <w:tcW w:type="dxa" w:w="10080"/>
+            <w:shd w:fill="F3F4F6"/>
+          </w:tcPr>
+          <w:p>
+            <w:pPr>
+              <w:spacing w:after="0"/>
+            </w:pPr>
+            <w:r>
+              <w:rPr>
+                <w:b/>
+                <w:color w:val="374151"/>
+                <w:sz w:val="19"/>
+              </w:rPr>
+              <w:t>2026-06-30 16:34  |  446楼  |  sora496  |  UID 38090976</w:t>
+            </w:r>
+          </w:p>
+        </w:tc>
+      </w:tr>
+      <w:tr>
+        <w:tc>
+          <w:tcPr>
+            <w:tcW w:type="dxa" w:w="10080"/>
+          </w:tcPr>
+          <w:p>
+            <w:pPr>
+              <w:spacing w:line="276" w:lineRule="auto" w:after="100"/>
+            </w:pPr>
+            <w:r>
+              <w:rPr>
+                <w:sz w:val="20"/>
+              </w:rPr>
+              <w:t>Reply to Reply Post by xenoblade4 (2026-06-30 16:25)差点以为是M8大佬</w:t>
+            </w:r>
+          </w:p>
+        </w:tc>
+      </w:tr>
+    </w:tbl>
+    <w:p>
+      <w:pPr>
+        <w:spacing w:after="40"/>
+      </w:pPr>
+    </w:p>
+    <w:tbl>
+      <w:tblPr>
+        <w:tblStyle w:val="TableGrid"/>
+        <w:tblW w:type="auto" w:w="0"/>
+        <w:tblLook w:firstColumn="1" w:firstRow="1" w:lastColumn="0" w:lastRow="0" w:noHBand="0" w:noVBand="1" w:val="04A0"/>
+      </w:tblPr>
+      <w:tblGrid>
+        <w:gridCol w:w="10080"/>
+      </w:tblGrid>
+      <w:tr>
+        <w:tc>
+          <w:tcPr>
+            <w:tcW w:type="dxa" w:w="10080"/>
+            <w:shd w:fill="F3F4F6"/>
+          </w:tcPr>
+          <w:p>
+            <w:pPr>
+              <w:spacing w:after="0"/>
+            </w:pPr>
+            <w:r>
+              <w:rPr>
+                <w:b/>
+                <w:color w:val="374151"/>
+                <w:sz w:val="19"/>
+              </w:rPr>
+              <w:t>2026-06-30 16:43  |  447楼  |  sora496  |  UID 38090976</w:t>
+            </w:r>
+          </w:p>
+        </w:tc>
+      </w:tr>
+      <w:tr>
+        <w:tc>
+          <w:tcPr>
+            <w:tcW w:type="dxa" w:w="10080"/>
+          </w:tcPr>
+          <w:p>
+            <w:pPr>
+              <w:spacing w:line="276" w:lineRule="auto" w:after="100"/>
+            </w:pPr>
+            <w:r>
+              <w:rPr>
+                <w:sz w:val="20"/>
+              </w:rPr>
+              <w:t>Reply to Reply Post by xenoblade4 (2026-06-30 16:42)毕竟他天天就是m8m8m8</w:t>
+            </w:r>
+          </w:p>
+        </w:tc>
+      </w:tr>
+    </w:tbl>
+    <w:p>
+      <w:pPr>
+        <w:spacing w:after="40"/>
+      </w:pPr>
+    </w:p>
+    <w:tbl>
+      <w:tblPr>
+        <w:tblStyle w:val="TableGrid"/>
+        <w:tblW w:type="auto" w:w="0"/>
+        <w:tblLook w:firstColumn="1" w:firstRow="1" w:lastColumn="0" w:lastRow="0" w:noHBand="0" w:noVBand="1" w:val="04A0"/>
+      </w:tblPr>
+      <w:tblGrid>
+        <w:gridCol w:w="10080"/>
+      </w:tblGrid>
+      <w:tr>
+        <w:tc>
+          <w:tcPr>
+            <w:tcW w:type="dxa" w:w="10080"/>
+            <w:shd w:fill="F3F4F6"/>
+          </w:tcPr>
+          <w:p>
+            <w:pPr>
+              <w:spacing w:after="0"/>
+            </w:pPr>
+            <w:r>
+              <w:rPr>
+                <w:b/>
+                <w:color w:val="374151"/>
+                <w:sz w:val="19"/>
+              </w:rPr>
+              <w:t>2026-06-30 16:58  |  448楼  |  sora496  |  UID 38090976</w:t>
+            </w:r>
+          </w:p>
+        </w:tc>
+      </w:tr>
+      <w:tr>
+        <w:tc>
+          <w:tcPr>
+            <w:tcW w:type="dxa" w:w="10080"/>
+          </w:tcPr>
+          <w:p>
+            <w:pPr>
+              <w:spacing w:line="276" w:lineRule="auto" w:after="100"/>
+            </w:pPr>
+            <w:r>
+              <w:rPr>
+                <w:sz w:val="20"/>
+              </w:rPr>
+              <w:t>Reply to Reply Post by SSSSSSStraight (2026-06-30 16:47)无关</w:t>
+            </w:r>
+          </w:p>
+        </w:tc>
+      </w:tr>
+    </w:tbl>
+    <w:p>
+      <w:pPr>
+        <w:spacing w:after="40"/>
+      </w:pPr>
+    </w:p>
+    <w:tbl>
+      <w:tblPr>
+        <w:tblStyle w:val="TableGrid"/>
+        <w:tblW w:type="auto" w:w="0"/>
+        <w:tblLook w:firstColumn="1" w:firstRow="1" w:lastColumn="0" w:lastRow="0" w:noHBand="0" w:noVBand="1" w:val="04A0"/>
+      </w:tblPr>
+      <w:tblGrid>
+        <w:gridCol w:w="10080"/>
+      </w:tblGrid>
+      <w:tr>
+        <w:tc>
+          <w:tcPr>
+            <w:tcW w:type="dxa" w:w="10080"/>
+            <w:shd w:fill="F3F4F6"/>
+          </w:tcPr>
+          <w:p>
+            <w:pPr>
+              <w:spacing w:after="0"/>
+            </w:pPr>
+            <w:r>
+              <w:rPr>
+                <w:b/>
+                <w:color w:val="374151"/>
+                <w:sz w:val="19"/>
+              </w:rPr>
+              <w:t>2026-06-30 17:43  |  3014楼  |  Rzzz二号机  |  UID 67143809</w:t>
+            </w:r>
+          </w:p>
+        </w:tc>
+      </w:tr>
+      <w:tr>
+        <w:tc>
+          <w:tcPr>
+            <w:tcW w:type="dxa" w:w="10080"/>
+          </w:tcPr>
+          <w:p>
+            <w:pPr>
+              <w:spacing w:line="276" w:lineRule="auto" w:after="100"/>
+            </w:pPr>
+            <w:r>
+              <w:rPr>
+                <w:sz w:val="20"/>
+              </w:rPr>
+              <w:t>Reply Post by rouzi (2026-06-30 17:22):</w:t>
+            </w:r>
+          </w:p>
+          <w:p>
+            <w:pPr>
+              <w:spacing w:line="276" w:lineRule="auto" w:after="100"/>
+            </w:pPr>
+            <w:r>
+              <w:rPr>
+                <w:sz w:val="20"/>
+              </w:rPr>
+              <w:t>[s:a2:doge][s:a2:doge][s:a2:doge]./mon_202606/30/jmQ69-8t0sZcT1kShs-13a.jpg</w:t>
+            </w:r>
+          </w:p>
+          <w:p>
+            <w:pPr>
+              <w:spacing w:line="276" w:lineRule="auto" w:after="100"/>
+            </w:pPr>
+            <w:r>
+              <w:rPr>
+                <w:sz w:val="20"/>
+              </w:rPr>
+              <w:t>[s:pg:严肃]这个票技术分析没有用</w:t>
+            </w:r>
+          </w:p>
+        </w:tc>
+      </w:tr>
+    </w:tbl>
+    <w:p>
+      <w:pPr>
+        <w:spacing w:after="40"/>
+      </w:pPr>
+    </w:p>
+    <w:tbl>
+      <w:tblPr>
+        <w:tblStyle w:val="TableGrid"/>
+        <w:tblW w:type="auto" w:w="0"/>
+        <w:tblLook w:firstColumn="1" w:firstRow="1" w:lastColumn="0" w:lastRow="0" w:noHBand="0" w:noVBand="1" w:val="04A0"/>
+      </w:tblPr>
+      <w:tblGrid>
+        <w:gridCol w:w="10080"/>
+      </w:tblGrid>
+      <w:tr>
+        <w:tc>
+          <w:tcPr>
+            <w:tcW w:type="dxa" w:w="10080"/>
+            <w:shd w:fill="F3F4F6"/>
+          </w:tcPr>
+          <w:p>
+            <w:pPr>
+              <w:spacing w:after="0"/>
+            </w:pPr>
+            <w:r>
+              <w:rPr>
+                <w:b/>
+                <w:color w:val="374151"/>
+                <w:sz w:val="19"/>
+              </w:rPr>
+              <w:t>2026-06-30 17:50  |  3015楼  |  Rzzz二号机  |  UID 67143809</w:t>
+            </w:r>
+          </w:p>
+        </w:tc>
+      </w:tr>
+      <w:tr>
+        <w:tc>
+          <w:tcPr>
+            <w:tcW w:type="dxa" w:w="10080"/>
+          </w:tcPr>
+          <w:p>
+            <w:pPr>
+              <w:spacing w:line="276" w:lineRule="auto" w:after="100"/>
+            </w:pPr>
+            <w:r>
+              <w:rPr>
+                <w:sz w:val="20"/>
+              </w:rPr>
+              <w:t>Reply Post by Amam2haruna (2026-06-30 17:35):</w:t>
+            </w:r>
+          </w:p>
+          <w:p>
+            <w:pPr>
+              <w:spacing w:line="276" w:lineRule="auto" w:after="100"/>
+            </w:pPr>
+            <w:r>
+              <w:rPr>
+                <w:sz w:val="20"/>
+              </w:rPr>
+              <w:t>图哥如果单开帖子不是好事？我反正支持好吧</w:t>
+            </w:r>
+            <w:r>
+              <w:br/>
+            </w:r>
+            <w:r>
+              <w:rPr>
+                <w:sz w:val="20"/>
+              </w:rPr>
+              <w:t>我觉得最好每个大佬都开个长期帖子 然后没事就去学习</w:t>
+            </w:r>
+          </w:p>
+          <w:p>
+            <w:pPr>
+              <w:spacing w:line="276" w:lineRule="auto" w:after="100"/>
+            </w:pPr>
+            <w:r>
+              <w:rPr>
+                <w:sz w:val="20"/>
+              </w:rPr>
+              <w:t>[s:a2:doge]真不是我看不起他 他单开贴 几天就破防了</w:t>
+            </w:r>
+          </w:p>
+        </w:tc>
+      </w:tr>
+    </w:tbl>
+    <w:p>
+      <w:pPr>
+        <w:spacing w:after="40"/>
+      </w:pPr>
+    </w:p>
+    <w:tbl>
+      <w:tblPr>
+        <w:tblStyle w:val="TableGrid"/>
+        <w:tblW w:type="auto" w:w="0"/>
+        <w:tblLook w:firstColumn="1" w:firstRow="1" w:lastColumn="0" w:lastRow="0" w:noHBand="0" w:noVBand="1" w:val="04A0"/>
+      </w:tblPr>
+      <w:tblGrid>
+        <w:gridCol w:w="10080"/>
+      </w:tblGrid>
+      <w:tr>
+        <w:tc>
+          <w:tcPr>
+            <w:tcW w:type="dxa" w:w="10080"/>
+            <w:shd w:fill="F3F4F6"/>
+          </w:tcPr>
+          <w:p>
+            <w:pPr>
+              <w:spacing w:after="0"/>
+            </w:pPr>
+            <w:r>
+              <w:rPr>
+                <w:b/>
+                <w:color w:val="374151"/>
+                <w:sz w:val="19"/>
+              </w:rPr>
+              <w:t>2026-06-30 18:15  |  587楼  |  夜骰2号机  |  UID 66908070</w:t>
+            </w:r>
+          </w:p>
+        </w:tc>
+      </w:tr>
+      <w:tr>
+        <w:tc>
+          <w:tcPr>
+            <w:tcW w:type="dxa" w:w="10080"/>
+          </w:tcPr>
+          <w:p>
+            <w:pPr>
+              <w:spacing w:line="276" w:lineRule="auto" w:after="100"/>
+            </w:pPr>
+            <w:r>
+              <w:rPr>
+                <w:sz w:val="20"/>
+              </w:rPr>
+              <w:t>Reply to Reply Post by Rzzz二号机 (2026-06-30 17:43)</w:t>
+            </w:r>
+            <w:r>
+              <w:br/>
+            </w:r>
+            <w:r>
+              <w:rPr>
+                <w:sz w:val="20"/>
+              </w:rPr>
+              <w:t>./mon_202606/30/jmQ72-je5kZbT3cSwb-im.jpg</w:t>
+            </w:r>
+            <w:r>
+              <w:br/>
+            </w:r>
+            <w:r>
+              <w:rPr>
+                <w:sz w:val="20"/>
+              </w:rPr>
+              <w:t>有的兄弟有的[s:a2:doge]看我上周闲得无聊画的线(</w:t>
+            </w:r>
+          </w:p>
+        </w:tc>
+      </w:tr>
+    </w:tbl>
+    <w:p>
+      <w:pPr>
+        <w:spacing w:after="40"/>
+      </w:pPr>
+    </w:p>
+    <w:tbl>
+      <w:tblPr>
+        <w:tblStyle w:val="TableGrid"/>
+        <w:tblW w:type="auto" w:w="0"/>
+        <w:tblLook w:firstColumn="1" w:firstRow="1" w:lastColumn="0" w:lastRow="0" w:noHBand="0" w:noVBand="1" w:val="04A0"/>
+      </w:tblPr>
+      <w:tblGrid>
+        <w:gridCol w:w="10080"/>
+      </w:tblGrid>
+      <w:tr>
+        <w:tc>
+          <w:tcPr>
+            <w:tcW w:type="dxa" w:w="10080"/>
+            <w:shd w:fill="F3F4F6"/>
+          </w:tcPr>
+          <w:p>
+            <w:pPr>
+              <w:spacing w:after="0"/>
+            </w:pPr>
+            <w:r>
+              <w:rPr>
+                <w:b/>
+                <w:color w:val="374151"/>
+                <w:sz w:val="19"/>
+              </w:rPr>
+              <w:t>2026-06-30 18:19  |  3016楼  |  Rzzz二号机  |  UID 67143809</w:t>
+            </w:r>
+          </w:p>
+        </w:tc>
+      </w:tr>
+      <w:tr>
+        <w:tc>
+          <w:tcPr>
+            <w:tcW w:type="dxa" w:w="10080"/>
+          </w:tcPr>
+          <w:p>
+            <w:pPr>
+              <w:spacing w:line="276" w:lineRule="auto" w:after="100"/>
+            </w:pPr>
+            <w:r>
+              <w:rPr>
+                <w:sz w:val="20"/>
+              </w:rPr>
+              <w:t>Reply Post by 夜骰2号机 (2026-06-30 18:15):</w:t>
+            </w:r>
+          </w:p>
+          <w:p>
+            <w:pPr>
+              <w:spacing w:line="276" w:lineRule="auto" w:after="100"/>
+            </w:pPr>
+            <w:r>
+              <w:rPr>
+                <w:sz w:val="20"/>
+              </w:rPr>
+              <w:t>./mon_202606/30/jmQ72-je5kZbT3cSwb-im.jpg</w:t>
+            </w:r>
+            <w:r>
+              <w:br/>
+            </w:r>
+            <w:r>
+              <w:rPr>
+                <w:sz w:val="20"/>
+              </w:rPr>
+              <w:t>有的兄弟有的[s:a2:doge]看我上周闲得无聊画的线(</w:t>
+            </w:r>
+          </w:p>
+          <w:p>
+            <w:pPr>
+              <w:spacing w:line="276" w:lineRule="auto" w:after="100"/>
+            </w:pPr>
+            <w:r>
+              <w:rPr>
+                <w:sz w:val="20"/>
+              </w:rPr>
+              <w:t>乱七八糟的 画的什么玩意[s:a2:doge]明天牢弟400</w:t>
+            </w:r>
+          </w:p>
+        </w:tc>
+      </w:tr>
+    </w:tbl>
+    <w:p>
+      <w:pPr>
+        <w:spacing w:after="40"/>
+      </w:pPr>
+    </w:p>
+    <w:tbl>
+      <w:tblPr>
+        <w:tblStyle w:val="TableGrid"/>
+        <w:tblW w:type="auto" w:w="0"/>
+        <w:tblLook w:firstColumn="1" w:firstRow="1" w:lastColumn="0" w:lastRow="0" w:noHBand="0" w:noVBand="1" w:val="04A0"/>
+      </w:tblPr>
+      <w:tblGrid>
+        <w:gridCol w:w="10080"/>
+      </w:tblGrid>
+      <w:tr>
+        <w:tc>
+          <w:tcPr>
+            <w:tcW w:type="dxa" w:w="10080"/>
+            <w:shd w:fill="F3F4F6"/>
+          </w:tcPr>
+          <w:p>
+            <w:pPr>
+              <w:spacing w:after="0"/>
+            </w:pPr>
+            <w:r>
+              <w:rPr>
+                <w:b/>
+                <w:color w:val="374151"/>
+                <w:sz w:val="19"/>
+              </w:rPr>
+              <w:t>2026-06-30 18:23  |  588楼  |  夜骰2号机  |  UID 66908070</w:t>
+            </w:r>
+          </w:p>
+        </w:tc>
+      </w:tr>
+      <w:tr>
+        <w:tc>
+          <w:tcPr>
+            <w:tcW w:type="dxa" w:w="10080"/>
+          </w:tcPr>
+          <w:p>
+            <w:pPr>
+              <w:spacing w:line="276" w:lineRule="auto" w:after="100"/>
+            </w:pPr>
+            <w:r>
+              <w:rPr>
+                <w:sz w:val="20"/>
+              </w:rPr>
+              <w:t>Reply to Reply Post by Rzzz二号机 (2026-06-30 18:19)</w:t>
+            </w:r>
+            <w:r>
+              <w:br/>
+            </w:r>
+            <w:r>
+              <w:rPr>
+                <w:sz w:val="20"/>
+              </w:rPr>
+              <w:t>讲道理牢弟墨迹这么久该启动了[s:ac:哭笑]它老搁这儿横着我方正都下不去手(</w:t>
+            </w:r>
+          </w:p>
+        </w:tc>
+      </w:tr>
+    </w:tbl>
+    <w:p>
+      <w:pPr>
+        <w:spacing w:after="40"/>
+      </w:pPr>
+    </w:p>
+    <w:tbl>
+      <w:tblPr>
+        <w:tblStyle w:val="TableGrid"/>
+        <w:tblW w:type="auto" w:w="0"/>
+        <w:tblLook w:firstColumn="1" w:firstRow="1" w:lastColumn="0" w:lastRow="0" w:noHBand="0" w:noVBand="1" w:val="04A0"/>
+      </w:tblPr>
+      <w:tblGrid>
+        <w:gridCol w:w="10080"/>
+      </w:tblGrid>
+      <w:tr>
+        <w:tc>
+          <w:tcPr>
+            <w:tcW w:type="dxa" w:w="10080"/>
+            <w:shd w:fill="F3F4F6"/>
+          </w:tcPr>
+          <w:p>
+            <w:pPr>
+              <w:spacing w:after="0"/>
+            </w:pPr>
+            <w:r>
+              <w:rPr>
+                <w:b/>
+                <w:color w:val="374151"/>
+                <w:sz w:val="19"/>
+              </w:rPr>
+              <w:t>2026-06-30 18:24  |  3017楼  |  Rzzz二号机  |  UID 67143809</w:t>
+            </w:r>
+          </w:p>
+        </w:tc>
+      </w:tr>
+      <w:tr>
+        <w:tc>
+          <w:tcPr>
+            <w:tcW w:type="dxa" w:w="10080"/>
+          </w:tcPr>
+          <w:p>
+            <w:pPr>
+              <w:spacing w:line="276" w:lineRule="auto" w:after="100"/>
+            </w:pPr>
+            <w:r>
+              <w:rPr>
+                <w:sz w:val="20"/>
+              </w:rPr>
+              <w:t>Reply Post by 夜骰2号机 (2026-06-30 18:23):</w:t>
+            </w:r>
+          </w:p>
+          <w:p>
+            <w:pPr>
+              <w:spacing w:line="276" w:lineRule="auto" w:after="100"/>
+            </w:pPr>
+            <w:r>
+              <w:rPr>
+                <w:sz w:val="20"/>
+              </w:rPr>
+              <w:t>讲道理牢弟墨迹这么久该启动了[s:ac:哭笑]它老搁这儿横着我方正都下不去手(</w:t>
+            </w:r>
+          </w:p>
+          <w:p>
+            <w:pPr>
+              <w:spacing w:line="276" w:lineRule="auto" w:after="100"/>
+            </w:pPr>
+            <w:r>
+              <w:rPr>
+                <w:sz w:val="20"/>
+              </w:rPr>
+              <w:t>买什么方正 来牢弟抬轿</w:t>
+            </w:r>
+          </w:p>
+        </w:tc>
+      </w:tr>
+    </w:tbl>
+    <w:p>
+      <w:pPr>
+        <w:spacing w:after="40"/>
+      </w:pPr>
+    </w:p>
+    <w:tbl>
+      <w:tblPr>
+        <w:tblStyle w:val="TableGrid"/>
+        <w:tblW w:type="auto" w:w="0"/>
+        <w:tblLook w:firstColumn="1" w:firstRow="1" w:lastColumn="0" w:lastRow="0" w:noHBand="0" w:noVBand="1" w:val="04A0"/>
+      </w:tblPr>
+      <w:tblGrid>
+        <w:gridCol w:w="10080"/>
+      </w:tblGrid>
+      <w:tr>
+        <w:tc>
+          <w:tcPr>
+            <w:tcW w:type="dxa" w:w="10080"/>
+            <w:shd w:fill="F3F4F6"/>
+          </w:tcPr>
+          <w:p>
+            <w:pPr>
+              <w:spacing w:after="0"/>
+            </w:pPr>
+            <w:r>
+              <w:rPr>
+                <w:b/>
+                <w:color w:val="374151"/>
+                <w:sz w:val="19"/>
+              </w:rPr>
+              <w:t>2026-06-30 18:30  |  589楼  |  夜骰2号机  |  UID 66908070</w:t>
+            </w:r>
+          </w:p>
+        </w:tc>
+      </w:tr>
+      <w:tr>
+        <w:tc>
+          <w:tcPr>
+            <w:tcW w:type="dxa" w:w="10080"/>
+          </w:tcPr>
+          <w:p>
+            <w:pPr>
+              <w:spacing w:line="276" w:lineRule="auto" w:after="100"/>
+            </w:pPr>
+            <w:r>
+              <w:rPr>
+                <w:sz w:val="20"/>
+              </w:rPr>
+              <w:t>Reply to Reply Post by Rzzz二号机 (2026-06-30 18:24)</w:t>
+            </w:r>
+            <w:r>
+              <w:br/>
+            </w:r>
+            <w:r>
+              <w:rPr>
+                <w:sz w:val="20"/>
+              </w:rPr>
+              <w:t>什么时候大哥390不往下按了我就效忠PCB[s:a2:doge]</w:t>
+            </w:r>
+          </w:p>
+        </w:tc>
+      </w:tr>
+    </w:tbl>
+    <w:p>
+      <w:pPr>
+        <w:spacing w:after="40"/>
+      </w:pPr>
+    </w:p>
+    <w:tbl>
+      <w:tblPr>
+        <w:tblStyle w:val="TableGrid"/>
+        <w:tblW w:type="auto" w:w="0"/>
+        <w:tblLook w:firstColumn="1" w:firstRow="1" w:lastColumn="0" w:lastRow="0" w:noHBand="0" w:noVBand="1" w:val="04A0"/>
+      </w:tblPr>
+      <w:tblGrid>
+        <w:gridCol w:w="10080"/>
+      </w:tblGrid>
+      <w:tr>
+        <w:tc>
+          <w:tcPr>
+            <w:tcW w:type="dxa" w:w="10080"/>
+            <w:shd w:fill="F3F4F6"/>
+          </w:tcPr>
+          <w:p>
+            <w:pPr>
+              <w:spacing w:after="0"/>
+            </w:pPr>
+            <w:r>
+              <w:rPr>
+                <w:b/>
+                <w:color w:val="374151"/>
+                <w:sz w:val="19"/>
+              </w:rPr>
+              <w:t>2026-06-30 18:38  |  3018楼  |  Rzzz二号机  |  UID 67143809</w:t>
+            </w:r>
+          </w:p>
+        </w:tc>
+      </w:tr>
+      <w:tr>
+        <w:tc>
+          <w:tcPr>
+            <w:tcW w:type="dxa" w:w="10080"/>
+          </w:tcPr>
+          <w:p>
+            <w:pPr>
+              <w:spacing w:line="276" w:lineRule="auto" w:after="100"/>
+            </w:pPr>
+            <w:r>
+              <w:rPr>
+                <w:sz w:val="20"/>
+              </w:rPr>
+              <w:t>Reply Post by 夜骰2号机 (2026-06-30 18:30):</w:t>
+            </w:r>
+          </w:p>
+          <w:p>
+            <w:pPr>
+              <w:spacing w:line="276" w:lineRule="auto" w:after="100"/>
+            </w:pPr>
+            <w:r>
+              <w:rPr>
+                <w:sz w:val="20"/>
+              </w:rPr>
+              <w:t>什么时候大哥390不往下按了我就效忠PCB[s:a2:doge]</w:t>
+            </w:r>
+          </w:p>
+          <w:p>
+            <w:pPr>
+              <w:spacing w:line="276" w:lineRule="auto" w:after="100"/>
+            </w:pPr>
+            <w:r>
+              <w:rPr>
+                <w:sz w:val="20"/>
+              </w:rPr>
+              <w:t>明天 明天就400[s:ac:抓狂]</w:t>
+            </w:r>
+          </w:p>
+        </w:tc>
+      </w:tr>
+    </w:tbl>
+    <w:p>
+      <w:pPr>
+        <w:spacing w:after="40"/>
+      </w:pPr>
+    </w:p>
+    <w:tbl>
+      <w:tblPr>
+        <w:tblStyle w:val="TableGrid"/>
+        <w:tblW w:type="auto" w:w="0"/>
+        <w:tblLook w:firstColumn="1" w:firstRow="1" w:lastColumn="0" w:lastRow="0" w:noHBand="0" w:noVBand="1" w:val="04A0"/>
+      </w:tblPr>
+      <w:tblGrid>
+        <w:gridCol w:w="10080"/>
+      </w:tblGrid>
+      <w:tr>
+        <w:tc>
+          <w:tcPr>
+            <w:tcW w:type="dxa" w:w="10080"/>
+            <w:shd w:fill="F3F4F6"/>
+          </w:tcPr>
+          <w:p>
+            <w:pPr>
+              <w:spacing w:after="0"/>
+            </w:pPr>
+            <w:r>
+              <w:rPr>
+                <w:b/>
+                <w:color w:val="374151"/>
+                <w:sz w:val="19"/>
+              </w:rPr>
+              <w:t>2026-06-30 18:43  |  3019楼  |  Rzzz二号机  |  UID 67143809</w:t>
+            </w:r>
+          </w:p>
+        </w:tc>
+      </w:tr>
+      <w:tr>
+        <w:tc>
+          <w:tcPr>
+            <w:tcW w:type="dxa" w:w="10080"/>
+          </w:tcPr>
+          <w:p>
+            <w:pPr>
+              <w:spacing w:line="276" w:lineRule="auto" w:after="100"/>
+            </w:pPr>
+            <w:r>
+              <w:rPr>
+                <w:sz w:val="20"/>
+              </w:rPr>
+              <w:t>Reply Post by 蓝色饼干 (2026-06-30 18:40):</w:t>
+            </w:r>
+          </w:p>
+          <w:p>
+            <w:pPr>
+              <w:spacing w:line="276" w:lineRule="auto" w:after="100"/>
+            </w:pPr>
+            <w:r>
+              <w:rPr>
+                <w:sz w:val="20"/>
+              </w:rPr>
+              <w:t>[s:pg:嘣]明天不能400</w:t>
+            </w:r>
+          </w:p>
+          <w:p>
+            <w:pPr>
+              <w:spacing w:line="276" w:lineRule="auto" w:after="100"/>
+            </w:pPr>
+            <w:r>
+              <w:rPr>
+                <w:sz w:val="20"/>
+              </w:rPr>
+              <w:t>[s:pg:嘣]就400 暴力拉升</w:t>
+            </w:r>
+          </w:p>
+        </w:tc>
+      </w:tr>
+    </w:tbl>
+    <w:p>
+      <w:pPr>
+        <w:spacing w:after="40"/>
+      </w:pPr>
+    </w:p>
+    <w:tbl>
+      <w:tblPr>
+        <w:tblStyle w:val="TableGrid"/>
+        <w:tblW w:type="auto" w:w="0"/>
+        <w:tblLook w:firstColumn="1" w:firstRow="1" w:lastColumn="0" w:lastRow="0" w:noHBand="0" w:noVBand="1" w:val="04A0"/>
+      </w:tblPr>
+      <w:tblGrid>
+        <w:gridCol w:w="10080"/>
+      </w:tblGrid>
+      <w:tr>
+        <w:tc>
+          <w:tcPr>
+            <w:tcW w:type="dxa" w:w="10080"/>
+            <w:shd w:fill="F3F4F6"/>
+          </w:tcPr>
+          <w:p>
+            <w:pPr>
+              <w:spacing w:after="0"/>
+            </w:pPr>
+            <w:r>
+              <w:rPr>
+                <w:b/>
+                <w:color w:val="374151"/>
+                <w:sz w:val="19"/>
+              </w:rPr>
+              <w:t>2026-06-30 19:41  |  1529楼  |  包子music  |  UID 42162697</w:t>
+            </w:r>
+          </w:p>
+        </w:tc>
+      </w:tr>
+      <w:tr>
+        <w:tc>
+          <w:tcPr>
+            <w:tcW w:type="dxa" w:w="10080"/>
+          </w:tcPr>
+          <w:p>
+            <w:pPr>
+              <w:spacing w:line="276" w:lineRule="auto" w:after="100"/>
+            </w:pPr>
+            <w:r>
+              <w:rPr>
+                <w:sz w:val="20"/>
+              </w:rPr>
+              <w:t>Reply to Reply Post by Amam2haruna (2026-06-30 19:21)</w:t>
+            </w:r>
+          </w:p>
+          <w:p>
+            <w:pPr>
+              <w:spacing w:line="276" w:lineRule="auto" w:after="100"/>
+            </w:pPr>
+            <w:r>
+              <w:rPr>
+                <w:sz w:val="20"/>
+              </w:rPr>
+              <w:t>我说牢弟是10倍做多长线股价有没有懂的[s:ac:哭笑]看看牢弟先突破410还是长线先突破41，我要验牌</w:t>
+            </w:r>
+          </w:p>
+        </w:tc>
+      </w:tr>
+    </w:tbl>
+    <w:p>
+      <w:pPr>
+        <w:spacing w:after="40"/>
+      </w:pPr>
+    </w:p>
+    <w:tbl>
+      <w:tblPr>
+        <w:tblStyle w:val="TableGrid"/>
+        <w:tblW w:type="auto" w:w="0"/>
+        <w:tblLook w:firstColumn="1" w:firstRow="1" w:lastColumn="0" w:lastRow="0" w:noHBand="0" w:noVBand="1" w:val="04A0"/>
+      </w:tblPr>
+      <w:tblGrid>
+        <w:gridCol w:w="10080"/>
+      </w:tblGrid>
+      <w:tr>
+        <w:tc>
+          <w:tcPr>
+            <w:tcW w:type="dxa" w:w="10080"/>
+            <w:shd w:fill="F3F4F6"/>
+          </w:tcPr>
+          <w:p>
+            <w:pPr>
+              <w:spacing w:after="0"/>
+            </w:pPr>
+            <w:r>
+              <w:rPr>
+                <w:b/>
+                <w:color w:val="374151"/>
+                <w:sz w:val="19"/>
+              </w:rPr>
+              <w:t>2026-06-30 19:43  |  1530楼  |  包子music  |  UID 42162697</w:t>
+            </w:r>
+          </w:p>
+        </w:tc>
+      </w:tr>
+      <w:tr>
+        <w:tc>
+          <w:tcPr>
+            <w:tcW w:type="dxa" w:w="10080"/>
+          </w:tcPr>
+          <w:p>
+            <w:pPr>
+              <w:spacing w:line="276" w:lineRule="auto" w:after="100"/>
+            </w:pPr>
+            <w:r>
+              <w:rPr>
+                <w:sz w:val="20"/>
+              </w:rPr>
+              <w:t>Reply to Reply Post by 曾经失去的梦 (2026-06-30 19:21)</w:t>
+            </w:r>
+          </w:p>
+          <w:p>
+            <w:pPr>
+              <w:spacing w:line="276" w:lineRule="auto" w:after="100"/>
+            </w:pPr>
+            <w:r>
+              <w:rPr>
+                <w:sz w:val="20"/>
+              </w:rPr>
+              <w:t>我偷偷把长电的仓位切回通富接回来了，按那个大时代传奇的说法，任何股价和指数过了整百都会有20-30的惯性，之前也按这个逻辑在沪电120和好兄弟的利通220完成了初步止盈</w:t>
+            </w:r>
+          </w:p>
+          <w:p>
+            <w:pPr>
+              <w:spacing w:line="276" w:lineRule="auto" w:after="100"/>
+            </w:pPr>
+            <w:r>
+              <w:rPr>
+                <w:sz w:val="20"/>
+              </w:rPr>
+              <w:t>如今刚过百的长电就摆在面前，祝他顺利渡劫带带刚减持完的通富[s:ac:吻]</w:t>
+            </w:r>
+          </w:p>
+        </w:tc>
+      </w:tr>
+    </w:tbl>
+    <w:p>
+      <w:pPr>
+        <w:spacing w:after="40"/>
+      </w:pPr>
+    </w:p>
+    <w:tbl>
+      <w:tblPr>
+        <w:tblStyle w:val="TableGrid"/>
+        <w:tblW w:type="auto" w:w="0"/>
+        <w:tblLook w:firstColumn="1" w:firstRow="1" w:lastColumn="0" w:lastRow="0" w:noHBand="0" w:noVBand="1" w:val="04A0"/>
+      </w:tblPr>
+      <w:tblGrid>
+        <w:gridCol w:w="10080"/>
+      </w:tblGrid>
+      <w:tr>
+        <w:tc>
+          <w:tcPr>
+            <w:tcW w:type="dxa" w:w="10080"/>
+            <w:shd w:fill="EAF3EA"/>
+          </w:tcPr>
+          <w:p>
+            <w:pPr>
+              <w:spacing w:after="0"/>
+            </w:pPr>
+            <w:r>
+              <w:rPr>
+                <w:b/>
+                <w:color w:val="166534"/>
+                <w:sz w:val="23"/>
+              </w:rPr>
+              <w:t>2026-06-30 19:46  |  3494楼  |  狼大  |  UID 150058</w:t>
+            </w:r>
+          </w:p>
+        </w:tc>
+      </w:tr>
+      <w:tr>
+        <w:tc>
+          <w:tcPr>
+            <w:tcW w:type="dxa" w:w="10080"/>
+          </w:tcPr>
+          <w:p>
+            <w:pPr>
+              <w:spacing w:line="276" w:lineRule="auto" w:after="100"/>
+            </w:pPr>
+            <w:r>
+              <w:rPr>
+                <w:color w:val="111827"/>
+                <w:sz w:val="24"/>
+              </w:rPr>
+              <w:t>Reply Post by Mmlukk (2026-06-30 19:38):</w:t>
+            </w:r>
+          </w:p>
+          <w:p>
+            <w:pPr>
+              <w:spacing w:line="276" w:lineRule="auto" w:after="100"/>
+            </w:pPr>
+            <w:r>
+              <w:rPr>
+                <w:color w:val="111827"/>
+                <w:sz w:val="24"/>
+              </w:rPr>
+              <w:t>狼大在聚和？怪不得这两天推背感这么强[s:ac:喘]这只票我打算一直搓，做到掩膜板出业绩</w:t>
+            </w:r>
+            <w:r>
+              <w:br/>
+            </w:r>
+            <w:r>
+              <w:rPr>
+                <w:color w:val="111827"/>
+                <w:sz w:val="24"/>
+              </w:rPr>
+              <w:t>我就说说聚合吧</w:t>
+            </w:r>
+            <w:r>
+              <w:br/>
+            </w:r>
+            <w:r>
+              <w:rPr>
+                <w:color w:val="111827"/>
+                <w:sz w:val="24"/>
+              </w:rPr>
+              <w:t>他虽然这段涨幅是跟的掩模版 但是做的他核心逻辑还真不是这个</w:t>
+            </w:r>
+            <w:r>
+              <w:br/>
+            </w:r>
+            <w:r>
+              <w:rPr>
+                <w:color w:val="111827"/>
+                <w:sz w:val="24"/>
+              </w:rPr>
+              <w:t>是他收购的韩公司的技术能在国内落地 ，他厂子已经建好了的。目前在技术转移。</w:t>
+            </w:r>
+          </w:p>
+        </w:tc>
+      </w:tr>
+    </w:tbl>
+    <w:p>
+      <w:pPr>
+        <w:spacing w:after="40"/>
+      </w:pPr>
+    </w:p>
+    <w:tbl>
+      <w:tblPr>
+        <w:tblStyle w:val="TableGrid"/>
+        <w:tblW w:type="auto" w:w="0"/>
+        <w:tblLook w:firstColumn="1" w:firstRow="1" w:lastColumn="0" w:lastRow="0" w:noHBand="0" w:noVBand="1" w:val="04A0"/>
+      </w:tblPr>
+      <w:tblGrid>
+        <w:gridCol w:w="10080"/>
+      </w:tblGrid>
+      <w:tr>
+        <w:tc>
+          <w:tcPr>
+            <w:tcW w:type="dxa" w:w="10080"/>
+            <w:shd w:fill="EAF3EA"/>
+          </w:tcPr>
+          <w:p>
+            <w:pPr>
+              <w:spacing w:after="0"/>
+            </w:pPr>
+            <w:r>
+              <w:rPr>
+                <w:b/>
+                <w:color w:val="166534"/>
+                <w:sz w:val="23"/>
+              </w:rPr>
+              <w:t>2026-06-30 19:52  |  3495楼  |  狼大  |  UID 150058</w:t>
+            </w:r>
+          </w:p>
+        </w:tc>
+      </w:tr>
+      <w:tr>
+        <w:tc>
+          <w:tcPr>
+            <w:tcW w:type="dxa" w:w="10080"/>
+          </w:tcPr>
+          <w:p>
+            <w:pPr>
+              <w:spacing w:line="276" w:lineRule="auto" w:after="100"/>
+            </w:pPr>
+            <w:r>
+              <w:rPr>
+                <w:color w:val="111827"/>
+                <w:sz w:val="24"/>
+              </w:rPr>
+              <w:t>Reply Post by 身处漩涡之中 (2026-06-30 19:49):</w:t>
+            </w:r>
+          </w:p>
+          <w:p>
+            <w:pPr>
+              <w:spacing w:line="276" w:lineRule="auto" w:after="100"/>
+            </w:pPr>
+            <w:r>
+              <w:rPr>
+                <w:color w:val="111827"/>
+                <w:sz w:val="24"/>
+              </w:rPr>
+              <w:t>狼大想请教一下，这种产业链的消息要怎么才能获取到呢，还是说这种信息一般都是机构间互相推送[del]铜冠打麻将一战[/del]的，普通人没办法接触到只能等右侧跟随了吗？</w:t>
+            </w:r>
+            <w:r>
+              <w:br/>
+            </w:r>
+            <w:r>
+              <w:rPr>
+                <w:color w:val="111827"/>
+                <w:sz w:val="24"/>
+              </w:rPr>
+              <w:t>除了看你的阶层 还要看你的渴望程度</w:t>
+            </w:r>
+            <w:r>
+              <w:br/>
+            </w:r>
+            <w:r>
+              <w:rPr>
+                <w:color w:val="111827"/>
+                <w:sz w:val="24"/>
+              </w:rPr>
+              <w:t>信息社会，多找是一定能找到的</w:t>
+            </w:r>
+            <w:r>
+              <w:br/>
+            </w:r>
+            <w:r>
+              <w:rPr>
+                <w:color w:val="111827"/>
+                <w:sz w:val="24"/>
+              </w:rPr>
+              <w:t>为什么呢，因为要上涨都是要吹票 吹票就一定有逻辑类的作文或者基本面信息。</w:t>
+            </w:r>
+          </w:p>
+          <w:p>
+            <w:pPr>
+              <w:spacing w:line="276" w:lineRule="auto" w:after="100"/>
+            </w:pPr>
+            <w:r>
+              <w:rPr>
+                <w:color w:val="111827"/>
+                <w:sz w:val="24"/>
+              </w:rPr>
+              <w:t>除非那种又小又吃独食的非主线题材票。</w:t>
+            </w:r>
+          </w:p>
+        </w:tc>
+      </w:tr>
+    </w:tbl>
+    <w:p>
+      <w:pPr>
+        <w:spacing w:after="40"/>
+      </w:pPr>
+    </w:p>
+    <w:tbl>
+      <w:tblPr>
+        <w:tblStyle w:val="TableGrid"/>
+        <w:tblW w:type="auto" w:w="0"/>
+        <w:tblLook w:firstColumn="1" w:firstRow="1" w:lastColumn="0" w:lastRow="0" w:noHBand="0" w:noVBand="1" w:val="04A0"/>
+      </w:tblPr>
+      <w:tblGrid>
+        <w:gridCol w:w="10080"/>
+      </w:tblGrid>
+      <w:tr>
+        <w:tc>
+          <w:tcPr>
+            <w:tcW w:type="dxa" w:w="10080"/>
+            <w:shd w:fill="EAF3EA"/>
+          </w:tcPr>
+          <w:p>
+            <w:pPr>
+              <w:spacing w:after="0"/>
+            </w:pPr>
+            <w:r>
+              <w:rPr>
+                <w:b/>
+                <w:color w:val="166534"/>
+                <w:sz w:val="23"/>
+              </w:rPr>
+              <w:t>2026-06-30 19:58  |  3496楼  |  狼大  |  UID 150058</w:t>
+            </w:r>
+          </w:p>
+        </w:tc>
+      </w:tr>
+      <w:tr>
+        <w:tc>
+          <w:tcPr>
+            <w:tcW w:type="dxa" w:w="10080"/>
+          </w:tcPr>
+          <w:p>
+            <w:pPr>
+              <w:spacing w:line="276" w:lineRule="auto" w:after="100"/>
+            </w:pPr>
+            <w:r>
+              <w:rPr>
+                <w:color w:val="111827"/>
+                <w:sz w:val="24"/>
+              </w:rPr>
+              <w:t>Reply Post by 坏蛋桃白白 (2026-06-30 19:54):</w:t>
+            </w:r>
+          </w:p>
+          <w:p>
+            <w:pPr>
+              <w:spacing w:line="276" w:lineRule="auto" w:after="100"/>
+            </w:pPr>
+            <w:r>
+              <w:rPr>
+                <w:color w:val="111827"/>
+                <w:sz w:val="24"/>
+              </w:rPr>
+              <w:t>狼大，天赐这个票是出了什么问题能求指点一下吗，死也想死个明白[s:ac:哭]</w:t>
+            </w:r>
+            <w:r>
+              <w:br/>
+            </w:r>
+            <w:r>
+              <w:rPr>
+                <w:color w:val="111827"/>
+                <w:sz w:val="24"/>
+              </w:rPr>
+              <w:t>天赐本身没什么问题</w:t>
+            </w:r>
+            <w:r>
+              <w:br/>
+            </w:r>
+            <w:r>
+              <w:rPr>
+                <w:color w:val="111827"/>
+                <w:sz w:val="24"/>
+              </w:rPr>
+              <w:t>新能源弱一点而已。</w:t>
+            </w:r>
+            <w:r>
+              <w:br/>
+            </w:r>
+            <w:r>
+              <w:rPr>
+                <w:color w:val="111827"/>
+                <w:sz w:val="24"/>
+              </w:rPr>
+              <w:t>我不在这个</w:t>
+            </w:r>
+          </w:p>
+        </w:tc>
+      </w:tr>
+    </w:tbl>
+    <w:p>
+      <w:pPr>
+        <w:spacing w:after="40"/>
+      </w:pPr>
+    </w:p>
+    <w:tbl>
+      <w:tblPr>
+        <w:tblStyle w:val="TableGrid"/>
+        <w:tblW w:type="auto" w:w="0"/>
+        <w:tblLook w:firstColumn="1" w:firstRow="1" w:lastColumn="0" w:lastRow="0" w:noHBand="0" w:noVBand="1" w:val="04A0"/>
+      </w:tblPr>
+      <w:tblGrid>
+        <w:gridCol w:w="10080"/>
+      </w:tblGrid>
+      <w:tr>
+        <w:tc>
+          <w:tcPr>
+            <w:tcW w:type="dxa" w:w="10080"/>
+            <w:shd w:fill="EAF3EA"/>
+          </w:tcPr>
+          <w:p>
+            <w:pPr>
+              <w:spacing w:after="0"/>
+            </w:pPr>
+            <w:r>
+              <w:rPr>
+                <w:b/>
+                <w:color w:val="166534"/>
+                <w:sz w:val="23"/>
+              </w:rPr>
+              <w:t>2026-06-30 20:01  |  3497楼  |  狼大  |  UID 150058</w:t>
+            </w:r>
+          </w:p>
+        </w:tc>
+      </w:tr>
+      <w:tr>
+        <w:tc>
+          <w:tcPr>
+            <w:tcW w:type="dxa" w:w="10080"/>
+          </w:tcPr>
+          <w:p>
+            <w:pPr>
+              <w:spacing w:line="276" w:lineRule="auto" w:after="100"/>
+            </w:pPr>
+            <w:r>
+              <w:rPr>
+                <w:color w:val="111827"/>
+                <w:sz w:val="24"/>
+              </w:rPr>
+              <w:t>Reply Post by 霍华德李 (2026-06-30 19:54):</w:t>
+            </w:r>
+          </w:p>
+          <w:p>
+            <w:pPr>
+              <w:spacing w:line="276" w:lineRule="auto" w:after="100"/>
+            </w:pPr>
+            <w:r>
+              <w:rPr>
+                <w:color w:val="111827"/>
+                <w:sz w:val="24"/>
+              </w:rPr>
+              <w:t>https://bbs.nga.cn/read.php?tid=47078561</w:t>
+            </w:r>
+            <w:r>
+              <w:br/>
+            </w:r>
+            <w:r>
+              <w:rPr>
+                <w:color w:val="111827"/>
+                <w:sz w:val="24"/>
+              </w:rPr>
+              <w:t>狼大，20 楼有不少中报机构预测。</w:t>
+            </w:r>
+            <w:r>
+              <w:br/>
+            </w:r>
+            <w:r>
+              <w:rPr>
+                <w:color w:val="111827"/>
+                <w:sz w:val="24"/>
+              </w:rPr>
+              <w:t>且不论真假，感觉不少老登是毫无业绩。</w:t>
+            </w:r>
+            <w:r>
+              <w:br/>
+            </w:r>
+            <w:r>
+              <w:rPr>
+                <w:color w:val="111827"/>
+                <w:sz w:val="24"/>
+              </w:rPr>
+              <w:t>。。。这种东西不用现在才知道。。这是提前就能确定的事情。</w:t>
+            </w:r>
+            <w:r>
+              <w:br/>
+            </w:r>
+            <w:r>
+              <w:rPr>
+                <w:color w:val="111827"/>
+                <w:sz w:val="24"/>
+              </w:rPr>
+              <w:t>我为什么新开新能源，也是亿纬锂能出业绩之后才重新去找的逻辑确认</w:t>
+            </w:r>
+            <w:r>
+              <w:br/>
+            </w:r>
+            <w:r>
+              <w:rPr>
+                <w:color w:val="111827"/>
+                <w:sz w:val="24"/>
+              </w:rPr>
+              <w:t>本来我电池是要出完中报才重新做的。</w:t>
+            </w:r>
+          </w:p>
+        </w:tc>
+      </w:tr>
+    </w:tbl>
+    <w:p>
+      <w:pPr>
+        <w:spacing w:after="40"/>
+      </w:pPr>
+    </w:p>
+    <w:tbl>
+      <w:tblPr>
+        <w:tblStyle w:val="TableGrid"/>
+        <w:tblW w:type="auto" w:w="0"/>
+        <w:tblLook w:firstColumn="1" w:firstRow="1" w:lastColumn="0" w:lastRow="0" w:noHBand="0" w:noVBand="1" w:val="04A0"/>
+      </w:tblPr>
+      <w:tblGrid>
+        <w:gridCol w:w="10080"/>
+      </w:tblGrid>
+      <w:tr>
+        <w:tc>
+          <w:tcPr>
+            <w:tcW w:type="dxa" w:w="10080"/>
+            <w:shd w:fill="EAF3EA"/>
+          </w:tcPr>
+          <w:p>
+            <w:pPr>
+              <w:spacing w:after="0"/>
+            </w:pPr>
+            <w:r>
+              <w:rPr>
+                <w:b/>
+                <w:color w:val="166534"/>
+                <w:sz w:val="23"/>
+              </w:rPr>
+              <w:t>2026-06-30 20:02  |  3498楼  |  狼大  |  UID 150058</w:t>
+            </w:r>
+          </w:p>
+        </w:tc>
+      </w:tr>
+      <w:tr>
+        <w:tc>
+          <w:tcPr>
+            <w:tcW w:type="dxa" w:w="10080"/>
+          </w:tcPr>
+          <w:p>
+            <w:pPr>
+              <w:spacing w:line="276" w:lineRule="auto" w:after="100"/>
+            </w:pPr>
+            <w:r>
+              <w:rPr>
+                <w:color w:val="111827"/>
+                <w:sz w:val="24"/>
+              </w:rPr>
+              <w:t>Reply Post by 还是不是云 (2026-06-30 19:55):</w:t>
+            </w:r>
+          </w:p>
+          <w:p>
+            <w:pPr>
+              <w:spacing w:line="276" w:lineRule="auto" w:after="100"/>
+            </w:pPr>
+            <w:r>
+              <w:rPr>
+                <w:color w:val="111827"/>
+                <w:sz w:val="24"/>
+              </w:rPr>
+              <w:t>狼大能说说为什么选石英不选菲利华吗</w:t>
+            </w:r>
+            <w:r>
+              <w:br/>
+            </w:r>
+            <w:r>
+              <w:rPr>
+                <w:color w:val="111827"/>
+                <w:sz w:val="24"/>
+              </w:rPr>
+              <w:t>这俩不是同一个赛道</w:t>
+            </w:r>
+          </w:p>
+        </w:tc>
+      </w:tr>
+    </w:tbl>
+    <w:p>
+      <w:pPr>
+        <w:spacing w:after="40"/>
+      </w:pPr>
+    </w:p>
+    <w:tbl>
+      <w:tblPr>
+        <w:tblStyle w:val="TableGrid"/>
+        <w:tblW w:type="auto" w:w="0"/>
+        <w:tblLook w:firstColumn="1" w:firstRow="1" w:lastColumn="0" w:lastRow="0" w:noHBand="0" w:noVBand="1" w:val="04A0"/>
+      </w:tblPr>
+      <w:tblGrid>
+        <w:gridCol w:w="10080"/>
+      </w:tblGrid>
+      <w:tr>
+        <w:tc>
+          <w:tcPr>
+            <w:tcW w:type="dxa" w:w="10080"/>
+            <w:shd w:fill="F3F4F6"/>
+          </w:tcPr>
+          <w:p>
+            <w:pPr>
+              <w:spacing w:after="0"/>
+            </w:pPr>
+            <w:r>
+              <w:rPr>
+                <w:b/>
+                <w:color w:val="374151"/>
+                <w:sz w:val="19"/>
+              </w:rPr>
+              <w:t>2026-06-30 20:04  |  112楼  |  September_L  |  UID 5337595</w:t>
+            </w:r>
+          </w:p>
+        </w:tc>
+      </w:tr>
+      <w:tr>
+        <w:tc>
+          <w:tcPr>
+            <w:tcW w:type="dxa" w:w="10080"/>
+          </w:tcPr>
+          <w:p>
+            <w:pPr>
+              <w:spacing w:line="276" w:lineRule="auto" w:after="100"/>
+            </w:pPr>
+            <w:r>
+              <w:rPr>
+                <w:sz w:val="20"/>
+              </w:rPr>
+              <w:t>我持有菲利华</w:t>
+            </w:r>
+            <w:r>
+              <w:br/>
+            </w:r>
+            <w:r>
+              <w:rPr>
+                <w:sz w:val="20"/>
+              </w:rPr>
+              <w:t>听狼大说了石英，我还特地让硅基研究院查了下</w:t>
+            </w:r>
+          </w:p>
+          <w:p>
+            <w:pPr>
+              <w:spacing w:line="276" w:lineRule="auto" w:after="100"/>
+            </w:pPr>
+            <w:r>
+              <w:rPr>
+                <w:sz w:val="20"/>
+              </w:rPr>
+              <w:t>./mon_202606/30/jmQ80-2st3K1jT3cSsg-ac.jpg</w:t>
+            </w:r>
+          </w:p>
+        </w:tc>
+      </w:tr>
+    </w:tbl>
+    <w:p>
+      <w:pPr>
+        <w:spacing w:after="40"/>
+      </w:pPr>
+    </w:p>
+    <w:tbl>
+      <w:tblPr>
+        <w:tblStyle w:val="TableGrid"/>
+        <w:tblW w:type="auto" w:w="0"/>
+        <w:tblLook w:firstColumn="1" w:firstRow="1" w:lastColumn="0" w:lastRow="0" w:noHBand="0" w:noVBand="1" w:val="04A0"/>
+      </w:tblPr>
+      <w:tblGrid>
+        <w:gridCol w:w="10080"/>
+      </w:tblGrid>
+      <w:tr>
+        <w:tc>
+          <w:tcPr>
+            <w:tcW w:type="dxa" w:w="10080"/>
+            <w:shd w:fill="EAF3EA"/>
+          </w:tcPr>
+          <w:p>
+            <w:pPr>
+              <w:spacing w:after="0"/>
+            </w:pPr>
+            <w:r>
+              <w:rPr>
+                <w:b/>
+                <w:color w:val="166534"/>
+                <w:sz w:val="23"/>
+              </w:rPr>
+              <w:t>2026-06-30 20:05  |  3499楼  |  狼大  |  UID 150058</w:t>
+            </w:r>
+          </w:p>
+        </w:tc>
+      </w:tr>
+      <w:tr>
+        <w:tc>
+          <w:tcPr>
+            <w:tcW w:type="dxa" w:w="10080"/>
+          </w:tcPr>
+          <w:p>
+            <w:pPr>
+              <w:spacing w:line="276" w:lineRule="auto" w:after="100"/>
+            </w:pPr>
+            <w:r>
+              <w:rPr>
+                <w:color w:val="111827"/>
+                <w:sz w:val="24"/>
+              </w:rPr>
+              <w:t>Reply Post by Amam2haruna (2026-06-30 19:56):</w:t>
+            </w:r>
+          </w:p>
+          <w:p>
+            <w:pPr>
+              <w:spacing w:line="276" w:lineRule="auto" w:after="100"/>
+            </w:pPr>
+            <w:r>
+              <w:rPr>
+                <w:color w:val="111827"/>
+                <w:sz w:val="24"/>
+              </w:rPr>
+              <w:t>狼大 昨天大盘一度被砸穿4000这件事您觉得对后续大盘走向会有什么影响吗？</w:t>
+            </w:r>
+            <w:r>
+              <w:br/>
+            </w:r>
+            <w:r>
+              <w:rPr>
+                <w:color w:val="111827"/>
+                <w:sz w:val="24"/>
+              </w:rPr>
+              <w:t>虽然说知道周五以及昨天砸的原因和理由 但是砸穿4000是不是一个不太好的情况？还是您觉得这里砸穿4000也很正常</w:t>
+            </w:r>
+            <w:r>
+              <w:br/>
+            </w:r>
+            <w:r>
+              <w:rPr>
+                <w:color w:val="111827"/>
+                <w:sz w:val="24"/>
+              </w:rPr>
+              <w:t>这里我更重视的是 趋势级别有没有破坏</w:t>
+            </w:r>
+            <w:r>
+              <w:br/>
+            </w:r>
+            <w:r>
+              <w:rPr>
+                <w:color w:val="111827"/>
+                <w:sz w:val="24"/>
+              </w:rPr>
+              <w:t>短期因为调仓带来的波动影响不了什么</w:t>
+            </w:r>
+            <w:r>
+              <w:br/>
+            </w:r>
+            <w:r>
+              <w:rPr>
+                <w:color w:val="111827"/>
+                <w:sz w:val="24"/>
+              </w:rPr>
+              <w:t>就好比我之前说过的 别等最后大盘可能只涨几天就以为加速还没开始</w:t>
+            </w:r>
+            <w:r>
+              <w:br/>
+            </w:r>
+            <w:r>
+              <w:rPr>
+                <w:color w:val="111827"/>
+                <w:sz w:val="24"/>
+              </w:rPr>
+              <w:t>3-5的加速其实已经开始了的。</w:t>
+            </w:r>
+            <w:r>
+              <w:br/>
+            </w:r>
+            <w:r>
+              <w:rPr>
+                <w:color w:val="111827"/>
+                <w:sz w:val="24"/>
+              </w:rPr>
+              <w:t>你们感觉到缩圈到最后大票带指数上 情绪小票反而不如大票的时候就是加速完成了。</w:t>
+            </w:r>
+            <w:r>
+              <w:br/>
+            </w:r>
+            <w:r>
+              <w:rPr>
+                <w:color w:val="111827"/>
+                <w:sz w:val="24"/>
+              </w:rPr>
+              <w:t>反正怎么挂人我已经提前跟你们说了的。</w:t>
+            </w:r>
+          </w:p>
+        </w:tc>
+      </w:tr>
+    </w:tbl>
+    <w:p>
+      <w:pPr>
+        <w:spacing w:after="40"/>
+      </w:pPr>
+    </w:p>
+    <w:tbl>
+      <w:tblPr>
+        <w:tblStyle w:val="TableGrid"/>
+        <w:tblW w:type="auto" w:w="0"/>
+        <w:tblLook w:firstColumn="1" w:firstRow="1" w:lastColumn="0" w:lastRow="0" w:noHBand="0" w:noVBand="1" w:val="04A0"/>
+      </w:tblPr>
+      <w:tblGrid>
+        <w:gridCol w:w="10080"/>
+      </w:tblGrid>
+      <w:tr>
+        <w:tc>
+          <w:tcPr>
+            <w:tcW w:type="dxa" w:w="10080"/>
+            <w:shd w:fill="EAF3EA"/>
+          </w:tcPr>
+          <w:p>
+            <w:pPr>
+              <w:spacing w:after="0"/>
+            </w:pPr>
+            <w:r>
+              <w:rPr>
+                <w:b/>
+                <w:color w:val="166534"/>
+                <w:sz w:val="23"/>
+              </w:rPr>
+              <w:t>2026-06-30 20:07  |  3500楼  |  狼大  |  UID 150058</w:t>
+            </w:r>
+          </w:p>
+        </w:tc>
+      </w:tr>
+      <w:tr>
+        <w:tc>
+          <w:tcPr>
+            <w:tcW w:type="dxa" w:w="10080"/>
+          </w:tcPr>
+          <w:p>
+            <w:pPr>
+              <w:spacing w:line="276" w:lineRule="auto" w:after="100"/>
+            </w:pPr>
+            <w:r>
+              <w:rPr>
+                <w:color w:val="111827"/>
+                <w:sz w:val="24"/>
+              </w:rPr>
+              <w:t>Reply Post by 极地丶之光 (2026-06-30 20:04):</w:t>
+            </w:r>
+          </w:p>
+          <w:p>
+            <w:pPr>
+              <w:spacing w:line="276" w:lineRule="auto" w:after="100"/>
+            </w:pPr>
+            <w:r>
+              <w:rPr>
+                <w:color w:val="111827"/>
+                <w:sz w:val="24"/>
+              </w:rPr>
+              <w:t>狼大，我看创新药板块业绩也都不错，是不是也有机会</w:t>
+            </w:r>
+            <w:r>
+              <w:br/>
+            </w:r>
+            <w:r>
+              <w:rPr>
+                <w:color w:val="111827"/>
+                <w:sz w:val="24"/>
+              </w:rPr>
+              <w:t>创新药业绩不如CRO吧 现在涨的都是那几个确定性龙头。</w:t>
+            </w:r>
+          </w:p>
+        </w:tc>
+      </w:tr>
+    </w:tbl>
+    <w:p>
+      <w:pPr>
+        <w:spacing w:after="40"/>
+      </w:pPr>
+    </w:p>
+    <w:tbl>
+      <w:tblPr>
+        <w:tblStyle w:val="TableGrid"/>
+        <w:tblW w:type="auto" w:w="0"/>
+        <w:tblLook w:firstColumn="1" w:firstRow="1" w:lastColumn="0" w:lastRow="0" w:noHBand="0" w:noVBand="1" w:val="04A0"/>
+      </w:tblPr>
+      <w:tblGrid>
+        <w:gridCol w:w="10080"/>
+      </w:tblGrid>
+      <w:tr>
+        <w:tc>
+          <w:tcPr>
+            <w:tcW w:type="dxa" w:w="10080"/>
+            <w:shd w:fill="EAF3EA"/>
+          </w:tcPr>
+          <w:p>
+            <w:pPr>
+              <w:spacing w:after="0"/>
+            </w:pPr>
+            <w:r>
+              <w:rPr>
+                <w:b/>
+                <w:color w:val="166534"/>
+                <w:sz w:val="23"/>
+              </w:rPr>
+              <w:t>2026-06-30 20:10  |  3501楼  |  狼大  |  UID 150058</w:t>
+            </w:r>
+          </w:p>
+        </w:tc>
+      </w:tr>
+      <w:tr>
+        <w:tc>
+          <w:tcPr>
+            <w:tcW w:type="dxa" w:w="10080"/>
+          </w:tcPr>
+          <w:p>
+            <w:pPr>
+              <w:spacing w:line="276" w:lineRule="auto" w:after="100"/>
+            </w:pPr>
+            <w:r>
+              <w:rPr>
+                <w:color w:val="111827"/>
+                <w:sz w:val="24"/>
+              </w:rPr>
+              <w:t>Reply Post by 兰斯洛t (2026-06-30 20:05):</w:t>
+            </w:r>
+          </w:p>
+          <w:p>
+            <w:pPr>
+              <w:spacing w:line="276" w:lineRule="auto" w:after="100"/>
+            </w:pPr>
+            <w:r>
+              <w:rPr>
+                <w:color w:val="111827"/>
+                <w:sz w:val="24"/>
+              </w:rPr>
+              <w:t>狼怎么看后续存储主线的走向，大手对这个方面是有降温的要求吗</w:t>
+            </w:r>
+            <w:r>
+              <w:br/>
+            </w:r>
+            <w:r>
+              <w:rPr>
+                <w:color w:val="111827"/>
+                <w:sz w:val="24"/>
+              </w:rPr>
+              <w:t>存储更多是外资主导啊。。。你看龙虎榜也能看出来</w:t>
+            </w:r>
+            <w:r>
+              <w:br/>
+            </w:r>
+            <w:r>
+              <w:rPr>
+                <w:color w:val="111827"/>
+                <w:sz w:val="24"/>
+              </w:rPr>
+              <w:t>大A的存储里面的内资是什么样你们又不是不知道</w:t>
+            </w:r>
+            <w:r>
+              <w:br/>
+            </w:r>
+            <w:r>
+              <w:rPr>
+                <w:color w:val="111827"/>
+                <w:sz w:val="24"/>
+              </w:rPr>
+              <w:t>高开下砸后的拉升都是外资因为三星海力士美光这些龙头的确定性外溢进来的。</w:t>
+            </w:r>
+            <w:r>
+              <w:br/>
+            </w:r>
+            <w:r>
+              <w:rPr>
+                <w:color w:val="111827"/>
+                <w:sz w:val="24"/>
+              </w:rPr>
+              <w:t>你操作模式上要割裂着做就行 带着内资的脑子 看着外资的饥渴程度</w:t>
+            </w:r>
+            <w:r>
+              <w:br/>
+            </w:r>
+            <w:r>
+              <w:rPr>
+                <w:color w:val="111827"/>
+                <w:sz w:val="24"/>
+              </w:rPr>
+              <w:t>大手也不会针对这种有业绩的板块 ，大手要降温砍两融或者限制外资就行 21年不就是了。</w:t>
+            </w:r>
+            <w:r>
+              <w:br/>
+            </w:r>
+            <w:r>
+              <w:rPr>
+                <w:color w:val="111827"/>
+                <w:sz w:val="24"/>
+              </w:rPr>
+              <w:t>到时候又怕你觉得不是降温 是速冻了。</w:t>
+            </w:r>
+          </w:p>
+        </w:tc>
+      </w:tr>
+    </w:tbl>
+    <w:p>
+      <w:pPr>
+        <w:spacing w:after="40"/>
+      </w:pPr>
+    </w:p>
+    <w:tbl>
+      <w:tblPr>
+        <w:tblStyle w:val="TableGrid"/>
+        <w:tblW w:type="auto" w:w="0"/>
+        <w:tblLook w:firstColumn="1" w:firstRow="1" w:lastColumn="0" w:lastRow="0" w:noHBand="0" w:noVBand="1" w:val="04A0"/>
+      </w:tblPr>
+      <w:tblGrid>
+        <w:gridCol w:w="10080"/>
+      </w:tblGrid>
+      <w:tr>
+        <w:tc>
+          <w:tcPr>
+            <w:tcW w:type="dxa" w:w="10080"/>
+            <w:shd w:fill="F3F4F6"/>
+          </w:tcPr>
+          <w:p>
+            <w:pPr>
+              <w:spacing w:after="0"/>
+            </w:pPr>
+            <w:r>
+              <w:rPr>
+                <w:b/>
+                <w:color w:val="374151"/>
+                <w:sz w:val="19"/>
+              </w:rPr>
+              <w:t>2026-06-30 20:12  |  1531楼  |  包子music  |  UID 42162697</w:t>
+            </w:r>
+          </w:p>
+        </w:tc>
+      </w:tr>
+      <w:tr>
+        <w:tc>
+          <w:tcPr>
+            <w:tcW w:type="dxa" w:w="10080"/>
+          </w:tcPr>
+          <w:p>
+            <w:pPr>
+              <w:spacing w:line="276" w:lineRule="auto" w:after="100"/>
+            </w:pPr>
+            <w:r>
+              <w:rPr>
+                <w:sz w:val="20"/>
+              </w:rPr>
+              <w:t>狼大怎么看电网[s:ac:羡慕]业绩好的依赖海外，国产电网设备业绩成长又慢，而且都要受铜上游涨价影响毛利。这种情况是不是介入国内外通吃的比较好？</w:t>
+            </w:r>
+          </w:p>
+          <w:p>
+            <w:pPr>
+              <w:spacing w:line="276" w:lineRule="auto" w:after="100"/>
+            </w:pPr>
+            <w:r>
+              <w:rPr>
+                <w:sz w:val="20"/>
+              </w:rPr>
+              <w:t>或者说抛开电网不谈，如果狼大面前摆着两个标，一个国内外份额通吃，一个深度绑定国产线但业绩释放慢，这种情况下狼大会介入哪边[s:a2:不明觉厉]</w:t>
+            </w:r>
+          </w:p>
+        </w:tc>
+      </w:tr>
+    </w:tbl>
+    <w:p>
+      <w:pPr>
+        <w:spacing w:after="40"/>
+      </w:pPr>
+    </w:p>
+    <w:tbl>
+      <w:tblPr>
+        <w:tblStyle w:val="TableGrid"/>
+        <w:tblW w:type="auto" w:w="0"/>
+        <w:tblLook w:firstColumn="1" w:firstRow="1" w:lastColumn="0" w:lastRow="0" w:noHBand="0" w:noVBand="1" w:val="04A0"/>
+      </w:tblPr>
+      <w:tblGrid>
+        <w:gridCol w:w="10080"/>
+      </w:tblGrid>
+      <w:tr>
+        <w:tc>
+          <w:tcPr>
+            <w:tcW w:type="dxa" w:w="10080"/>
+            <w:shd w:fill="EAF3EA"/>
+          </w:tcPr>
+          <w:p>
+            <w:pPr>
+              <w:spacing w:after="0"/>
+            </w:pPr>
+            <w:r>
+              <w:rPr>
+                <w:b/>
+                <w:color w:val="166534"/>
+                <w:sz w:val="23"/>
+              </w:rPr>
+              <w:t>2026-06-30 20:15  |  3502楼  |  狼大  |  UID 150058</w:t>
+            </w:r>
+          </w:p>
+        </w:tc>
+      </w:tr>
+      <w:tr>
+        <w:tc>
+          <w:tcPr>
+            <w:tcW w:type="dxa" w:w="10080"/>
+          </w:tcPr>
+          <w:p>
+            <w:pPr>
+              <w:spacing w:line="276" w:lineRule="auto" w:after="100"/>
+            </w:pPr>
+            <w:r>
+              <w:rPr>
+                <w:color w:val="111827"/>
+                <w:sz w:val="24"/>
+              </w:rPr>
+              <w:t>Reply Post by 帅的被雷劈 (2026-06-30 20:09):</w:t>
+            </w:r>
+          </w:p>
+          <w:p>
+            <w:pPr>
+              <w:spacing w:line="276" w:lineRule="auto" w:after="100"/>
+            </w:pPr>
+            <w:r>
+              <w:rPr>
+                <w:color w:val="111827"/>
+                <w:sz w:val="24"/>
+              </w:rPr>
+              <w:t>狼大晚上好 我看了下您新能源电池板块相关描述 是否就是前几个月跌多了 里面资金也多 如果高低切是个好选择 企业中报预计很美丽值得切过去。</w:t>
+            </w:r>
+          </w:p>
+          <w:p>
+            <w:pPr>
+              <w:spacing w:line="276" w:lineRule="auto" w:after="100"/>
+            </w:pPr>
+            <w:r>
+              <w:rPr>
+                <w:color w:val="111827"/>
+                <w:sz w:val="24"/>
+              </w:rPr>
+              <w:t>这个板块有没有撤退信号 4月底根据您的回复商航成功胜利大逃亡非常感谢 还是暂时可以放心可以拿一阵。</w:t>
+            </w:r>
+            <w:r>
+              <w:br/>
+            </w:r>
+            <w:r>
+              <w:rPr>
+                <w:color w:val="111827"/>
+                <w:sz w:val="24"/>
+              </w:rPr>
+              <w:t>其实真的很基础的</w:t>
+            </w:r>
+            <w:r>
+              <w:br/>
+            </w:r>
+            <w:r>
+              <w:rPr>
+                <w:color w:val="111827"/>
+                <w:sz w:val="24"/>
+              </w:rPr>
+              <w:t>首先下半年电池有行情 因为AIDC需要储能扩充 这是基本条件</w:t>
+            </w:r>
+            <w:r>
+              <w:br/>
+            </w:r>
+            <w:r>
+              <w:rPr>
+                <w:color w:val="111827"/>
+                <w:sz w:val="24"/>
+              </w:rPr>
+              <w:t>但是之前大家对电池的看法是因为宁德各种骚操作导致大家都没肉吃</w:t>
+            </w:r>
+            <w:r>
+              <w:br/>
+            </w:r>
+            <w:r>
+              <w:rPr>
+                <w:color w:val="111827"/>
+                <w:sz w:val="24"/>
+              </w:rPr>
+              <w:t>这时候亿纬锂能出了个漂亮的业绩就算了，他业绩里体现的是他作为行业第三能吃到储能加速的肉 而且没有因为上游长协影响利润</w:t>
+            </w:r>
+            <w:r>
+              <w:br/>
+            </w:r>
+            <w:r>
+              <w:rPr>
+                <w:color w:val="111827"/>
+                <w:sz w:val="24"/>
+              </w:rPr>
+              <w:t>还有几个细节这里就不一一说明了</w:t>
+            </w:r>
+            <w:r>
+              <w:br/>
+            </w:r>
+            <w:r>
+              <w:rPr>
+                <w:color w:val="111827"/>
+                <w:sz w:val="24"/>
+              </w:rPr>
+              <w:t>反正就是这个方向是意外的能提前做</w:t>
+            </w:r>
+            <w:r>
+              <w:br/>
+            </w:r>
+            <w:r>
+              <w:rPr>
+                <w:color w:val="111827"/>
+                <w:sz w:val="24"/>
+              </w:rPr>
+              <w:t>所以在科技里吃得很饱的资金减了利润外溢过去玩玩。能做好就做 做不好出中报也能安全出来</w:t>
+            </w:r>
+            <w:r>
+              <w:br/>
+            </w:r>
+            <w:r>
+              <w:rPr>
+                <w:color w:val="111827"/>
+                <w:sz w:val="24"/>
+              </w:rPr>
+              <w:t>这笔钱不会亏就没什么问题</w:t>
+            </w:r>
+            <w:r>
+              <w:br/>
+            </w:r>
+            <w:r>
+              <w:rPr>
+                <w:color w:val="111827"/>
+                <w:sz w:val="24"/>
+              </w:rPr>
+              <w:t>这里现在为什么看起来比较难搞，除了宁德不断的小作文，主要还因为大家都没提前在里面有筹码，毕竟这业绩出得有点意外，大家进去后肯定洗洗刷刷。这都是基本操作。半导体洗了几个月你们也不觉得久 电池这才几天。。。</w:t>
+            </w:r>
+          </w:p>
+        </w:tc>
+      </w:tr>
+    </w:tbl>
+    <w:p>
+      <w:pPr>
+        <w:spacing w:after="40"/>
+      </w:pPr>
+    </w:p>
+    <w:tbl>
+      <w:tblPr>
+        <w:tblStyle w:val="TableGrid"/>
+        <w:tblW w:type="auto" w:w="0"/>
+        <w:tblLook w:firstColumn="1" w:firstRow="1" w:lastColumn="0" w:lastRow="0" w:noHBand="0" w:noVBand="1" w:val="04A0"/>
+      </w:tblPr>
+      <w:tblGrid>
+        <w:gridCol w:w="10080"/>
+      </w:tblGrid>
+      <w:tr>
+        <w:tc>
+          <w:tcPr>
+            <w:tcW w:type="dxa" w:w="10080"/>
+            <w:shd w:fill="EAF3EA"/>
+          </w:tcPr>
+          <w:p>
+            <w:pPr>
+              <w:spacing w:after="0"/>
+            </w:pPr>
+            <w:r>
+              <w:rPr>
+                <w:b/>
+                <w:color w:val="166534"/>
+                <w:sz w:val="23"/>
+              </w:rPr>
+              <w:t>2026-06-30 20:16  |  3503楼  |  狼大  |  UID 150058</w:t>
+            </w:r>
+          </w:p>
+        </w:tc>
+      </w:tr>
+      <w:tr>
+        <w:tc>
+          <w:tcPr>
+            <w:tcW w:type="dxa" w:w="10080"/>
+          </w:tcPr>
+          <w:p>
+            <w:pPr>
+              <w:spacing w:line="276" w:lineRule="auto" w:after="100"/>
+            </w:pPr>
+            <w:r>
+              <w:rPr>
+                <w:color w:val="111827"/>
+                <w:sz w:val="24"/>
+              </w:rPr>
+              <w:t>Reply Post by jellyyuai (2026-06-30 20:06):</w:t>
+            </w:r>
+          </w:p>
+          <w:p>
+            <w:pPr>
+              <w:spacing w:line="276" w:lineRule="auto" w:after="100"/>
+            </w:pPr>
+            <w:r>
+              <w:rPr>
+                <w:color w:val="111827"/>
+                <w:sz w:val="24"/>
+              </w:rPr>
+              <w:t>狼大，我想请教下您是怎么判断6月12日尾盘打半仓的呢，我知道是放量突破下降通道这一关键点，但是又隔了个周末，为什么就能判断周一一定大盘猛涨，这里像我这种小散就觉得纯粹是赌</w:t>
+            </w:r>
+            <w:r>
+              <w:br/>
+            </w:r>
+            <w:r>
+              <w:rPr>
+                <w:color w:val="111827"/>
+                <w:sz w:val="24"/>
+              </w:rPr>
+              <w:t>因为你没有技术交易体系。</w:t>
+            </w:r>
+          </w:p>
+        </w:tc>
+      </w:tr>
+    </w:tbl>
+    <w:p>
+      <w:pPr>
+        <w:spacing w:after="40"/>
+      </w:pPr>
+    </w:p>
+    <w:tbl>
+      <w:tblPr>
+        <w:tblStyle w:val="TableGrid"/>
+        <w:tblW w:type="auto" w:w="0"/>
+        <w:tblLook w:firstColumn="1" w:firstRow="1" w:lastColumn="0" w:lastRow="0" w:noHBand="0" w:noVBand="1" w:val="04A0"/>
+      </w:tblPr>
+      <w:tblGrid>
+        <w:gridCol w:w="10080"/>
+      </w:tblGrid>
+      <w:tr>
+        <w:tc>
+          <w:tcPr>
+            <w:tcW w:type="dxa" w:w="10080"/>
+            <w:shd w:fill="EAF3EA"/>
+          </w:tcPr>
+          <w:p>
+            <w:pPr>
+              <w:spacing w:after="0"/>
+            </w:pPr>
+            <w:r>
+              <w:rPr>
+                <w:b/>
+                <w:color w:val="166534"/>
+                <w:sz w:val="23"/>
+              </w:rPr>
+              <w:t>2026-06-30 20:17  |  3504楼  |  狼大  |  UID 150058</w:t>
+            </w:r>
+          </w:p>
+        </w:tc>
+      </w:tr>
+      <w:tr>
+        <w:tc>
+          <w:tcPr>
+            <w:tcW w:type="dxa" w:w="10080"/>
+          </w:tcPr>
+          <w:p>
+            <w:pPr>
+              <w:spacing w:line="276" w:lineRule="auto" w:after="100"/>
+            </w:pPr>
+            <w:r>
+              <w:rPr>
+                <w:color w:val="111827"/>
+                <w:sz w:val="24"/>
+              </w:rPr>
+              <w:t>Reply Post by tinyhuang123 (2026-06-30 20:06):</w:t>
+            </w:r>
+          </w:p>
+          <w:p>
+            <w:pPr>
+              <w:spacing w:line="276" w:lineRule="auto" w:after="100"/>
+            </w:pPr>
+            <w:r>
+              <w:rPr>
+                <w:color w:val="111827"/>
+                <w:sz w:val="24"/>
+              </w:rPr>
+              <w:t>狼大晚上好，昨天晚上问了问题没被翻牌子到，再问一下材料和设备这边</w:t>
+            </w:r>
+          </w:p>
+          <w:p>
+            <w:pPr>
+              <w:spacing w:line="276" w:lineRule="auto" w:after="100"/>
+            </w:pPr>
+            <w:r>
+              <w:rPr>
+                <w:color w:val="111827"/>
+                <w:sz w:val="24"/>
+              </w:rPr>
+              <w:t>我理了一下设备和材料这边业绩释放的区别，晶圆厂订单一下，设备这边6-12 个月就能确定收入了，而材料要等产线真正跑起来，有这个时间差</w:t>
+            </w:r>
+            <w:r>
+              <w:br/>
+            </w:r>
+            <w:r>
+              <w:rPr>
+                <w:color w:val="111827"/>
+                <w:sz w:val="24"/>
+              </w:rPr>
+              <w:t>长鑫 长存扩产应该也要明年才能落地</w:t>
+            </w:r>
+          </w:p>
+          <w:p>
+            <w:pPr>
+              <w:spacing w:line="276" w:lineRule="auto" w:after="100"/>
+            </w:pPr>
+            <w:r>
+              <w:rPr>
+                <w:color w:val="111827"/>
+                <w:sz w:val="24"/>
+              </w:rPr>
+              <w:t>回归材料本身的逻辑，材料消耗应该是按晶圆投片数量计算的，不是按良品数算的，前驱体，光刻胶，特气，CMP 用量基本是固定的，和晶圆最后切出来多少 good die 没有直接关系。不过最终整体产能提升肯定也是会带来用量的提升的。</w:t>
+            </w:r>
+          </w:p>
+          <w:p>
+            <w:pPr>
+              <w:spacing w:line="276" w:lineRule="auto" w:after="100"/>
+            </w:pPr>
+            <w:r>
+              <w:rPr>
+                <w:color w:val="111827"/>
+                <w:sz w:val="24"/>
+              </w:rPr>
+              <w:t>今天又研究了下 CMP 这边，等</w:t>
+            </w:r>
+            <w:r>
+              <w:br/>
+            </w:r>
+            <w:r>
+              <w:rPr>
+                <w:color w:val="111827"/>
+                <w:sz w:val="24"/>
+              </w:rPr>
+              <w:t>设备最多上修 但是材料一定是猛增。不用纠结 最核心的就是国产替代必须扩产</w:t>
+            </w:r>
+            <w:r>
+              <w:br/>
+            </w:r>
+            <w:r>
+              <w:rPr>
+                <w:color w:val="111827"/>
+                <w:sz w:val="24"/>
+              </w:rPr>
+              <w:t>建议你重新回去研究一下面板的历史。</w:t>
+            </w:r>
+          </w:p>
+        </w:tc>
+      </w:tr>
+    </w:tbl>
+    <w:p>
+      <w:pPr>
+        <w:spacing w:after="40"/>
+      </w:pPr>
+    </w:p>
+    <w:tbl>
+      <w:tblPr>
+        <w:tblStyle w:val="TableGrid"/>
+        <w:tblW w:type="auto" w:w="0"/>
+        <w:tblLook w:firstColumn="1" w:firstRow="1" w:lastColumn="0" w:lastRow="0" w:noHBand="0" w:noVBand="1" w:val="04A0"/>
+      </w:tblPr>
+      <w:tblGrid>
+        <w:gridCol w:w="10080"/>
+      </w:tblGrid>
+      <w:tr>
+        <w:tc>
+          <w:tcPr>
+            <w:tcW w:type="dxa" w:w="10080"/>
+            <w:shd w:fill="EAF3EA"/>
+          </w:tcPr>
+          <w:p>
+            <w:pPr>
+              <w:spacing w:after="0"/>
+            </w:pPr>
+            <w:r>
+              <w:rPr>
+                <w:b/>
+                <w:color w:val="166534"/>
+                <w:sz w:val="23"/>
+              </w:rPr>
+              <w:t>2026-06-30 20:19  |  3505楼  |  狼大  |  UID 150058</w:t>
+            </w:r>
+          </w:p>
+        </w:tc>
+      </w:tr>
+      <w:tr>
+        <w:tc>
+          <w:tcPr>
+            <w:tcW w:type="dxa" w:w="10080"/>
+          </w:tcPr>
+          <w:p>
+            <w:pPr>
+              <w:spacing w:line="276" w:lineRule="auto" w:after="100"/>
+            </w:pPr>
+            <w:r>
+              <w:rPr>
+                <w:color w:val="111827"/>
+                <w:sz w:val="24"/>
+              </w:rPr>
+              <w:t>Reply Post by 黑染白桐 (2026-06-30 20:08):</w:t>
+            </w:r>
+          </w:p>
+          <w:p>
+            <w:pPr>
+              <w:spacing w:line="276" w:lineRule="auto" w:after="100"/>
+            </w:pPr>
+            <w:r>
+              <w:rPr>
+                <w:color w:val="111827"/>
+                <w:sz w:val="24"/>
+              </w:rPr>
+              <w:t>狼大狼大，之前您讲过，如果中报行情跟4浪叠加在一起会很麻烦，切换会很剧烈。想了很久目前还是没太想明白。另外最近听到一个思路是，国家希望长鑫上市时带着科技一起向上走而不是见顶。那么结合起来思考的话，有一种可能就是这波下跌4浪 时间会变短波动会加大，然后以长鑫上市为节点开启5浪上攻。您觉得这种解释合理吗？</w:t>
+            </w:r>
+            <w:r>
+              <w:br/>
+            </w:r>
+            <w:r>
+              <w:rPr>
+                <w:color w:val="111827"/>
+                <w:sz w:val="24"/>
+              </w:rPr>
+              <w:t>不合理也不科学</w:t>
+            </w:r>
+          </w:p>
+        </w:tc>
+      </w:tr>
+    </w:tbl>
+    <w:p>
+      <w:pPr>
+        <w:spacing w:after="40"/>
+      </w:pPr>
+    </w:p>
+    <w:tbl>
+      <w:tblPr>
+        <w:tblStyle w:val="TableGrid"/>
+        <w:tblW w:type="auto" w:w="0"/>
+        <w:tblLook w:firstColumn="1" w:firstRow="1" w:lastColumn="0" w:lastRow="0" w:noHBand="0" w:noVBand="1" w:val="04A0"/>
+      </w:tblPr>
+      <w:tblGrid>
+        <w:gridCol w:w="10080"/>
+      </w:tblGrid>
+      <w:tr>
+        <w:tc>
+          <w:tcPr>
+            <w:tcW w:type="dxa" w:w="10080"/>
+            <w:shd w:fill="EAF3EA"/>
+          </w:tcPr>
+          <w:p>
+            <w:pPr>
+              <w:spacing w:after="0"/>
+            </w:pPr>
+            <w:r>
+              <w:rPr>
+                <w:b/>
+                <w:color w:val="166534"/>
+                <w:sz w:val="23"/>
+              </w:rPr>
+              <w:t>2026-06-30 20:20  |  3506楼  |  狼大  |  UID 150058</w:t>
+            </w:r>
+          </w:p>
+        </w:tc>
+      </w:tr>
+      <w:tr>
+        <w:tc>
+          <w:tcPr>
+            <w:tcW w:type="dxa" w:w="10080"/>
+          </w:tcPr>
+          <w:p>
+            <w:pPr>
+              <w:spacing w:line="276" w:lineRule="auto" w:after="100"/>
+            </w:pPr>
+            <w:r>
+              <w:rPr>
+                <w:color w:val="111827"/>
+                <w:sz w:val="24"/>
+              </w:rPr>
+              <w:t>Reply Post by 月灵 (2026-06-30 20:16):</w:t>
+            </w:r>
+          </w:p>
+          <w:p>
+            <w:pPr>
+              <w:spacing w:line="276" w:lineRule="auto" w:after="100"/>
+            </w:pPr>
+            <w:r>
+              <w:rPr>
+                <w:color w:val="111827"/>
+                <w:sz w:val="24"/>
+              </w:rPr>
+              <w:t>狼大，举手提问，现在这轮AI浪潮里，按理说电和硬件需求都是一样强的。如果是同等需求，为什么上半年电力电网的走势不如卖铲的呢。还是说要等传导到电力电网上</w:t>
+            </w:r>
+            <w:r>
+              <w:br/>
+            </w:r>
+            <w:r>
+              <w:rPr>
+                <w:color w:val="111827"/>
+                <w:sz w:val="24"/>
+              </w:rPr>
+              <w:t>我们的电力电网和国外的不一样啊 我们工业用电瓶颈还没暴露，毕竟相比起欧美 我们太新了。</w:t>
+            </w:r>
+            <w:r>
+              <w:br/>
+            </w:r>
+            <w:r>
+              <w:rPr>
+                <w:color w:val="111827"/>
+                <w:sz w:val="24"/>
+              </w:rPr>
+              <w:t>接下来电网的需求存在于AIDC的加速建设，和IDC转AIDC的改造这几个增量。</w:t>
+            </w:r>
+          </w:p>
+        </w:tc>
+      </w:tr>
+    </w:tbl>
+    <w:p>
+      <w:pPr>
+        <w:spacing w:after="40"/>
+      </w:pPr>
+    </w:p>
+    <w:tbl>
+      <w:tblPr>
+        <w:tblStyle w:val="TableGrid"/>
+        <w:tblW w:type="auto" w:w="0"/>
+        <w:tblLook w:firstColumn="1" w:firstRow="1" w:lastColumn="0" w:lastRow="0" w:noHBand="0" w:noVBand="1" w:val="04A0"/>
+      </w:tblPr>
+      <w:tblGrid>
+        <w:gridCol w:w="10080"/>
+      </w:tblGrid>
+      <w:tr>
+        <w:tc>
+          <w:tcPr>
+            <w:tcW w:type="dxa" w:w="10080"/>
+            <w:shd w:fill="EAF3EA"/>
+          </w:tcPr>
+          <w:p>
+            <w:pPr>
+              <w:spacing w:after="0"/>
+            </w:pPr>
+            <w:r>
+              <w:rPr>
+                <w:b/>
+                <w:color w:val="166534"/>
+                <w:sz w:val="23"/>
+              </w:rPr>
+              <w:t>2026-06-30 20:23  |  3507楼  |  狼大  |  UID 150058</w:t>
+            </w:r>
+          </w:p>
+        </w:tc>
+      </w:tr>
+      <w:tr>
+        <w:tc>
+          <w:tcPr>
+            <w:tcW w:type="dxa" w:w="10080"/>
+          </w:tcPr>
+          <w:p>
+            <w:pPr>
+              <w:spacing w:line="276" w:lineRule="auto" w:after="100"/>
+            </w:pPr>
+            <w:r>
+              <w:rPr>
+                <w:color w:val="111827"/>
+                <w:sz w:val="24"/>
+              </w:rPr>
+              <w:t>Reply Post by BLNW (2026-06-30 20:16):</w:t>
+            </w:r>
+          </w:p>
+          <w:p>
+            <w:pPr>
+              <w:spacing w:line="276" w:lineRule="auto" w:after="100"/>
+            </w:pPr>
+            <w:r>
+              <w:rPr>
+                <w:color w:val="111827"/>
+                <w:sz w:val="24"/>
+              </w:rPr>
+              <w:t>狼大，晚上好，今年科技这种一九涨法，感觉赚得有点心慌，可能是从15年以来时不时被大A的紧急刹车搞怕了。之前您说的下半年的主线也看了很多资料，涉及的股不少，在资金不能平铺的情况下，能不能给些建议，比如只买龙头或者etf，感觉就怕低位的突然爆雷，发现现在越贵的好像涨得越猛，谢谢狼大&amp;#128591;</w:t>
+            </w:r>
+            <w:r>
+              <w:br/>
+            </w:r>
+            <w:r>
+              <w:rPr>
+                <w:color w:val="111827"/>
+                <w:sz w:val="24"/>
+              </w:rPr>
+              <w:t>缩圈 越缩越核心 这也是我之前小剧场写的 ---为什么我买的科技不涨</w:t>
+            </w:r>
+            <w:r>
+              <w:br/>
+            </w:r>
+            <w:r>
+              <w:rPr>
+                <w:color w:val="111827"/>
+                <w:sz w:val="24"/>
+              </w:rPr>
+              <w:t>然后逼人进ETF和场外基金</w:t>
+            </w:r>
+            <w:r>
+              <w:br/>
+            </w:r>
+            <w:r>
+              <w:rPr>
+                <w:color w:val="111827"/>
+                <w:sz w:val="24"/>
+              </w:rPr>
+              <w:t>人一旦从个股转这些，就证明认命了</w:t>
+            </w:r>
+            <w:r>
+              <w:br/>
+            </w:r>
+            <w:r>
+              <w:rPr>
+                <w:color w:val="111827"/>
+                <w:sz w:val="24"/>
+              </w:rPr>
+              <w:t>一旦认命了 就会忽略很多盘面信息和实际情况，因为敏感度下降</w:t>
+            </w:r>
+            <w:r>
+              <w:br/>
+            </w:r>
+            <w:r>
+              <w:rPr>
+                <w:color w:val="111827"/>
+                <w:sz w:val="24"/>
+              </w:rPr>
+              <w:t>如果行情继续起飞，那指数肯定会很好，但是散户这种钱最终是带不出去的，你好好想想我为什么这么说。</w:t>
+            </w:r>
+          </w:p>
+          <w:p>
+            <w:pPr>
+              <w:spacing w:line="276" w:lineRule="auto" w:after="100"/>
+            </w:pPr>
+            <w:r>
+              <w:rPr>
+                <w:color w:val="111827"/>
+                <w:sz w:val="24"/>
+              </w:rPr>
+              <w:t>在赌场里 庄家是怕你赚钱吗？ 是怕你赚了就不玩而已。</w:t>
+            </w:r>
+          </w:p>
+        </w:tc>
+      </w:tr>
+    </w:tbl>
+    <w:p>
+      <w:pPr>
+        <w:spacing w:after="40"/>
+      </w:pPr>
+    </w:p>
+    <w:tbl>
+      <w:tblPr>
+        <w:tblStyle w:val="TableGrid"/>
+        <w:tblW w:type="auto" w:w="0"/>
+        <w:tblLook w:firstColumn="1" w:firstRow="1" w:lastColumn="0" w:lastRow="0" w:noHBand="0" w:noVBand="1" w:val="04A0"/>
+      </w:tblPr>
+      <w:tblGrid>
+        <w:gridCol w:w="10080"/>
+      </w:tblGrid>
+      <w:tr>
+        <w:tc>
+          <w:tcPr>
+            <w:tcW w:type="dxa" w:w="10080"/>
+            <w:shd w:fill="EAF3EA"/>
+          </w:tcPr>
+          <w:p>
+            <w:pPr>
+              <w:spacing w:after="0"/>
+            </w:pPr>
+            <w:r>
+              <w:rPr>
+                <w:b/>
+                <w:color w:val="166534"/>
+                <w:sz w:val="23"/>
+              </w:rPr>
+              <w:t>2026-06-30 20:25  |  3508楼  |  狼大  |  UID 150058</w:t>
+            </w:r>
+          </w:p>
+        </w:tc>
+      </w:tr>
+      <w:tr>
+        <w:tc>
+          <w:tcPr>
+            <w:tcW w:type="dxa" w:w="10080"/>
+          </w:tcPr>
+          <w:p>
+            <w:pPr>
+              <w:spacing w:line="276" w:lineRule="auto" w:after="100"/>
+            </w:pPr>
+            <w:r>
+              <w:rPr>
+                <w:color w:val="111827"/>
+                <w:sz w:val="24"/>
+              </w:rPr>
+              <w:t>Reply Post by 开杨灵光 (2026-06-30 20:11):</w:t>
+            </w:r>
+          </w:p>
+          <w:p>
+            <w:pPr>
+              <w:spacing w:line="276" w:lineRule="auto" w:after="100"/>
+            </w:pPr>
+            <w:r>
+              <w:rPr>
+                <w:color w:val="111827"/>
+                <w:sz w:val="24"/>
+              </w:rPr>
+              <w:t>狼大，我想问下当时对6月可能双降的判断原因是啥，逆周期调节吗？还是因为美国陷入泥潭为我们这边政策性货币工具的使用松绑？现在没有双降，市场上增量资金有限，会不会影响年底可能的五浪高度预期？</w:t>
+            </w:r>
+            <w:r>
+              <w:br/>
+            </w:r>
+            <w:r>
+              <w:rPr>
+                <w:color w:val="111827"/>
+                <w:sz w:val="24"/>
+              </w:rPr>
+              <w:t>当时考虑的沃什上台会降息，后来不是调整预期了么</w:t>
+            </w:r>
+            <w:r>
+              <w:br/>
+            </w:r>
+            <w:r>
+              <w:rPr>
+                <w:color w:val="111827"/>
+                <w:sz w:val="24"/>
+              </w:rPr>
+              <w:t>这种东西预判是预判，但是必须根据实际情况调整的。在市场里面不变的思路那才是死路</w:t>
+            </w:r>
+          </w:p>
+        </w:tc>
+      </w:tr>
+    </w:tbl>
+    <w:p>
+      <w:pPr>
+        <w:spacing w:after="40"/>
+      </w:pPr>
+    </w:p>
+    <w:tbl>
+      <w:tblPr>
+        <w:tblStyle w:val="TableGrid"/>
+        <w:tblW w:type="auto" w:w="0"/>
+        <w:tblLook w:firstColumn="1" w:firstRow="1" w:lastColumn="0" w:lastRow="0" w:noHBand="0" w:noVBand="1" w:val="04A0"/>
+      </w:tblPr>
+      <w:tblGrid>
+        <w:gridCol w:w="10080"/>
+      </w:tblGrid>
+      <w:tr>
+        <w:tc>
+          <w:tcPr>
+            <w:tcW w:type="dxa" w:w="10080"/>
+            <w:shd w:fill="EAF3EA"/>
+          </w:tcPr>
+          <w:p>
+            <w:pPr>
+              <w:spacing w:after="0"/>
+            </w:pPr>
+            <w:r>
+              <w:rPr>
+                <w:b/>
+                <w:color w:val="166534"/>
+                <w:sz w:val="23"/>
+              </w:rPr>
+              <w:t>2026-06-30 20:27  |  3509楼  |  狼大  |  UID 150058</w:t>
+            </w:r>
+          </w:p>
+        </w:tc>
+      </w:tr>
+      <w:tr>
+        <w:tc>
+          <w:tcPr>
+            <w:tcW w:type="dxa" w:w="10080"/>
+          </w:tcPr>
+          <w:p>
+            <w:pPr>
+              <w:spacing w:line="276" w:lineRule="auto" w:after="100"/>
+            </w:pPr>
+            <w:r>
+              <w:rPr>
+                <w:color w:val="111827"/>
+                <w:sz w:val="24"/>
+              </w:rPr>
+              <w:t>Reply Post by 滚动的牛奶 (2026-06-30 20:09):</w:t>
+            </w:r>
+          </w:p>
+          <w:p>
+            <w:pPr>
+              <w:spacing w:line="276" w:lineRule="auto" w:after="100"/>
+            </w:pPr>
+            <w:r>
+              <w:rPr>
+                <w:color w:val="111827"/>
+                <w:sz w:val="24"/>
+              </w:rPr>
+              <w:t>狼大晚上好，礼貌求问，材料跟着买鼎龙从40多拿到现在了，我发现股价翻倍，但是成交量没有趋近于稳定，换手也没有很大波动，这种是不是就是属于筹码高度锁定，市场分歧较小，抱团的机构票啊？[s:a2:哦嗬嗬嗬]</w:t>
+            </w:r>
+            <w:r>
+              <w:br/>
+            </w:r>
+            <w:r>
+              <w:rPr>
+                <w:color w:val="111827"/>
+                <w:sz w:val="24"/>
+              </w:rPr>
+              <w:t>再说一次 个股问题我想说的时候说 特别是我自己有的</w:t>
+            </w:r>
+          </w:p>
+          <w:p>
+            <w:pPr>
+              <w:spacing w:line="276" w:lineRule="auto" w:after="100"/>
+            </w:pPr>
+            <w:r>
+              <w:rPr>
+                <w:color w:val="111827"/>
+                <w:sz w:val="24"/>
+              </w:rPr>
+              <w:t>我觉得很奇怪，你们知不知道如果我亮了持仓包括金额的时候 等同于在广场上裸奔？ 你会裸奔吗？</w:t>
+            </w:r>
+          </w:p>
+        </w:tc>
+      </w:tr>
+    </w:tbl>
+    <w:p>
+      <w:pPr>
+        <w:spacing w:after="40"/>
+      </w:pPr>
+    </w:p>
+    <w:tbl>
+      <w:tblPr>
+        <w:tblStyle w:val="TableGrid"/>
+        <w:tblW w:type="auto" w:w="0"/>
+        <w:tblLook w:firstColumn="1" w:firstRow="1" w:lastColumn="0" w:lastRow="0" w:noHBand="0" w:noVBand="1" w:val="04A0"/>
+      </w:tblPr>
+      <w:tblGrid>
+        <w:gridCol w:w="10080"/>
+      </w:tblGrid>
+      <w:tr>
+        <w:tc>
+          <w:tcPr>
+            <w:tcW w:type="dxa" w:w="10080"/>
+            <w:shd w:fill="EAF3EA"/>
+          </w:tcPr>
+          <w:p>
+            <w:pPr>
+              <w:spacing w:after="0"/>
+            </w:pPr>
+            <w:r>
+              <w:rPr>
+                <w:b/>
+                <w:color w:val="166534"/>
+                <w:sz w:val="23"/>
+              </w:rPr>
+              <w:t>2026-06-30 20:28  |  3510楼  |  狼大  |  UID 150058</w:t>
+            </w:r>
+          </w:p>
+        </w:tc>
+      </w:tr>
+      <w:tr>
+        <w:tc>
+          <w:tcPr>
+            <w:tcW w:type="dxa" w:w="10080"/>
+          </w:tcPr>
+          <w:p>
+            <w:pPr>
+              <w:spacing w:line="276" w:lineRule="auto" w:after="100"/>
+            </w:pPr>
+            <w:r>
+              <w:rPr>
+                <w:color w:val="111827"/>
+                <w:sz w:val="24"/>
+              </w:rPr>
+              <w:t>Reply Post by lyc2200 (2026-06-30 20:24):</w:t>
+            </w:r>
+          </w:p>
+          <w:p>
+            <w:pPr>
+              <w:spacing w:line="276" w:lineRule="auto" w:after="100"/>
+            </w:pPr>
+            <w:r>
+              <w:rPr>
+                <w:color w:val="111827"/>
+                <w:sz w:val="24"/>
+              </w:rPr>
+              <w:t>狼大晚上好，我想请教一下下半年围绕的aidc方向</w:t>
+            </w:r>
+            <w:r>
+              <w:br/>
+            </w:r>
+            <w:r>
+              <w:rPr>
+                <w:color w:val="111827"/>
+                <w:sz w:val="24"/>
+              </w:rPr>
+              <w:t>是优先落地中的相关设备配套</w:t>
+            </w:r>
+            <w:r>
+              <w:br/>
+            </w:r>
+            <w:r>
+              <w:rPr>
+                <w:color w:val="111827"/>
+                <w:sz w:val="24"/>
+              </w:rPr>
+              <w:t>还是有地有卡的算力商？</w:t>
+            </w:r>
+            <w:r>
+              <w:br/>
+            </w:r>
+            <w:r>
+              <w:rPr>
+                <w:color w:val="111827"/>
+                <w:sz w:val="24"/>
+              </w:rPr>
+              <w:t>TOKEN工厂方向。</w:t>
+            </w:r>
+          </w:p>
+        </w:tc>
+      </w:tr>
+    </w:tbl>
+    <w:p>
+      <w:pPr>
+        <w:spacing w:after="40"/>
+      </w:pPr>
+    </w:p>
+    <w:tbl>
+      <w:tblPr>
+        <w:tblStyle w:val="TableGrid"/>
+        <w:tblW w:type="auto" w:w="0"/>
+        <w:tblLook w:firstColumn="1" w:firstRow="1" w:lastColumn="0" w:lastRow="0" w:noHBand="0" w:noVBand="1" w:val="04A0"/>
+      </w:tblPr>
+      <w:tblGrid>
+        <w:gridCol w:w="10080"/>
+      </w:tblGrid>
+      <w:tr>
+        <w:tc>
+          <w:tcPr>
+            <w:tcW w:type="dxa" w:w="10080"/>
+            <w:shd w:fill="EAF3EA"/>
+          </w:tcPr>
+          <w:p>
+            <w:pPr>
+              <w:spacing w:after="0"/>
+            </w:pPr>
+            <w:r>
+              <w:rPr>
+                <w:b/>
+                <w:color w:val="166534"/>
+                <w:sz w:val="23"/>
+              </w:rPr>
+              <w:t>2026-06-30 20:34  |  3511楼  |  狼大  |  UID 150058</w:t>
+            </w:r>
+          </w:p>
+        </w:tc>
+      </w:tr>
+      <w:tr>
+        <w:tc>
+          <w:tcPr>
+            <w:tcW w:type="dxa" w:w="10080"/>
+          </w:tcPr>
+          <w:p>
+            <w:pPr>
+              <w:spacing w:line="276" w:lineRule="auto" w:after="100"/>
+            </w:pPr>
+            <w:r>
+              <w:rPr>
+                <w:color w:val="111827"/>
+                <w:sz w:val="24"/>
+              </w:rPr>
+              <w:t>Reply Post by 颜控正义日记 (2026-06-30 20:29):</w:t>
+            </w:r>
+          </w:p>
+          <w:p>
+            <w:pPr>
+              <w:spacing w:line="276" w:lineRule="auto" w:after="100"/>
+            </w:pPr>
+            <w:r>
+              <w:rPr>
+                <w:color w:val="111827"/>
+                <w:sz w:val="24"/>
+              </w:rPr>
+              <w:t>狼大，关于今天的大盘，我分析了下今天的走势看法：首先4133这一段下跌的中分位4063左右，昨天虽然收盘站上但是没满足3个15min鹅且还是缩量，昨晚复盘50和1000都是空优，预期低开，说明4063这个位置还没有绝对站稳，今天10:40开始后的3个15min期间放量并站稳4063，后面大盘就开始向4175以来这段下跌的中分位4079开始冲击，今下午14:30开始一直到收盘都站在这个之上且一直放量，但没满足3个15min，今晚的股指期货又都是空优，再加上后面又面临15k的一个跳空缺口，那明天开盘</w:t>
+            </w:r>
+            <w:r>
+              <w:br/>
+            </w:r>
+            <w:r>
+              <w:rPr>
+                <w:color w:val="111827"/>
+                <w:sz w:val="24"/>
+              </w:rPr>
+              <w:t>对的 其实指数方面并没有很好</w:t>
+            </w:r>
+            <w:r>
+              <w:br/>
+            </w:r>
+            <w:r>
+              <w:rPr>
+                <w:color w:val="111827"/>
+                <w:sz w:val="24"/>
+              </w:rPr>
+              <w:t>特别是越临近中报 白线方向很多钱是真想跑 [del]就是那些老登[/del]</w:t>
+            </w:r>
+            <w:r>
+              <w:br/>
+            </w:r>
+            <w:r>
+              <w:rPr>
+                <w:color w:val="111827"/>
+                <w:sz w:val="24"/>
+              </w:rPr>
+              <w:t>毕竟五粮液财报这么久了没动静，万一别的国企央企也学习呢？是吧？</w:t>
+            </w:r>
+            <w:r>
+              <w:br/>
+            </w:r>
+            <w:r>
+              <w:rPr>
+                <w:color w:val="111827"/>
+                <w:sz w:val="24"/>
+              </w:rPr>
+              <w:t>所以我一直说了 这段3-5可能不是大家想的那种普涨一步到位的行情，而是 缩圈 缩圈 再缩圈的加速行情</w:t>
+            </w:r>
+            <w:r>
+              <w:br/>
+            </w:r>
+            <w:r>
+              <w:rPr>
+                <w:color w:val="111827"/>
+                <w:sz w:val="24"/>
+              </w:rPr>
+              <w:t>事实确实也是这样。</w:t>
+            </w:r>
+            <w:r>
+              <w:br/>
+            </w:r>
+            <w:r>
+              <w:rPr>
+                <w:color w:val="111827"/>
+                <w:sz w:val="24"/>
+              </w:rPr>
+              <w:t>既然是这样，随时都要防一手第二只脚或者中报期间指数级破位。</w:t>
+            </w:r>
+            <w:r>
+              <w:br/>
+            </w:r>
+            <w:r>
+              <w:rPr>
+                <w:color w:val="111827"/>
+                <w:sz w:val="24"/>
+              </w:rPr>
+              <w:t>我随时都保持谨慎的。只是谨慎不代表胆怯，特别是我有盈利的时候。操作余地就很大了。</w:t>
+            </w:r>
+          </w:p>
+        </w:tc>
+      </w:tr>
+    </w:tbl>
+    <w:p>
+      <w:pPr>
+        <w:spacing w:after="40"/>
+      </w:pPr>
+    </w:p>
+    <w:tbl>
+      <w:tblPr>
+        <w:tblStyle w:val="TableGrid"/>
+        <w:tblW w:type="auto" w:w="0"/>
+        <w:tblLook w:firstColumn="1" w:firstRow="1" w:lastColumn="0" w:lastRow="0" w:noHBand="0" w:noVBand="1" w:val="04A0"/>
+      </w:tblPr>
+      <w:tblGrid>
+        <w:gridCol w:w="10080"/>
+      </w:tblGrid>
+      <w:tr>
+        <w:tc>
+          <w:tcPr>
+            <w:tcW w:type="dxa" w:w="10080"/>
+            <w:shd w:fill="EAF3EA"/>
+          </w:tcPr>
+          <w:p>
+            <w:pPr>
+              <w:spacing w:after="0"/>
+            </w:pPr>
+            <w:r>
+              <w:rPr>
+                <w:b/>
+                <w:color w:val="166534"/>
+                <w:sz w:val="23"/>
+              </w:rPr>
+              <w:t>2026-06-30 20:40  |  3512楼  |  狼大  |  UID 150058</w:t>
+            </w:r>
+          </w:p>
+        </w:tc>
+      </w:tr>
+      <w:tr>
+        <w:tc>
+          <w:tcPr>
+            <w:tcW w:type="dxa" w:w="10080"/>
+          </w:tcPr>
+          <w:p>
+            <w:pPr>
+              <w:spacing w:line="276" w:lineRule="auto" w:after="100"/>
+            </w:pPr>
+            <w:r>
+              <w:rPr>
+                <w:color w:val="111827"/>
+                <w:sz w:val="24"/>
+              </w:rPr>
+              <w:t>Reply Post by 伊莎玛拉 (2026-06-30 20:37):</w:t>
+            </w:r>
+          </w:p>
+          <w:p>
+            <w:pPr>
+              <w:spacing w:line="276" w:lineRule="auto" w:after="100"/>
+            </w:pPr>
+            <w:r>
+              <w:rPr>
+                <w:color w:val="111827"/>
+                <w:sz w:val="24"/>
+              </w:rPr>
+              <w:t>狼大，狼大 小金属这边还能看吗 我感觉有一些业绩应该很好</w:t>
+            </w:r>
+            <w:r>
+              <w:br/>
+            </w:r>
+            <w:r>
+              <w:rPr>
+                <w:color w:val="111827"/>
+                <w:sz w:val="24"/>
+              </w:rPr>
+              <w:t>没什么问题 稀土小金属都是半导体材料。。。只是这种属于小作文加速型，按小波段操作来做。</w:t>
+            </w:r>
+            <w:r>
+              <w:br/>
+            </w:r>
+            <w:r>
+              <w:rPr>
+                <w:color w:val="111827"/>
+                <w:sz w:val="24"/>
+              </w:rPr>
+              <w:t>和那种趋势核心沿线上去的材料操作方法不一样。</w:t>
+            </w:r>
+          </w:p>
+        </w:tc>
+      </w:tr>
+    </w:tbl>
+    <w:p>
+      <w:pPr>
+        <w:spacing w:after="40"/>
+      </w:pPr>
+    </w:p>
+    <w:tbl>
+      <w:tblPr>
+        <w:tblStyle w:val="TableGrid"/>
+        <w:tblW w:type="auto" w:w="0"/>
+        <w:tblLook w:firstColumn="1" w:firstRow="1" w:lastColumn="0" w:lastRow="0" w:noHBand="0" w:noVBand="1" w:val="04A0"/>
+      </w:tblPr>
+      <w:tblGrid>
+        <w:gridCol w:w="10080"/>
+      </w:tblGrid>
+      <w:tr>
+        <w:tc>
+          <w:tcPr>
+            <w:tcW w:type="dxa" w:w="10080"/>
+            <w:shd w:fill="EAF3EA"/>
+          </w:tcPr>
+          <w:p>
+            <w:pPr>
+              <w:spacing w:after="0"/>
+            </w:pPr>
+            <w:r>
+              <w:rPr>
+                <w:b/>
+                <w:color w:val="166534"/>
+                <w:sz w:val="23"/>
+              </w:rPr>
+              <w:t>2026-06-30 20:41  |  3513楼  |  狼大  |  UID 150058</w:t>
+            </w:r>
+          </w:p>
+        </w:tc>
+      </w:tr>
+      <w:tr>
+        <w:tc>
+          <w:tcPr>
+            <w:tcW w:type="dxa" w:w="10080"/>
+          </w:tcPr>
+          <w:p>
+            <w:pPr>
+              <w:spacing w:line="276" w:lineRule="auto" w:after="100"/>
+            </w:pPr>
+            <w:r>
+              <w:rPr>
+                <w:color w:val="111827"/>
+                <w:sz w:val="24"/>
+              </w:rPr>
+              <w:t>Reply Post by Jessebiglu (2026-06-30 20:38):</w:t>
+            </w:r>
+          </w:p>
+          <w:p>
+            <w:pPr>
+              <w:spacing w:line="276" w:lineRule="auto" w:after="100"/>
+            </w:pPr>
+            <w:r>
+              <w:rPr>
+                <w:color w:val="111827"/>
+                <w:sz w:val="24"/>
+              </w:rPr>
+              <w:t>狼大，问个比较基础的盘面问题，3-5转四浪的话，有什么明显的特征吗，或者盘面信号？</w:t>
+            </w:r>
+            <w:r>
+              <w:br/>
+            </w:r>
+            <w:r>
+              <w:rPr>
+                <w:color w:val="111827"/>
+                <w:sz w:val="24"/>
+              </w:rPr>
+              <w:t>或者说盘面出现什么情况，你会开始减仓甚至清仓，认为进入四浪了。</w:t>
+            </w:r>
+            <w:r>
+              <w:br/>
+            </w:r>
+            <w:r>
+              <w:rPr>
+                <w:color w:val="111827"/>
+                <w:sz w:val="24"/>
+              </w:rPr>
+              <w:t>当我手上一半盈利仓触发被动止盈的时候。</w:t>
+            </w:r>
+          </w:p>
+        </w:tc>
+      </w:tr>
+    </w:tbl>
+    <w:p>
+      <w:pPr>
+        <w:spacing w:after="40"/>
+      </w:pPr>
+    </w:p>
+    <w:tbl>
+      <w:tblPr>
+        <w:tblStyle w:val="TableGrid"/>
+        <w:tblW w:type="auto" w:w="0"/>
+        <w:tblLook w:firstColumn="1" w:firstRow="1" w:lastColumn="0" w:lastRow="0" w:noHBand="0" w:noVBand="1" w:val="04A0"/>
+      </w:tblPr>
+      <w:tblGrid>
+        <w:gridCol w:w="10080"/>
+      </w:tblGrid>
+      <w:tr>
+        <w:tc>
+          <w:tcPr>
+            <w:tcW w:type="dxa" w:w="10080"/>
+            <w:shd w:fill="F3F4F6"/>
+          </w:tcPr>
+          <w:p>
+            <w:pPr>
+              <w:spacing w:after="0"/>
+            </w:pPr>
+            <w:r>
+              <w:rPr>
+                <w:b/>
+                <w:color w:val="374151"/>
+                <w:sz w:val="19"/>
+              </w:rPr>
+              <w:t>2026-06-30 20:48  |  3020楼  |  Rzzz二号机  |  UID 67143809</w:t>
+            </w:r>
+          </w:p>
+        </w:tc>
+      </w:tr>
+      <w:tr>
+        <w:tc>
+          <w:tcPr>
+            <w:tcW w:type="dxa" w:w="10080"/>
+          </w:tcPr>
+          <w:p>
+            <w:pPr>
+              <w:spacing w:line="276" w:lineRule="auto" w:after="100"/>
+            </w:pPr>
+            <w:r>
+              <w:rPr>
+                <w:sz w:val="20"/>
+              </w:rPr>
+              <w:t>买头肯 买头肯[s:ac:喘]</w:t>
+            </w:r>
+          </w:p>
+        </w:tc>
+      </w:tr>
+    </w:tbl>
+    <w:p>
+      <w:pPr>
+        <w:spacing w:after="40"/>
+      </w:pPr>
+    </w:p>
+    <w:tbl>
+      <w:tblPr>
+        <w:tblStyle w:val="TableGrid"/>
+        <w:tblW w:type="auto" w:w="0"/>
+        <w:tblLook w:firstColumn="1" w:firstRow="1" w:lastColumn="0" w:lastRow="0" w:noHBand="0" w:noVBand="1" w:val="04A0"/>
+      </w:tblPr>
+      <w:tblGrid>
+        <w:gridCol w:w="10080"/>
+      </w:tblGrid>
+      <w:tr>
+        <w:tc>
+          <w:tcPr>
+            <w:tcW w:type="dxa" w:w="10080"/>
+            <w:shd w:fill="EAF3EA"/>
+          </w:tcPr>
+          <w:p>
+            <w:pPr>
+              <w:spacing w:after="0"/>
+            </w:pPr>
+            <w:r>
+              <w:rPr>
+                <w:b/>
+                <w:color w:val="166534"/>
+                <w:sz w:val="23"/>
+              </w:rPr>
+              <w:t>2026-06-30 20:48  |  3514楼  |  狼大  |  UID 150058</w:t>
+            </w:r>
+          </w:p>
+        </w:tc>
+      </w:tr>
+      <w:tr>
+        <w:tc>
+          <w:tcPr>
+            <w:tcW w:type="dxa" w:w="10080"/>
+          </w:tcPr>
+          <w:p>
+            <w:pPr>
+              <w:spacing w:line="276" w:lineRule="auto" w:after="100"/>
+            </w:pPr>
+            <w:r>
+              <w:rPr>
+                <w:color w:val="111827"/>
+                <w:sz w:val="24"/>
+              </w:rPr>
+              <w:t>Reply Post by 苍地哥 (2026-06-30 20:44):</w:t>
+            </w:r>
+          </w:p>
+          <w:p>
+            <w:pPr>
+              <w:spacing w:line="276" w:lineRule="auto" w:after="100"/>
+            </w:pPr>
+            <w:r>
+              <w:rPr>
+                <w:color w:val="111827"/>
+                <w:sz w:val="24"/>
+              </w:rPr>
+              <w:t>狼大，像中大哥这样涨上天的票，再怎么涨也能看到头了，而且一涨就不好压指数，是不是不太推荐再拿着了</w:t>
+            </w:r>
+            <w:r>
+              <w:br/>
+            </w:r>
+            <w:r>
+              <w:rPr>
+                <w:color w:val="111827"/>
+                <w:sz w:val="24"/>
+              </w:rPr>
+              <w:t>像这几天，二哥都薄纱了他</w:t>
+            </w:r>
+            <w:r>
+              <w:br/>
+            </w:r>
+            <w:r>
+              <w:rPr>
+                <w:color w:val="111827"/>
+                <w:sz w:val="24"/>
+              </w:rPr>
+              <w:t>下一个就是你了，姨</w:t>
+            </w:r>
+            <w:r>
+              <w:br/>
+            </w:r>
+            <w:r>
+              <w:rPr>
+                <w:color w:val="111827"/>
+                <w:sz w:val="24"/>
+              </w:rPr>
+              <w:t>这么和你说吧 你考虑一下我们是个什么样的市场，进入指数的票是不是带有另外的使命就行了。</w:t>
+            </w:r>
+          </w:p>
+        </w:tc>
+      </w:tr>
+    </w:tbl>
+    <w:p>
+      <w:pPr>
+        <w:spacing w:after="40"/>
+      </w:pPr>
+    </w:p>
+    <w:tbl>
+      <w:tblPr>
+        <w:tblStyle w:val="TableGrid"/>
+        <w:tblW w:type="auto" w:w="0"/>
+        <w:tblLook w:firstColumn="1" w:firstRow="1" w:lastColumn="0" w:lastRow="0" w:noHBand="0" w:noVBand="1" w:val="04A0"/>
+      </w:tblPr>
+      <w:tblGrid>
+        <w:gridCol w:w="10080"/>
+      </w:tblGrid>
+      <w:tr>
+        <w:tc>
+          <w:tcPr>
+            <w:tcW w:type="dxa" w:w="10080"/>
+            <w:shd w:fill="F3F4F6"/>
+          </w:tcPr>
+          <w:p>
+            <w:pPr>
+              <w:spacing w:after="0"/>
+            </w:pPr>
+            <w:r>
+              <w:rPr>
+                <w:b/>
+                <w:color w:val="374151"/>
+                <w:sz w:val="19"/>
+              </w:rPr>
+              <w:t>2026-06-30 20:54  |  3021楼  |  Rzzz二号机  |  UID 67143809</w:t>
+            </w:r>
+          </w:p>
+        </w:tc>
+      </w:tr>
+      <w:tr>
+        <w:tc>
+          <w:tcPr>
+            <w:tcW w:type="dxa" w:w="10080"/>
+          </w:tcPr>
+          <w:p>
+            <w:pPr>
+              <w:spacing w:line="276" w:lineRule="auto" w:after="100"/>
+            </w:pPr>
+            <w:r>
+              <w:rPr>
+                <w:sz w:val="20"/>
+              </w:rPr>
+              <w:t>今晚信息量有点大啊[s:ac:瞎]</w:t>
+            </w:r>
+          </w:p>
+        </w:tc>
+      </w:tr>
+    </w:tbl>
+    <w:p>
+      <w:pPr>
+        <w:spacing w:after="40"/>
+      </w:pPr>
+    </w:p>
+    <w:tbl>
+      <w:tblPr>
+        <w:tblStyle w:val="TableGrid"/>
+        <w:tblW w:type="auto" w:w="0"/>
+        <w:tblLook w:firstColumn="1" w:firstRow="1" w:lastColumn="0" w:lastRow="0" w:noHBand="0" w:noVBand="1" w:val="04A0"/>
+      </w:tblPr>
+      <w:tblGrid>
+        <w:gridCol w:w="10080"/>
+      </w:tblGrid>
+      <w:tr>
+        <w:tc>
+          <w:tcPr>
+            <w:tcW w:type="dxa" w:w="10080"/>
+            <w:shd w:fill="EAF3EA"/>
+          </w:tcPr>
+          <w:p>
+            <w:pPr>
+              <w:spacing w:after="0"/>
+            </w:pPr>
+            <w:r>
+              <w:rPr>
+                <w:b/>
+                <w:color w:val="166534"/>
+                <w:sz w:val="23"/>
+              </w:rPr>
+              <w:t>2026-06-30 20:54  |  3515楼  |  狼大  |  UID 150058</w:t>
+            </w:r>
+          </w:p>
+        </w:tc>
+      </w:tr>
+      <w:tr>
+        <w:tc>
+          <w:tcPr>
+            <w:tcW w:type="dxa" w:w="10080"/>
+          </w:tcPr>
+          <w:p>
+            <w:pPr>
+              <w:spacing w:line="276" w:lineRule="auto" w:after="100"/>
+            </w:pPr>
+            <w:r>
+              <w:rPr>
+                <w:color w:val="111827"/>
+                <w:sz w:val="24"/>
+              </w:rPr>
+              <w:t>Reply Post by Ananaki (2026-06-30 20:52):</w:t>
+            </w:r>
+          </w:p>
+          <w:p>
+            <w:pPr>
+              <w:spacing w:line="276" w:lineRule="auto" w:after="100"/>
+            </w:pPr>
+            <w:r>
+              <w:rPr>
+                <w:color w:val="111827"/>
+                <w:sz w:val="24"/>
+              </w:rPr>
+              <w:t>狼大晚上好，我想请教一些关于到顶以及回调的问题。</w:t>
+            </w:r>
+            <w:r>
+              <w:br/>
+            </w:r>
+            <w:r>
+              <w:rPr>
+                <w:color w:val="111827"/>
+                <w:sz w:val="24"/>
+              </w:rPr>
+              <w:t>一是见顶，我印象中 1 月份的航天和有色，它们见顶的时候都是出现了高位放大量的一个情况。昨天我观察到半导体板块也出现了类似的情况，但是半导体今天并没有大量的回落，是因为半导体的逻辑更强，还是因为内部的不同小板块可以有效的进行一个承接呢？</w:t>
+            </w:r>
+            <w:r>
+              <w:br/>
+            </w:r>
+            <w:r>
+              <w:rPr>
+                <w:color w:val="111827"/>
+                <w:sz w:val="24"/>
+              </w:rPr>
+              <w:t>另外一个是关于回调到位的。我现在常用的是观察到回调到 0.618 以及均线聚合之后开始分离。之外，还有没有什么好的办法呢？</w:t>
+            </w:r>
+            <w:r>
+              <w:br/>
+            </w:r>
+            <w:r>
+              <w:rPr>
+                <w:color w:val="111827"/>
+                <w:sz w:val="24"/>
+              </w:rPr>
+              <w:t>另外就是在回调以及启动的地方应该如何去观察它的量价关系呢？我听说底部放量是可以抄底的信号</w:t>
+            </w:r>
+            <w:r>
+              <w:br/>
+            </w:r>
+            <w:r>
+              <w:rPr>
+                <w:color w:val="111827"/>
+                <w:sz w:val="24"/>
+              </w:rPr>
+              <w:t>你没有相应的技术体系 很难对等交流</w:t>
+            </w:r>
+            <w:r>
+              <w:br/>
+            </w:r>
+            <w:r>
+              <w:rPr>
+                <w:color w:val="111827"/>
+                <w:sz w:val="24"/>
+              </w:rPr>
+              <w:t>我说的你听不懂。你问的我无法回答。</w:t>
+            </w:r>
+          </w:p>
+        </w:tc>
+      </w:tr>
+    </w:tbl>
+    <w:p>
+      <w:pPr>
+        <w:spacing w:after="40"/>
+      </w:pPr>
+    </w:p>
+    <w:tbl>
+      <w:tblPr>
+        <w:tblStyle w:val="TableGrid"/>
+        <w:tblW w:type="auto" w:w="0"/>
+        <w:tblLook w:firstColumn="1" w:firstRow="1" w:lastColumn="0" w:lastRow="0" w:noHBand="0" w:noVBand="1" w:val="04A0"/>
+      </w:tblPr>
+      <w:tblGrid>
+        <w:gridCol w:w="10080"/>
+      </w:tblGrid>
+      <w:tr>
+        <w:tc>
+          <w:tcPr>
+            <w:tcW w:type="dxa" w:w="10080"/>
+            <w:shd w:fill="F3F4F6"/>
+          </w:tcPr>
+          <w:p>
+            <w:pPr>
+              <w:spacing w:after="0"/>
+            </w:pPr>
+            <w:r>
+              <w:rPr>
+                <w:b/>
+                <w:color w:val="374151"/>
+                <w:sz w:val="19"/>
+              </w:rPr>
+              <w:t>2026-06-30 20:59  |  3022楼  |  Rzzz二号机  |  UID 67143809</w:t>
+            </w:r>
+          </w:p>
+        </w:tc>
+      </w:tr>
+      <w:tr>
+        <w:tc>
+          <w:tcPr>
+            <w:tcW w:type="dxa" w:w="10080"/>
+          </w:tcPr>
+          <w:p>
+            <w:pPr>
+              <w:spacing w:line="276" w:lineRule="auto" w:after="100"/>
+            </w:pPr>
+            <w:r>
+              <w:rPr>
+                <w:sz w:val="20"/>
+              </w:rPr>
+              <w:t>Reply Post by -阿狼- (2026-06-30 20:41):</w:t>
+            </w:r>
+          </w:p>
+          <w:p>
+            <w:pPr>
+              <w:spacing w:line="276" w:lineRule="auto" w:after="100"/>
+            </w:pPr>
+            <w:r>
+              <w:rPr>
+                <w:sz w:val="20"/>
+              </w:rPr>
+              <w:t>当我手上一半盈利仓触发被动止盈的时候。</w:t>
+            </w:r>
+          </w:p>
+          <w:p>
+            <w:pPr>
+              <w:spacing w:line="276" w:lineRule="auto" w:after="100"/>
+            </w:pPr>
+            <w:r>
+              <w:rPr>
+                <w:sz w:val="20"/>
+              </w:rPr>
+              <w:t>帅狼我有个小问题 按照你的被动止盈策略…有很多票不来一个跌停或者两个跌停到不了被动止盈线吧[s:ac:瞎]</w:t>
+            </w:r>
+          </w:p>
+        </w:tc>
+      </w:tr>
+    </w:tbl>
+    <w:p>
+      <w:pPr>
+        <w:spacing w:after="40"/>
+      </w:pPr>
+    </w:p>
+    <w:tbl>
+      <w:tblPr>
+        <w:tblStyle w:val="TableGrid"/>
+        <w:tblW w:type="auto" w:w="0"/>
+        <w:tblLook w:firstColumn="1" w:firstRow="1" w:lastColumn="0" w:lastRow="0" w:noHBand="0" w:noVBand="1" w:val="04A0"/>
+      </w:tblPr>
+      <w:tblGrid>
+        <w:gridCol w:w="10080"/>
+      </w:tblGrid>
+      <w:tr>
+        <w:tc>
+          <w:tcPr>
+            <w:tcW w:type="dxa" w:w="10080"/>
+            <w:shd w:fill="EAF3EA"/>
+          </w:tcPr>
+          <w:p>
+            <w:pPr>
+              <w:spacing w:after="0"/>
+            </w:pPr>
+            <w:r>
+              <w:rPr>
+                <w:b/>
+                <w:color w:val="166534"/>
+                <w:sz w:val="23"/>
+              </w:rPr>
+              <w:t>2026-06-30 21:04  |  3516楼  |  狼大  |  UID 150058</w:t>
+            </w:r>
+          </w:p>
+        </w:tc>
+      </w:tr>
+      <w:tr>
+        <w:tc>
+          <w:tcPr>
+            <w:tcW w:type="dxa" w:w="10080"/>
+          </w:tcPr>
+          <w:p>
+            <w:pPr>
+              <w:spacing w:line="276" w:lineRule="auto" w:after="100"/>
+            </w:pPr>
+            <w:r>
+              <w:rPr>
+                <w:color w:val="111827"/>
+                <w:sz w:val="24"/>
+              </w:rPr>
+              <w:t>Reply Post by Rzzz二号机 (2026-06-30 20:59):</w:t>
+            </w:r>
+          </w:p>
+          <w:p>
+            <w:pPr>
+              <w:spacing w:line="276" w:lineRule="auto" w:after="100"/>
+            </w:pPr>
+            <w:r>
+              <w:rPr>
+                <w:color w:val="111827"/>
+                <w:sz w:val="24"/>
+              </w:rPr>
+              <w:t>帅狼我有个小问题 按照你的被动止盈策略…有很多票不来一个跌停或者两个跌停到不了被动止盈线吧[s:ac:瞎]</w:t>
+            </w:r>
+            <w:r>
+              <w:br/>
+            </w:r>
+            <w:r>
+              <w:rPr>
+                <w:color w:val="111827"/>
+                <w:sz w:val="24"/>
+              </w:rPr>
+              <w:t>差不多吧 我手上现在非长线的就有快20只票 分散了大幅增加盈利的同时也避免了中报可能的黑天鹅风险。</w:t>
+            </w:r>
+            <w:r>
+              <w:br/>
+            </w:r>
+            <w:r>
+              <w:rPr>
+                <w:color w:val="111827"/>
+                <w:sz w:val="24"/>
+              </w:rPr>
+              <w:t>而且大部分都是大盈利的 所以无所谓</w:t>
+            </w:r>
+          </w:p>
+          <w:p>
+            <w:pPr>
+              <w:spacing w:line="276" w:lineRule="auto" w:after="100"/>
+            </w:pPr>
+            <w:r>
+              <w:rPr>
+                <w:color w:val="111827"/>
+                <w:sz w:val="24"/>
+              </w:rPr>
+              <w:t>今天我还和S聊到了 我之前做阳光的时候</w:t>
+            </w:r>
+            <w:r>
+              <w:br/>
+            </w:r>
+            <w:r>
+              <w:rPr>
+                <w:color w:val="111827"/>
+                <w:sz w:val="24"/>
+              </w:rPr>
+              <w:t>其实不是我为什么做到了完整趋势的阳光 而是最后剩的就是阳光。他是市场选出来的。。不是我主动做的。</w:t>
+            </w:r>
+            <w:r>
+              <w:br/>
+            </w:r>
+            <w:r>
+              <w:rPr>
+                <w:color w:val="111827"/>
+                <w:sz w:val="24"/>
+              </w:rPr>
+              <w:t>我现在也是一样 手上的没破就一直拿 破了就变成现金继续找新逻辑的</w:t>
+            </w:r>
+            <w:r>
+              <w:br/>
+            </w:r>
+            <w:r>
+              <w:rPr>
+                <w:color w:val="111827"/>
+                <w:sz w:val="24"/>
+              </w:rPr>
+              <w:t>这些之前都有分享过。</w:t>
+            </w:r>
+          </w:p>
+        </w:tc>
+      </w:tr>
+    </w:tbl>
+    <w:p>
+      <w:pPr>
+        <w:spacing w:after="40"/>
+      </w:pPr>
+    </w:p>
+    <w:tbl>
+      <w:tblPr>
+        <w:tblStyle w:val="TableGrid"/>
+        <w:tblW w:type="auto" w:w="0"/>
+        <w:tblLook w:firstColumn="1" w:firstRow="1" w:lastColumn="0" w:lastRow="0" w:noHBand="0" w:noVBand="1" w:val="04A0"/>
+      </w:tblPr>
+      <w:tblGrid>
+        <w:gridCol w:w="10080"/>
+      </w:tblGrid>
+      <w:tr>
+        <w:tc>
+          <w:tcPr>
+            <w:tcW w:type="dxa" w:w="10080"/>
+            <w:shd w:fill="F3F4F6"/>
+          </w:tcPr>
+          <w:p>
+            <w:pPr>
+              <w:spacing w:after="0"/>
+            </w:pPr>
+            <w:r>
+              <w:rPr>
+                <w:b/>
+                <w:color w:val="374151"/>
+                <w:sz w:val="19"/>
+              </w:rPr>
+              <w:t>2026-06-30 21:08  |  3023楼  |  Rzzz二号机  |  UID 67143809</w:t>
+            </w:r>
+          </w:p>
+        </w:tc>
+      </w:tr>
+      <w:tr>
+        <w:tc>
+          <w:tcPr>
+            <w:tcW w:type="dxa" w:w="10080"/>
+          </w:tcPr>
+          <w:p>
+            <w:pPr>
+              <w:spacing w:line="276" w:lineRule="auto" w:after="100"/>
+            </w:pPr>
+            <w:r>
+              <w:rPr>
+                <w:sz w:val="20"/>
+              </w:rPr>
+              <w:t>Reply Post by -阿狼- (2026-06-30 21:04):</w:t>
+            </w:r>
+          </w:p>
+          <w:p>
+            <w:pPr>
+              <w:spacing w:line="276" w:lineRule="auto" w:after="100"/>
+            </w:pPr>
+            <w:r>
+              <w:rPr>
+                <w:sz w:val="20"/>
+              </w:rPr>
+              <w:t>差不多吧 我手上现在非长线的就有快20只票 分散了大幅增加盈利的同时也避免了中报可能的黑天鹅风险。</w:t>
+            </w:r>
+            <w:r>
+              <w:br/>
+            </w:r>
+            <w:r>
+              <w:rPr>
+                <w:sz w:val="20"/>
+              </w:rPr>
+              <w:t>而且大部分都是大盈利的 所以无所谓</w:t>
+            </w:r>
+          </w:p>
+          <w:p>
+            <w:pPr>
+              <w:spacing w:line="276" w:lineRule="auto" w:after="100"/>
+            </w:pPr>
+            <w:r>
+              <w:rPr>
+                <w:sz w:val="20"/>
+              </w:rPr>
+              <w:t>今天我还和S聊到了 我之前做阳光的时候</w:t>
+            </w:r>
+            <w:r>
+              <w:br/>
+            </w:r>
+            <w:r>
+              <w:rPr>
+                <w:sz w:val="20"/>
+              </w:rPr>
+              <w:t>其实不是我为什么做到了完整趋势的阳光 而是最后剩的就是阳光。他是市场选出来的。。不是我主动做的。</w:t>
+            </w:r>
+            <w:r>
+              <w:br/>
+            </w:r>
+            <w:r>
+              <w:rPr>
+                <w:sz w:val="20"/>
+              </w:rPr>
+              <w:t>我现在也是一样 手上的没破就一直拿 破了就变成现金继续找新逻辑的</w:t>
+            </w:r>
+            <w:r>
+              <w:br/>
+            </w:r>
+            <w:r>
+              <w:rPr>
+                <w:sz w:val="20"/>
+              </w:rPr>
+              <w:t>这些之前都有分享过。</w:t>
+            </w:r>
+          </w:p>
+          <w:p>
+            <w:pPr>
+              <w:spacing w:line="276" w:lineRule="auto" w:after="100"/>
+            </w:pPr>
+            <w:r>
+              <w:rPr>
+                <w:sz w:val="20"/>
+              </w:rPr>
+              <w:t>懂了[s:pg:满分]大概知道该怎么操作了</w:t>
+            </w:r>
+          </w:p>
+          <w:p>
+            <w:pPr>
+              <w:spacing w:line="276" w:lineRule="auto" w:after="100"/>
+            </w:pPr>
+            <w:r>
+              <w:rPr>
+                <w:sz w:val="20"/>
+              </w:rPr>
+              <w:t>祝帅比[del]和我[/del]今年黄金干到他妈5600</w:t>
+            </w:r>
+          </w:p>
+        </w:tc>
+      </w:tr>
+    </w:tbl>
+    <w:p>
+      <w:pPr>
+        <w:spacing w:after="40"/>
+      </w:pPr>
+    </w:p>
+    <w:tbl>
+      <w:tblPr>
+        <w:tblStyle w:val="TableGrid"/>
+        <w:tblW w:type="auto" w:w="0"/>
+        <w:tblLook w:firstColumn="1" w:firstRow="1" w:lastColumn="0" w:lastRow="0" w:noHBand="0" w:noVBand="1" w:val="04A0"/>
+      </w:tblPr>
+      <w:tblGrid>
+        <w:gridCol w:w="10080"/>
+      </w:tblGrid>
+      <w:tr>
+        <w:tc>
+          <w:tcPr>
+            <w:tcW w:type="dxa" w:w="10080"/>
+            <w:shd w:fill="EAF3EA"/>
+          </w:tcPr>
+          <w:p>
+            <w:pPr>
+              <w:spacing w:after="0"/>
+            </w:pPr>
+            <w:r>
+              <w:rPr>
+                <w:b/>
+                <w:color w:val="166534"/>
+                <w:sz w:val="23"/>
+              </w:rPr>
+              <w:t>2026-06-30 21:11  |  3517楼  |  狼大  |  UID 150058</w:t>
+            </w:r>
+          </w:p>
+        </w:tc>
+      </w:tr>
+      <w:tr>
+        <w:tc>
+          <w:tcPr>
+            <w:tcW w:type="dxa" w:w="10080"/>
+          </w:tcPr>
+          <w:p>
+            <w:pPr>
+              <w:spacing w:line="276" w:lineRule="auto" w:after="100"/>
+            </w:pPr>
+            <w:r>
+              <w:rPr>
+                <w:color w:val="111827"/>
+                <w:sz w:val="24"/>
+              </w:rPr>
+              <w:t>Reply Post by 梦、易碎 (2026-06-30 21:07):</w:t>
+            </w:r>
+          </w:p>
+          <w:p>
+            <w:pPr>
+              <w:spacing w:line="276" w:lineRule="auto" w:after="100"/>
+            </w:pPr>
+            <w:r>
+              <w:rPr>
+                <w:color w:val="111827"/>
+                <w:sz w:val="24"/>
+              </w:rPr>
+              <w:t>狼大，关于新能源里面有个已经无人问津的版块想请教一下，就是现在大家卷生卷死的整车版块，现在来看就是国内市场已经进入存量市场没什么故事可以讲了。现在有些头部企业开始讲出海的故事了，如果这部分证明了是有增利的空间的话是不是可以认为会有一个新的故事可以讲呢？</w:t>
+            </w:r>
+            <w:r>
+              <w:br/>
+            </w:r>
+            <w:r>
+              <w:rPr>
+                <w:color w:val="111827"/>
+                <w:sz w:val="24"/>
+              </w:rPr>
+              <w:t>利好逻辑抵不过消费疲软。</w:t>
+            </w:r>
+          </w:p>
+        </w:tc>
+      </w:tr>
+    </w:tbl>
+    <w:p>
+      <w:pPr>
+        <w:spacing w:after="40"/>
+      </w:pPr>
+    </w:p>
+    <w:tbl>
+      <w:tblPr>
+        <w:tblStyle w:val="TableGrid"/>
+        <w:tblW w:type="auto" w:w="0"/>
+        <w:tblLook w:firstColumn="1" w:firstRow="1" w:lastColumn="0" w:lastRow="0" w:noHBand="0" w:noVBand="1" w:val="04A0"/>
+      </w:tblPr>
+      <w:tblGrid>
+        <w:gridCol w:w="10080"/>
+      </w:tblGrid>
+      <w:tr>
+        <w:tc>
+          <w:tcPr>
+            <w:tcW w:type="dxa" w:w="10080"/>
+            <w:shd w:fill="EAF3EA"/>
+          </w:tcPr>
+          <w:p>
+            <w:pPr>
+              <w:spacing w:after="0"/>
+            </w:pPr>
+            <w:r>
+              <w:rPr>
+                <w:b/>
+                <w:color w:val="166534"/>
+                <w:sz w:val="23"/>
+              </w:rPr>
+              <w:t>2026-06-30 21:23  |  3518楼  |  狼大  |  UID 150058</w:t>
+            </w:r>
+          </w:p>
+        </w:tc>
+      </w:tr>
+      <w:tr>
+        <w:tc>
+          <w:tcPr>
+            <w:tcW w:type="dxa" w:w="10080"/>
+          </w:tcPr>
+          <w:p>
+            <w:pPr>
+              <w:spacing w:line="276" w:lineRule="auto" w:after="100"/>
+            </w:pPr>
+            <w:r>
+              <w:rPr>
+                <w:color w:val="111827"/>
+                <w:sz w:val="24"/>
+              </w:rPr>
+              <w:t>Reply Post by 人类不需要逻辑 (2026-06-30 21:21):</w:t>
+            </w:r>
+          </w:p>
+          <w:p>
+            <w:pPr>
+              <w:spacing w:line="276" w:lineRule="auto" w:after="100"/>
+            </w:pPr>
+            <w:r>
+              <w:rPr>
+                <w:color w:val="111827"/>
+                <w:sz w:val="24"/>
+              </w:rPr>
+              <w:t>狼大有个问题想请教一下。材料跟小金属的利润会不会有另外的使命导致被压制咧？还是根本不需要顾虑这个问题？</w:t>
+            </w:r>
+            <w:r>
+              <w:br/>
+            </w:r>
+            <w:r>
+              <w:rPr>
+                <w:color w:val="111827"/>
+                <w:sz w:val="24"/>
+              </w:rPr>
+              <w:t>除非和老美重启关税战 不然没这个问题</w:t>
+            </w:r>
+            <w:r>
+              <w:br/>
+            </w:r>
+            <w:r>
+              <w:rPr>
+                <w:color w:val="111827"/>
+                <w:sz w:val="24"/>
+              </w:rPr>
+              <w:t>老美暂时和欧公子在扯要不要打关税战的事，目前看来应该不会惹我们。</w:t>
+            </w:r>
+          </w:p>
+        </w:tc>
+      </w:tr>
+    </w:tbl>
+    <w:p>
+      <w:pPr>
+        <w:spacing w:after="40"/>
+      </w:pPr>
+    </w:p>
+    <w:tbl>
+      <w:tblPr>
+        <w:tblStyle w:val="TableGrid"/>
+        <w:tblW w:type="auto" w:w="0"/>
+        <w:tblLook w:firstColumn="1" w:firstRow="1" w:lastColumn="0" w:lastRow="0" w:noHBand="0" w:noVBand="1" w:val="04A0"/>
+      </w:tblPr>
+      <w:tblGrid>
+        <w:gridCol w:w="10080"/>
+      </w:tblGrid>
+      <w:tr>
+        <w:tc>
+          <w:tcPr>
+            <w:tcW w:type="dxa" w:w="10080"/>
+            <w:shd w:fill="F3F4F6"/>
+          </w:tcPr>
+          <w:p>
+            <w:pPr>
+              <w:spacing w:after="0"/>
+            </w:pPr>
+            <w:r>
+              <w:rPr>
+                <w:b/>
+                <w:color w:val="374151"/>
+                <w:sz w:val="19"/>
+              </w:rPr>
+              <w:t>2026-06-30 21:25  |  3024楼  |  Rzzz二号机  |  UID 67143809</w:t>
+            </w:r>
+          </w:p>
+        </w:tc>
+      </w:tr>
+      <w:tr>
+        <w:tc>
+          <w:tcPr>
+            <w:tcW w:type="dxa" w:w="10080"/>
+          </w:tcPr>
+          <w:p>
+            <w:pPr>
+              <w:spacing w:line="276" w:lineRule="auto" w:after="100"/>
+            </w:pPr>
+            <w:r>
+              <w:rPr>
+                <w:sz w:val="20"/>
+              </w:rPr>
+              <w:t>Reply Post by 春哥大菊花 (2026-06-30 21:21):</w:t>
+            </w:r>
+          </w:p>
+          <w:p>
+            <w:pPr>
+              <w:spacing w:line="276" w:lineRule="auto" w:after="100"/>
+            </w:pPr>
+            <w:r>
+              <w:rPr>
+                <w:sz w:val="20"/>
+              </w:rPr>
+              <w:t>帅狼，3-5 4317的目标会随着最近的盘面进行调整吗，不是要改你的点位，只是看今天芯 光 算在涨，大盘还在4100下觉得很迷茫[s:ac:中枪]这4317到底要多大的利好和情绪才能上</w:t>
+            </w:r>
+          </w:p>
+          <w:p>
+            <w:pPr>
+              <w:spacing w:line="276" w:lineRule="auto" w:after="100"/>
+            </w:pPr>
+            <w:r>
+              <w:rPr>
+                <w:sz w:val="20"/>
+              </w:rPr>
+              <w:t>这个我知道</w:t>
+            </w:r>
+          </w:p>
+          <w:p>
+            <w:pPr>
+              <w:spacing w:line="276" w:lineRule="auto" w:after="100"/>
+            </w:pPr>
+            <w:r>
+              <w:rPr>
+                <w:sz w:val="20"/>
+              </w:rPr>
+              <w:t>需要拉指数的时候 金融加科技 三天就干到了 不要担心指数冲不了顶的风险[s:pg:严肃]</w:t>
+            </w:r>
+          </w:p>
+        </w:tc>
+      </w:tr>
+    </w:tbl>
+    <w:p>
+      <w:pPr>
+        <w:spacing w:after="40"/>
+      </w:pPr>
+    </w:p>
+    <w:tbl>
+      <w:tblPr>
+        <w:tblStyle w:val="TableGrid"/>
+        <w:tblW w:type="auto" w:w="0"/>
+        <w:tblLook w:firstColumn="1" w:firstRow="1" w:lastColumn="0" w:lastRow="0" w:noHBand="0" w:noVBand="1" w:val="04A0"/>
+      </w:tblPr>
+      <w:tblGrid>
+        <w:gridCol w:w="10080"/>
+      </w:tblGrid>
+      <w:tr>
+        <w:tc>
+          <w:tcPr>
+            <w:tcW w:type="dxa" w:w="10080"/>
+            <w:shd w:fill="EAF3EA"/>
+          </w:tcPr>
+          <w:p>
+            <w:pPr>
+              <w:spacing w:after="0"/>
+            </w:pPr>
+            <w:r>
+              <w:rPr>
+                <w:b/>
+                <w:color w:val="166534"/>
+                <w:sz w:val="23"/>
+              </w:rPr>
+              <w:t>2026-06-30 22:09  |  3519楼  |  狼大  |  UID 150058</w:t>
+            </w:r>
+          </w:p>
+        </w:tc>
+      </w:tr>
+      <w:tr>
+        <w:tc>
+          <w:tcPr>
+            <w:tcW w:type="dxa" w:w="10080"/>
+          </w:tcPr>
+          <w:p>
+            <w:pPr>
+              <w:spacing w:line="276" w:lineRule="auto" w:after="100"/>
+            </w:pPr>
+            <w:r>
+              <w:rPr>
+                <w:color w:val="111827"/>
+                <w:sz w:val="24"/>
+              </w:rPr>
+              <w:t>Reply Post by 清翎丶 (2026-06-30 21:21):</w:t>
+            </w:r>
+          </w:p>
+          <w:p>
+            <w:pPr>
+              <w:spacing w:line="276" w:lineRule="auto" w:after="100"/>
+            </w:pPr>
+            <w:r>
+              <w:rPr>
+                <w:color w:val="111827"/>
+                <w:sz w:val="24"/>
+              </w:rPr>
+              <w:t>狼大我想问一个盘外问题，上次您的一些话引起了我的思考，列如图哥是半导体业内人士，实地参观有总工陪同讲解介绍的，s哥应该也是机器人业内人士，人都是干一行精一行的，有些信息就是比大部分人拿得准，诚然您说过的，现在信息流通很快，饥渴的人总能找到相应的信息，但是我觉得消息准度永远是比不上从业人士和大部分机构的，信息水分太大而资金不会造假，设备厂投产的东西结构是看得到的。所以作为普通人来说，是不是优先把精力放在挖逻辑，理解资金，盘口，磨砺技术，心态上会比去搜集所谓信息提高的更加快呢？</w:t>
+            </w:r>
+            <w:r>
+              <w:br/>
+            </w:r>
+            <w:r>
+              <w:rPr>
+                <w:color w:val="111827"/>
+                <w:sz w:val="24"/>
+              </w:rPr>
+              <w:t>我这么和你说吧</w:t>
+            </w:r>
+            <w:r>
+              <w:br/>
+            </w:r>
+            <w:r>
+              <w:rPr>
+                <w:color w:val="111827"/>
+                <w:sz w:val="24"/>
+              </w:rPr>
+              <w:t>对于我来说 万物皆周期 我打磨好我的技术 无所谓他是白酒牛市 新能源牛市 医药牛市 到现在的科技牛市我都没有错过</w:t>
+            </w:r>
+            <w:r>
+              <w:br/>
+            </w:r>
+            <w:r>
+              <w:rPr>
+                <w:color w:val="111827"/>
+                <w:sz w:val="24"/>
+              </w:rPr>
+              <w:t>无非是吃超额的时候需要更多消息来源而已。</w:t>
+            </w:r>
+            <w:r>
+              <w:br/>
+            </w:r>
+            <w:r>
+              <w:rPr>
+                <w:color w:val="111827"/>
+                <w:sz w:val="24"/>
+              </w:rPr>
+              <w:t>我的术是一个框架，这些题材都可以套进去。</w:t>
+            </w:r>
+          </w:p>
+        </w:tc>
+      </w:tr>
+    </w:tbl>
+    <w:p>
+      <w:pPr>
+        <w:spacing w:after="40"/>
+      </w:pPr>
+    </w:p>
+    <w:tbl>
+      <w:tblPr>
+        <w:tblStyle w:val="TableGrid"/>
+        <w:tblW w:type="auto" w:w="0"/>
+        <w:tblLook w:firstColumn="1" w:firstRow="1" w:lastColumn="0" w:lastRow="0" w:noHBand="0" w:noVBand="1" w:val="04A0"/>
+      </w:tblPr>
+      <w:tblGrid>
+        <w:gridCol w:w="10080"/>
+      </w:tblGrid>
+      <w:tr>
+        <w:tc>
+          <w:tcPr>
+            <w:tcW w:type="dxa" w:w="10080"/>
+            <w:shd w:fill="EAF3EA"/>
+          </w:tcPr>
+          <w:p>
+            <w:pPr>
+              <w:spacing w:after="0"/>
+            </w:pPr>
+            <w:r>
+              <w:rPr>
+                <w:b/>
+                <w:color w:val="166534"/>
+                <w:sz w:val="23"/>
+              </w:rPr>
+              <w:t>2026-06-30 22:33  |  3520楼  |  狼大  |  UID 150058</w:t>
+            </w:r>
+          </w:p>
+        </w:tc>
+      </w:tr>
+      <w:tr>
+        <w:tc>
+          <w:tcPr>
+            <w:tcW w:type="dxa" w:w="10080"/>
+          </w:tcPr>
+          <w:p>
+            <w:pPr>
+              <w:spacing w:line="276" w:lineRule="auto" w:after="100"/>
+            </w:pPr>
+            <w:r>
+              <w:rPr>
+                <w:color w:val="111827"/>
+                <w:sz w:val="24"/>
+              </w:rPr>
+              <w:t>Reply Post by ddyoo321 (2026-06-30 22:28):</w:t>
+            </w:r>
+          </w:p>
+          <w:p>
+            <w:pPr>
+              <w:spacing w:line="276" w:lineRule="auto" w:after="100"/>
+            </w:pPr>
+            <w:r>
+              <w:rPr>
+                <w:color w:val="111827"/>
+                <w:sz w:val="24"/>
+              </w:rPr>
+              <w:t>狼大晚上好，想请教一个关于智驾方面的问题，前些时候L3L4自动驾驶的标准定稿，结合笛子提前一年兜底，理应是个行业催化性事件，为什么智驾板块一点动静都没有，甚至港股相关标的还破位下杀。</w:t>
+            </w:r>
+            <w:r>
+              <w:br/>
+            </w:r>
+            <w:r>
+              <w:rPr>
+                <w:color w:val="111827"/>
+                <w:sz w:val="24"/>
+              </w:rPr>
+              <w:t>法律法规就是那个质变的坎</w:t>
+            </w:r>
+          </w:p>
+        </w:tc>
+      </w:tr>
+    </w:tbl>
+    <w:p>
+      <w:pPr>
+        <w:spacing w:after="40"/>
+      </w:pPr>
+    </w:p>
+    <w:tbl>
+      <w:tblPr>
+        <w:tblStyle w:val="TableGrid"/>
+        <w:tblW w:type="auto" w:w="0"/>
+        <w:tblLook w:firstColumn="1" w:firstRow="1" w:lastColumn="0" w:lastRow="0" w:noHBand="0" w:noVBand="1" w:val="04A0"/>
+      </w:tblPr>
+      <w:tblGrid>
+        <w:gridCol w:w="10080"/>
+      </w:tblGrid>
+      <w:tr>
+        <w:tc>
+          <w:tcPr>
+            <w:tcW w:type="dxa" w:w="10080"/>
+            <w:shd w:fill="F3F4F6"/>
+          </w:tcPr>
+          <w:p>
+            <w:pPr>
+              <w:spacing w:after="0"/>
+            </w:pPr>
+            <w:r>
+              <w:rPr>
+                <w:b/>
+                <w:color w:val="374151"/>
+                <w:sz w:val="19"/>
+              </w:rPr>
+              <w:t>2026-06-30 23:38  |  3025楼  |  Rzzz二号机  |  UID 67143809</w:t>
+            </w:r>
+          </w:p>
+        </w:tc>
+      </w:tr>
+      <w:tr>
+        <w:tc>
+          <w:tcPr>
+            <w:tcW w:type="dxa" w:w="10080"/>
+          </w:tcPr>
+          <w:p>
+            <w:pPr>
+              <w:spacing w:line="276" w:lineRule="auto" w:after="100"/>
+            </w:pPr>
+            <w:r>
+              <w:rPr>
+                <w:sz w:val="20"/>
+              </w:rPr>
+              <w:t>看了看自己已清仓的票 一言难尽</w:t>
+            </w:r>
+            <w:r>
+              <w:br/>
+            </w:r>
+            <w:r>
+              <w:rPr>
+                <w:sz w:val="20"/>
+              </w:rPr>
+              <w:t>最低的-33% 最高的&amp;#10133;500%</w:t>
+            </w:r>
+          </w:p>
+        </w:tc>
+      </w:tr>
+    </w:tbl>
+    <w:p>
+      <w:pPr>
+        <w:spacing w:after="40"/>
+      </w:pPr>
+    </w:p>
+    <w:tbl>
+      <w:tblPr>
+        <w:tblStyle w:val="TableGrid"/>
+        <w:tblW w:type="auto" w:w="0"/>
+        <w:tblLook w:firstColumn="1" w:firstRow="1" w:lastColumn="0" w:lastRow="0" w:noHBand="0" w:noVBand="1" w:val="04A0"/>
+      </w:tblPr>
+      <w:tblGrid>
+        <w:gridCol w:w="10080"/>
+      </w:tblGrid>
+      <w:tr>
+        <w:tc>
+          <w:tcPr>
+            <w:tcW w:type="dxa" w:w="10080"/>
+            <w:shd w:fill="F3F4F6"/>
+          </w:tcPr>
+          <w:p>
+            <w:pPr>
+              <w:spacing w:after="0"/>
+            </w:pPr>
+            <w:r>
+              <w:rPr>
+                <w:b/>
+                <w:color w:val="374151"/>
+                <w:sz w:val="19"/>
+              </w:rPr>
+              <w:t>2026-06-30 23:40  |  3026楼  |  Rzzz二号机  |  UID 67143809</w:t>
+            </w:r>
+          </w:p>
+        </w:tc>
+      </w:tr>
+      <w:tr>
+        <w:tc>
+          <w:tcPr>
+            <w:tcW w:type="dxa" w:w="10080"/>
+          </w:tcPr>
+          <w:p>
+            <w:pPr>
+              <w:spacing w:line="276" w:lineRule="auto" w:after="100"/>
+            </w:pPr>
+            <w:r>
+              <w:rPr>
+                <w:sz w:val="20"/>
+              </w:rPr>
+              <w:t>反思了一下 大概是太贪 要么预防性止盈 要么涨几天不涨了横盘就切走了[s:pg:哭] 7月争取做好被动止盈和不吃最后一根红K大法吧</w:t>
+            </w:r>
+            <w:r>
+              <w:br/>
+            </w:r>
+            <w:r>
+              <w:rPr>
+                <w:sz w:val="20"/>
+              </w:rPr>
+              <w:t>把利润提出做新票 尽量少清仓[s:pg:哭]</w:t>
             </w:r>
           </w:p>
         </w:tc>
